--- a/resultDocs/GIPA-Feature-Implementation-Brief.docx
+++ b/resultDocs/GIPA-Feature-Implementation-Brief.docx
@@ -1,105 +1,209 @@
 
 <file path=word/document.xml><?xml version="1.0" encoding="utf-8"?>
-<w:document xmlns:w="http://schemas.openxmlformats.org/wordprocessingml/2006/main">
+<w:document xmlns:wpc="http://schemas.microsoft.com/office/word/2010/wordprocessingCanvas" xmlns:mc="http://schemas.openxmlformats.org/markup-compatibility/2006" xmlns:o="urn:schemas-microsoft-com:office:office" xmlns:r="http://schemas.openxmlformats.org/officeDocument/2006/relationships" xmlns:m="http://schemas.openxmlformats.org/officeDocument/2006/math" xmlns:v="urn:schemas-microsoft-com:vml" xmlns:wp14="http://schemas.microsoft.com/office/word/2010/wordprocessingDrawing" xmlns:wp="http://schemas.openxmlformats.org/drawingml/2006/wordprocessingDrawing" xmlns:w10="urn:schemas-microsoft-com:office:word" xmlns:w="http://schemas.openxmlformats.org/wordprocessingml/2006/main" xmlns:w14="http://schemas.microsoft.com/office/word/2010/wordml" xmlns:w15="http://schemas.microsoft.com/office/word/2012/wordml" xmlns:wpg="http://schemas.microsoft.com/office/word/2010/wordprocessingGroup" xmlns:wpi="http://schemas.microsoft.com/office/word/2010/wordprocessingInk" xmlns:wne="http://schemas.microsoft.com/office/word/2006/wordml" xmlns:wps="http://schemas.microsoft.com/office/word/2010/wordprocessingShape" mc:Ignorable="w14 w15 wp14">
   <w:body>
     <w:p>
       <w:pPr>
-        <w:spacing w:before="0" w:after="40"/>
-      </w:pPr>
-      <w:r>
-        <w:rPr>
-          <w:b/>
+        <w:spacing w:after="40"/>
+      </w:pPr>
+      <w:r>
+        <w:rPr>
+          <w:b/>
+          <w:color w:val="0A5C3B"/>
           <w:sz w:val="44"/>
-          <w:color w:val="0A5C3B"/>
-        </w:rPr>
-        <w:t xml:space="preserve">GIPA Investment Opportunities Mapping Platform</w:t>
-      </w:r>
-    </w:p>
-    <w:p>
-      <w:pPr>
-        <w:spacing w:before="0" w:after="40"/>
-      </w:pPr>
-      <w:r>
-        <w:rPr>
-          <w:b/>
+        </w:rPr>
+        <w:t>GIPA Investment Opportunities Mapping Platform</w:t>
+      </w:r>
+    </w:p>
+    <w:p>
+      <w:pPr>
+        <w:spacing w:after="40"/>
+      </w:pPr>
+      <w:r>
+        <w:rPr>
+          <w:b/>
+          <w:color w:val="13463A"/>
           <w:sz w:val="30"/>
-          <w:color w:val="13463A"/>
-        </w:rPr>
-        <w:t xml:space="preserve">Feature Implementation Brief</w:t>
-      </w:r>
-    </w:p>
-    <w:p>
-      <w:pPr>
-        <w:spacing w:before="0" w:after="120"/>
+        </w:rPr>
+        <w:t>Feature Implementation Brief</w:t>
+      </w:r>
+    </w:p>
+    <w:p>
+      <w:pPr>
+        <w:spacing w:after="120"/>
       </w:pPr>
       <w:r>
         <w:rPr>
           <w:i/>
+          <w:color w:val="5D6B66"/>
           <w:sz w:val="18"/>
+        </w:rPr>
+        <w:t xml:space="preserve">Prepared for the Project </w:t>
+      </w:r>
+      <w:proofErr w:type="gramStart"/>
+      <w:r>
+        <w:rPr>
+          <w:i/>
           <w:color w:val="5D6B66"/>
-        </w:rPr>
-        <w:t xml:space="preserve">Prepared for the Project Manager  ·  Engineering Team  ·  4 September 2026  ·  Prototype build</w:t>
-      </w:r>
-    </w:p>
-    <w:p>
-      <w:pPr>
-        <w:spacing w:before="320" w:after="120"/>
+          <w:sz w:val="18"/>
+        </w:rPr>
+        <w:t>Manager  ·</w:t>
+      </w:r>
+      <w:proofErr w:type="gramEnd"/>
+      <w:r>
+        <w:rPr>
+          <w:i/>
+          <w:color w:val="5D6B66"/>
+          <w:sz w:val="18"/>
+        </w:rPr>
+        <w:t xml:space="preserve">  Engineering Team  ·  4 September 2026  ·  Prototype build</w:t>
+      </w:r>
+    </w:p>
+    <w:p>
+      <w:pPr>
         <w:pBdr>
           <w:bottom w:val="single" w:sz="8" w:space="2" w:color="0A5C3B"/>
         </w:pBdr>
-      </w:pPr>
-      <w:r>
-        <w:rPr>
-          <w:b/>
+        <w:spacing w:before="320" w:after="120"/>
+      </w:pPr>
+      <w:r>
+        <w:rPr>
+          <w:b/>
+          <w:color w:val="0A5C3B"/>
           <w:sz w:val="32"/>
-          <w:color w:val="0A5C3B"/>
-        </w:rPr>
-        <w:t xml:space="preserve">1.  Executive Summary</w:t>
-      </w:r>
-    </w:p>
-    <w:p>
-      <w:pPr>
-        <w:spacing w:before="0" w:after="120"/>
-      </w:pPr>
-      <w:r>
-        <w:t xml:space="preserve">The Investment Opportunities Mapping Platform (IOMP) is a Laravel 12 / PHP 8.2 application that helps the Ghana Investment Promotion Authority publish investment-ready opportunities, onboard and serve investors, issue tamper-evident certificates, and run the internal review, oversight and compliance workflows that sit behind them.</w:t>
-      </w:r>
-    </w:p>
-    <w:p>
-      <w:pPr>
-        <w:spacing w:before="0" w:after="120"/>
-      </w:pPr>
-      <w:r>
-        <w:t xml:space="preserve">The prototype now covers the full breadth of the intended scope. Of the six major components, four are delivered end to end (investor onboarding, certificates and anti-forgery verification, investor-to-business matchmaking, and the AI assistant), a fifth — internal automation and dashboards — is delivered with two areas still maturing (advanced reporting and an in-app settings console), and the sixth — external system integrations (ORC, GIS, payments) — is intentionally staged for a later phase.</w:t>
-      </w:r>
-    </w:p>
-    <w:p>
-      <w:pPr>
-        <w:spacing w:before="0" w:after="120"/>
-      </w:pPr>
-      <w:r>
-        <w:t xml:space="preserve">The current delivery cycle added an AI knowledge assistant, an audit-log viewer with CSV/PDF export and a configurable retention policy, an SLA monitoring dashboard with automated breach escalation to assigned reviewers, and a security-hardening pass that introduces response security headers and a strict Content-Security-Policy backed by per-request nonces. The whole platform is protected by 107 automated tests (721 assertions), all passing.</w:t>
-      </w:r>
-    </w:p>
-    <w:p>
-      <w:pPr>
-        <w:spacing w:before="320" w:after="120"/>
+        </w:rPr>
+        <w:t>1.  Executive Summary</w:t>
+      </w:r>
+    </w:p>
+    <w:p>
+      <w:pPr>
+        <w:spacing w:after="120"/>
+      </w:pPr>
+      <w:r>
+        <w:t>The Investment Opportuniti</w:t>
+      </w:r>
+      <w:r>
+        <w:t xml:space="preserve">es Mapping Platform (IOMP) is an </w:t>
+      </w:r>
+      <w:r>
+        <w:t>application that helps the Ghana Investment Promotion Authority publish investment-ready opportunities, onboard and serve investors, issue tamper-evident certificates, and run t</w:t>
+      </w:r>
+      <w:r>
+        <w:t>he internal review, oversight and compliance workflows that sit behind them.</w:t>
+      </w:r>
+    </w:p>
+    <w:p>
+      <w:pPr>
+        <w:spacing w:after="120"/>
+      </w:pPr>
+      <w:r>
+        <w:t>The prototype now covers the full breadth of the intended scope. Of the six major components, four are delivered end to end (investor onboarding, certificates and anti-forgery ver</w:t>
+      </w:r>
+      <w:r>
+        <w:t xml:space="preserve">ification, investor-to-business matchmaking, and the AI </w:t>
+      </w:r>
+      <w:r>
+        <w:t>A</w:t>
+      </w:r>
+      <w:r>
+        <w:t>ssistant</w:t>
+      </w:r>
+      <w:r>
+        <w:t xml:space="preserve"> Chabot</w:t>
+      </w:r>
+      <w:r>
+        <w:t>), a fifth,</w:t>
+      </w:r>
+      <w:r>
+        <w:t xml:space="preserve"> inte</w:t>
+      </w:r>
+      <w:r>
+        <w:t>rnal automation and dashboards,</w:t>
+      </w:r>
+      <w:r>
+        <w:t xml:space="preserve"> is delivered with two areas still maturing (advanced reporting and an in-app se</w:t>
+      </w:r>
+      <w:r>
+        <w:t>ttings console), and the sixth,</w:t>
+      </w:r>
+      <w:r>
+        <w:t xml:space="preserve"> external system integrations </w:t>
+      </w:r>
+      <w:r>
+        <w:t>(ORC, GIS, payments),</w:t>
+      </w:r>
+      <w:r>
+        <w:t xml:space="preserve"> is intentionally staged for a later phase.</w:t>
+      </w:r>
+    </w:p>
+    <w:p>
+      <w:pPr>
+        <w:spacing w:after="120"/>
+      </w:pPr>
+      <w:r>
+        <w:t>The current delivery cycle added an AI knowledge assistant</w:t>
+      </w:r>
+      <w:r>
+        <w:t xml:space="preserve"> </w:t>
+      </w:r>
+      <w:proofErr w:type="spellStart"/>
+      <w:r>
+        <w:t>chatbot</w:t>
+      </w:r>
+      <w:proofErr w:type="spellEnd"/>
+      <w:r>
+        <w:t>, an audit-log viewer with CSV/PDF export and a configurable retention policy, an SLA monitoring dashboard with automated breach esc</w:t>
+      </w:r>
+      <w:r>
+        <w:t xml:space="preserve">alation to assigned reviewers, and a security-hardening pass that introduces response security headers and a strict Content-Security-Policy backed by per-request </w:t>
+      </w:r>
+      <w:proofErr w:type="spellStart"/>
+      <w:r>
+        <w:t>nonces</w:t>
+      </w:r>
+      <w:proofErr w:type="spellEnd"/>
+      <w:r>
+        <w:t>. The whole platform is protected by 107 automated tests (721 assertions), all passing.</w:t>
+      </w:r>
+    </w:p>
+    <w:p>
+      <w:pPr>
         <w:pBdr>
           <w:bottom w:val="single" w:sz="8" w:space="2" w:color="0A5C3B"/>
         </w:pBdr>
-      </w:pPr>
-      <w:r>
-        <w:rPr>
-          <w:b/>
+        <w:spacing w:before="320" w:after="120"/>
+      </w:pPr>
+      <w:r>
+        <w:rPr>
+          <w:b/>
+          <w:color w:val="0A5C3B"/>
           <w:sz w:val="32"/>
-          <w:color w:val="0A5C3B"/>
-        </w:rPr>
-        <w:t xml:space="preserve">2.  Platform At A Glance</w:t>
+        </w:rPr>
+        <w:t xml:space="preserve">2.  Platform </w:t>
+      </w:r>
+      <w:proofErr w:type="gramStart"/>
+      <w:r>
+        <w:rPr>
+          <w:b/>
+          <w:color w:val="0A5C3B"/>
+          <w:sz w:val="32"/>
+        </w:rPr>
+        <w:t>At</w:t>
+      </w:r>
+      <w:proofErr w:type="gramEnd"/>
+      <w:r>
+        <w:rPr>
+          <w:b/>
+          <w:color w:val="0A5C3B"/>
+          <w:sz w:val="32"/>
+        </w:rPr>
+        <w:t xml:space="preserve"> A Glance</w:t>
       </w:r>
     </w:p>
     <w:tbl>
       <w:tblPr>
         <w:tblW w:w="0" w:type="auto"/>
+        <w:tblInd w:w="10" w:type="dxa"/>
         <w:tblBorders>
           <w:top w:val="single" w:sz="4" w:space="0" w:color="C9D6D0"/>
           <w:left w:val="single" w:sz="4" w:space="0" w:color="C9D6D0"/>
@@ -108,13 +212,23 @@
           <w:insideH w:val="single" w:sz="4" w:space="0" w:color="C9D6D0"/>
           <w:insideV w:val="single" w:sz="4" w:space="0" w:color="C9D6D0"/>
         </w:tblBorders>
-        <w:tblLook w:val="04A0"/>
+        <w:tblCellMar>
+          <w:left w:w="10" w:type="dxa"/>
+          <w:right w:w="10" w:type="dxa"/>
+        </w:tblCellMar>
+        <w:tblLook w:val="04A0" w:firstRow="1" w:lastRow="0" w:firstColumn="1" w:lastColumn="0" w:noHBand="0" w:noVBand="1"/>
       </w:tblPr>
       <w:tblGrid>
         <w:gridCol w:w="3000"/>
         <w:gridCol w:w="6360"/>
       </w:tblGrid>
       <w:tr>
+        <w:tblPrEx>
+          <w:tblCellMar>
+            <w:top w:w="0" w:type="dxa"/>
+            <w:bottom w:w="0" w:type="dxa"/>
+          </w:tblCellMar>
+        </w:tblPrEx>
         <w:tc>
           <w:tcPr>
             <w:tcW w:w="3000" w:type="dxa"/>
@@ -128,10 +242,10 @@
             <w:r>
               <w:rPr>
                 <w:b/>
-                <w:sz w:val="18"/>
                 <w:color w:val="FFFFFF"/>
-              </w:rPr>
-              <w:t xml:space="preserve">Indicator</w:t>
+                <w:sz w:val="18"/>
+              </w:rPr>
+              <w:t>Indicator</w:t>
             </w:r>
           </w:p>
         </w:tc>
@@ -148,15 +262,21 @@
             <w:r>
               <w:rPr>
                 <w:b/>
-                <w:sz w:val="18"/>
                 <w:color w:val="FFFFFF"/>
-              </w:rPr>
-              <w:t xml:space="preserve">Current position</w:t>
+                <w:sz w:val="18"/>
+              </w:rPr>
+              <w:t>Current position</w:t>
             </w:r>
           </w:p>
         </w:tc>
       </w:tr>
       <w:tr>
+        <w:tblPrEx>
+          <w:tblCellMar>
+            <w:top w:w="0" w:type="dxa"/>
+            <w:bottom w:w="0" w:type="dxa"/>
+          </w:tblCellMar>
+        </w:tblPrEx>
         <w:tc>
           <w:tcPr>
             <w:tcW w:w="3000" w:type="dxa"/>
@@ -170,7 +290,7 @@
               <w:rPr>
                 <w:sz w:val="18"/>
               </w:rPr>
-              <w:t xml:space="preserve">Technology</w:t>
+              <w:t>Technology</w:t>
             </w:r>
           </w:p>
         </w:tc>
@@ -187,12 +307,32 @@
               <w:rPr>
                 <w:sz w:val="18"/>
               </w:rPr>
-              <w:t xml:space="preserve">Laravel 12, PHP 8.2, Vite front-end build</w:t>
+              <w:t xml:space="preserve">Laravel 12, PHP 8.2, </w:t>
+            </w:r>
+            <w:proofErr w:type="spellStart"/>
+            <w:r>
+              <w:rPr>
+                <w:sz w:val="18"/>
+              </w:rPr>
+              <w:t>Vite</w:t>
+            </w:r>
+            <w:proofErr w:type="spellEnd"/>
+            <w:r>
+              <w:rPr>
+                <w:sz w:val="18"/>
+              </w:rPr>
+              <w:t xml:space="preserve"> front-end build</w:t>
             </w:r>
           </w:p>
         </w:tc>
       </w:tr>
       <w:tr>
+        <w:tblPrEx>
+          <w:tblCellMar>
+            <w:top w:w="0" w:type="dxa"/>
+            <w:bottom w:w="0" w:type="dxa"/>
+          </w:tblCellMar>
+        </w:tblPrEx>
         <w:tc>
           <w:tcPr>
             <w:tcW w:w="3000" w:type="dxa"/>
@@ -206,7 +346,7 @@
               <w:rPr>
                 <w:sz w:val="18"/>
               </w:rPr>
-              <w:t xml:space="preserve">District registry</w:t>
+              <w:t>District registry</w:t>
             </w:r>
           </w:p>
         </w:tc>
@@ -223,12 +363,18 @@
               <w:rPr>
                 <w:sz w:val="18"/>
               </w:rPr>
-              <w:t xml:space="preserve">261 districts across 16 regions, seeded and governed by a draft → review → publish workflow</w:t>
+              <w:t>261 districts across 16 regions, seeded and governed by a draft → review → publish workflow</w:t>
             </w:r>
           </w:p>
         </w:tc>
       </w:tr>
       <w:tr>
+        <w:tblPrEx>
+          <w:tblCellMar>
+            <w:top w:w="0" w:type="dxa"/>
+            <w:bottom w:w="0" w:type="dxa"/>
+          </w:tblCellMar>
+        </w:tblPrEx>
         <w:tc>
           <w:tcPr>
             <w:tcW w:w="3000" w:type="dxa"/>
@@ -242,7 +388,7 @@
               <w:rPr>
                 <w:sz w:val="18"/>
               </w:rPr>
-              <w:t xml:space="preserve">Staff workspace</w:t>
+              <w:t>Staff workspace</w:t>
             </w:r>
           </w:p>
         </w:tc>
@@ -259,12 +405,18 @@
               <w:rPr>
                 <w:sz w:val="18"/>
               </w:rPr>
-              <w:t xml:space="preserve">58 role-gated staff routes spanning oversight, workflow, certificates, investors and reference data</w:t>
+              <w:t>58 role-gated staff routes spanning oversight, workflow, certificates, investors and reference data</w:t>
             </w:r>
           </w:p>
         </w:tc>
       </w:tr>
       <w:tr>
+        <w:tblPrEx>
+          <w:tblCellMar>
+            <w:top w:w="0" w:type="dxa"/>
+            <w:bottom w:w="0" w:type="dxa"/>
+          </w:tblCellMar>
+        </w:tblPrEx>
         <w:tc>
           <w:tcPr>
             <w:tcW w:w="3000" w:type="dxa"/>
@@ -278,7 +430,7 @@
               <w:rPr>
                 <w:sz w:val="18"/>
               </w:rPr>
-              <w:t xml:space="preserve">Public API</w:t>
+              <w:t>Public API</w:t>
             </w:r>
           </w:p>
         </w:tc>
@@ -295,12 +447,60 @@
               <w:rPr>
                 <w:sz w:val="18"/>
               </w:rPr>
-              <w:t xml:space="preserve">Versioned REST (v1) with JWT auth, OpenAPI 3.1 contract and Swagger UI at /api/documentation</w:t>
+              <w:t xml:space="preserve">Versioned REST (v1) with JWT </w:t>
+            </w:r>
+            <w:proofErr w:type="spellStart"/>
+            <w:r>
+              <w:rPr>
+                <w:sz w:val="18"/>
+              </w:rPr>
+              <w:t>auth</w:t>
+            </w:r>
+            <w:proofErr w:type="spellEnd"/>
+            <w:r>
+              <w:rPr>
+                <w:sz w:val="18"/>
+              </w:rPr>
+              <w:t xml:space="preserve">, </w:t>
+            </w:r>
+            <w:proofErr w:type="spellStart"/>
+            <w:r>
+              <w:rPr>
+                <w:sz w:val="18"/>
+              </w:rPr>
+              <w:t>OpenAPI</w:t>
+            </w:r>
+            <w:proofErr w:type="spellEnd"/>
+            <w:r>
+              <w:rPr>
+                <w:sz w:val="18"/>
+              </w:rPr>
+              <w:t xml:space="preserve"> 3.1 contract and Swagger UI at /</w:t>
+            </w:r>
+            <w:proofErr w:type="spellStart"/>
+            <w:r>
+              <w:rPr>
+                <w:sz w:val="18"/>
+              </w:rPr>
+              <w:t>api</w:t>
+            </w:r>
+            <w:proofErr w:type="spellEnd"/>
+            <w:r>
+              <w:rPr>
+                <w:sz w:val="18"/>
+              </w:rPr>
+              <w:t>/documentation</w:t>
             </w:r>
           </w:p>
         </w:tc>
       </w:tr>
       <w:tr>
+        <w:tblPrEx>
+          <w:tblCellMar>
+            <w:top w:w="0" w:type="dxa"/>
+            <w:bottom w:w="0" w:type="dxa"/>
+          </w:tblCellMar>
+        </w:tblPrEx>
         <w:tc>
           <w:tcPr>
             <w:tcW w:w="3000" w:type="dxa"/>
@@ -314,7 +514,7 @@
               <w:rPr>
                 <w:sz w:val="18"/>
               </w:rPr>
-              <w:t xml:space="preserve">AI assistant</w:t>
+              <w:t>AI assistant</w:t>
             </w:r>
           </w:p>
         </w:tc>
@@ -331,12 +531,38 @@
               <w:rPr>
                 <w:sz w:val="18"/>
               </w:rPr>
-              <w:t xml:space="preserve">Provider-agnostic; offline driver by default, OpenAI-ready with no code changes</w:t>
+              <w:t xml:space="preserve">Provider-agnostic; offline driver by </w:t>
+            </w:r>
+            <w:r>
+              <w:rPr>
+                <w:sz w:val="18"/>
+              </w:rPr>
+              <w:t xml:space="preserve">default, </w:t>
+            </w:r>
+            <w:proofErr w:type="spellStart"/>
+            <w:r>
+              <w:rPr>
+                <w:sz w:val="18"/>
+              </w:rPr>
+              <w:t>OpenAI</w:t>
+            </w:r>
+            <w:proofErr w:type="spellEnd"/>
+            <w:r>
+              <w:rPr>
+                <w:sz w:val="18"/>
+              </w:rPr>
+              <w:t>-ready with no code changes</w:t>
             </w:r>
           </w:p>
         </w:tc>
       </w:tr>
       <w:tr>
+        <w:tblPrEx>
+          <w:tblCellMar>
+            <w:top w:w="0" w:type="dxa"/>
+            <w:bottom w:w="0" w:type="dxa"/>
+          </w:tblCellMar>
+        </w:tblPrEx>
         <w:tc>
           <w:tcPr>
             <w:tcW w:w="3000" w:type="dxa"/>
@@ -350,7 +576,7 @@
               <w:rPr>
                 <w:sz w:val="18"/>
               </w:rPr>
-              <w:t xml:space="preserve">Access control</w:t>
+              <w:t>Access control</w:t>
             </w:r>
           </w:p>
         </w:tc>
@@ -363,16 +589,30 @@
             <w:pPr>
               <w:spacing w:before="20" w:after="20"/>
             </w:pPr>
-            <w:r>
-              <w:rPr>
-                <w:sz w:val="18"/>
-              </w:rPr>
-              <w:t xml:space="preserve">Spatie role/permission model with five staff roles and per-permission gating</w:t>
+            <w:proofErr w:type="spellStart"/>
+            <w:r>
+              <w:rPr>
+                <w:sz w:val="18"/>
+              </w:rPr>
+              <w:t>Spatie</w:t>
+            </w:r>
+            <w:proofErr w:type="spellEnd"/>
+            <w:r>
+              <w:rPr>
+                <w:sz w:val="18"/>
+              </w:rPr>
+              <w:t xml:space="preserve"> role/permission model with five staff roles and per-permission gating</w:t>
             </w:r>
           </w:p>
         </w:tc>
       </w:tr>
       <w:tr>
+        <w:tblPrEx>
+          <w:tblCellMar>
+            <w:top w:w="0" w:type="dxa"/>
+            <w:bottom w:w="0" w:type="dxa"/>
+          </w:tblCellMar>
+        </w:tblPrEx>
         <w:tc>
           <w:tcPr>
             <w:tcW w:w="3000" w:type="dxa"/>
@@ -386,7 +626,7 @@
               <w:rPr>
                 <w:sz w:val="18"/>
               </w:rPr>
-              <w:t xml:space="preserve">Automated tests</w:t>
+              <w:t>Automated tests</w:t>
             </w:r>
           </w:p>
         </w:tc>
@@ -403,7 +643,7 @@
               <w:rPr>
                 <w:sz w:val="18"/>
               </w:rPr>
-              <w:t xml:space="preserve">107 passing (721 assertions) across feature and unit suites</w:t>
+              <w:t>107 passing (721 assertions) across feature and unit suites</w:t>
             </w:r>
           </w:p>
         </w:tc>
@@ -411,36 +651,37 @@
     </w:tbl>
     <w:p>
       <w:pPr>
-        <w:spacing w:before="0" w:after="60"/>
-      </w:pPr>
-    </w:p>
-    <w:p>
-      <w:pPr>
-        <w:spacing w:before="320" w:after="120"/>
+        <w:spacing w:after="60"/>
+      </w:pPr>
+    </w:p>
+    <w:p>
+      <w:pPr>
         <w:pBdr>
           <w:bottom w:val="single" w:sz="8" w:space="2" w:color="0A5C3B"/>
         </w:pBdr>
-      </w:pPr>
-      <w:r>
-        <w:rPr>
-          <w:b/>
+        <w:spacing w:before="320" w:after="120"/>
+      </w:pPr>
+      <w:r>
+        <w:rPr>
+          <w:b/>
+          <w:color w:val="0A5C3B"/>
           <w:sz w:val="32"/>
-          <w:color w:val="0A5C3B"/>
-        </w:rPr>
-        <w:t xml:space="preserve">3.  Scope Overview — Six Components</w:t>
-      </w:r>
-    </w:p>
-    <w:p>
-      <w:pPr>
-        <w:spacing w:before="0" w:after="120"/>
-      </w:pPr>
-      <w:r>
-        <w:t xml:space="preserve">The table below maps each contracted component to its current delivery status. Green denotes delivered, amber partial, and red planned for a future phase.</w:t>
+        </w:rPr>
+        <w:t>3.  Scope Overview — Six Components</w:t>
+      </w:r>
+    </w:p>
+    <w:p>
+      <w:pPr>
+        <w:spacing w:after="120"/>
+      </w:pPr>
+      <w:r>
+        <w:t>The table below maps each contracted component to its current delivery status. Green denotes delivered, amber partial, and red planned for a future phase.</w:t>
       </w:r>
     </w:p>
     <w:tbl>
       <w:tblPr>
         <w:tblW w:w="0" w:type="auto"/>
+        <w:tblInd w:w="10" w:type="dxa"/>
         <w:tblBorders>
           <w:top w:val="single" w:sz="4" w:space="0" w:color="C9D6D0"/>
           <w:left w:val="single" w:sz="4" w:space="0" w:color="C9D6D0"/>
@@ -449,7 +690,11 @@
           <w:insideH w:val="single" w:sz="4" w:space="0" w:color="C9D6D0"/>
           <w:insideV w:val="single" w:sz="4" w:space="0" w:color="C9D6D0"/>
         </w:tblBorders>
-        <w:tblLook w:val="04A0"/>
+        <w:tblCellMar>
+          <w:left w:w="10" w:type="dxa"/>
+          <w:right w:w="10" w:type="dxa"/>
+        </w:tblCellMar>
+        <w:tblLook w:val="04A0" w:firstRow="1" w:lastRow="0" w:firstColumn="1" w:lastColumn="0" w:noHBand="0" w:noVBand="1"/>
       </w:tblPr>
       <w:tblGrid>
         <w:gridCol w:w="500"/>
@@ -458,6 +703,12 @@
         <w:gridCol w:w="1400"/>
       </w:tblGrid>
       <w:tr>
+        <w:tblPrEx>
+          <w:tblCellMar>
+            <w:top w:w="0" w:type="dxa"/>
+            <w:bottom w:w="0" w:type="dxa"/>
+          </w:tblCellMar>
+        </w:tblPrEx>
         <w:tc>
           <w:tcPr>
             <w:tcW w:w="500" w:type="dxa"/>
@@ -471,10 +722,10 @@
             <w:r>
               <w:rPr>
                 <w:b/>
-                <w:sz w:val="18"/>
                 <w:color w:val="FFFFFF"/>
-              </w:rPr>
-              <w:t xml:space="preserve">#</w:t>
+                <w:sz w:val="18"/>
+              </w:rPr>
+              <w:t>#</w:t>
             </w:r>
           </w:p>
         </w:tc>
@@ -491,10 +742,10 @@
             <w:r>
               <w:rPr>
                 <w:b/>
-                <w:sz w:val="18"/>
                 <w:color w:val="FFFFFF"/>
-              </w:rPr>
-              <w:t xml:space="preserve">Component</w:t>
+                <w:sz w:val="18"/>
+              </w:rPr>
+              <w:t>Component</w:t>
             </w:r>
           </w:p>
         </w:tc>
@@ -511,10 +762,10 @@
             <w:r>
               <w:rPr>
                 <w:b/>
-                <w:sz w:val="18"/>
                 <w:color w:val="FFFFFF"/>
-              </w:rPr>
-              <w:t xml:space="preserve">Summary</w:t>
+                <w:sz w:val="18"/>
+              </w:rPr>
+              <w:t>Summary</w:t>
             </w:r>
           </w:p>
         </w:tc>
@@ -531,15 +782,21 @@
             <w:r>
               <w:rPr>
                 <w:b/>
-                <w:sz w:val="18"/>
                 <w:color w:val="FFFFFF"/>
-              </w:rPr>
-              <w:t xml:space="preserve">Status</w:t>
+                <w:sz w:val="18"/>
+              </w:rPr>
+              <w:t>Status</w:t>
             </w:r>
           </w:p>
         </w:tc>
       </w:tr>
       <w:tr>
+        <w:tblPrEx>
+          <w:tblCellMar>
+            <w:top w:w="0" w:type="dxa"/>
+            <w:bottom w:w="0" w:type="dxa"/>
+          </w:tblCellMar>
+        </w:tblPrEx>
         <w:tc>
           <w:tcPr>
             <w:tcW w:w="500" w:type="dxa"/>
@@ -553,7 +810,7 @@
               <w:rPr>
                 <w:sz w:val="18"/>
               </w:rPr>
-              <w:t xml:space="preserve">1</w:t>
+              <w:t>1</w:t>
             </w:r>
           </w:p>
         </w:tc>
@@ -570,7 +827,7 @@
               <w:rPr>
                 <w:sz w:val="18"/>
               </w:rPr>
-              <w:t xml:space="preserve">Investor onboarding &amp; aftercare</w:t>
+              <w:t>Investor onboarding &amp; aftercare</w:t>
             </w:r>
           </w:p>
         </w:tc>
@@ -587,7 +844,14 @@
               <w:rPr>
                 <w:sz w:val="18"/>
               </w:rPr>
-              <w:t xml:space="preserve">Registration, portal, KYC document review, profiles, match preferences</w:t>
+              <w:t xml:space="preserve">Registration, portal, KYC document review, profiles, match </w:t>
+            </w:r>
+            <w:r>
+              <w:rPr>
+                <w:sz w:val="18"/>
+              </w:rPr>
+              <w:lastRenderedPageBreak/>
+              <w:t>preferences</w:t>
             </w:r>
           </w:p>
         </w:tc>
@@ -605,12 +869,19 @@
               <w:rPr>
                 <w:sz w:val="18"/>
               </w:rPr>
-              <w:t xml:space="preserve">Delivered</w:t>
+              <w:lastRenderedPageBreak/>
+              <w:t>Delivered</w:t>
             </w:r>
           </w:p>
         </w:tc>
       </w:tr>
       <w:tr>
+        <w:tblPrEx>
+          <w:tblCellMar>
+            <w:top w:w="0" w:type="dxa"/>
+            <w:bottom w:w="0" w:type="dxa"/>
+          </w:tblCellMar>
+        </w:tblPrEx>
         <w:tc>
           <w:tcPr>
             <w:tcW w:w="500" w:type="dxa"/>
@@ -624,7 +895,7 @@
               <w:rPr>
                 <w:sz w:val="18"/>
               </w:rPr>
-              <w:t xml:space="preserve">2</w:t>
+              <w:t>2</w:t>
             </w:r>
           </w:p>
         </w:tc>
@@ -641,7 +912,7 @@
               <w:rPr>
                 <w:sz w:val="18"/>
               </w:rPr>
-              <w:t xml:space="preserve">Certificates &amp; anti-forgery verification (MVP)</w:t>
+              <w:t>Certificates &amp; anti-forgery verification (MVP)</w:t>
             </w:r>
           </w:p>
         </w:tc>
@@ -658,7 +929,7 @@
               <w:rPr>
                 <w:sz w:val="18"/>
               </w:rPr>
-              <w:t xml:space="preserve">Signed issuance, PDF + QR artifacts, public token verification, lifecycle</w:t>
+              <w:t>Signed issuance, PDF + QR artifacts, public token verification, lifecycle</w:t>
             </w:r>
           </w:p>
         </w:tc>
@@ -676,12 +947,18 @@
               <w:rPr>
                 <w:sz w:val="18"/>
               </w:rPr>
-              <w:t xml:space="preserve">Delivered</w:t>
+              <w:t>Delivered</w:t>
             </w:r>
           </w:p>
         </w:tc>
       </w:tr>
       <w:tr>
+        <w:tblPrEx>
+          <w:tblCellMar>
+            <w:top w:w="0" w:type="dxa"/>
+            <w:bottom w:w="0" w:type="dxa"/>
+          </w:tblCellMar>
+        </w:tblPrEx>
         <w:tc>
           <w:tcPr>
             <w:tcW w:w="500" w:type="dxa"/>
@@ -695,7 +972,7 @@
               <w:rPr>
                 <w:sz w:val="18"/>
               </w:rPr>
-              <w:t xml:space="preserve">3</w:t>
+              <w:t>3</w:t>
             </w:r>
           </w:p>
         </w:tc>
@@ -712,7 +989,7 @@
               <w:rPr>
                 <w:sz w:val="18"/>
               </w:rPr>
-              <w:t xml:space="preserve">Investor-to-business matchmaking</w:t>
+              <w:t>Investor-to-business matchmaking</w:t>
             </w:r>
           </w:p>
         </w:tc>
@@ -729,7 +1006,7 @@
               <w:rPr>
                 <w:sz w:val="18"/>
               </w:rPr>
-              <w:t xml:space="preserve">Explainable scoring engine over investor preferences and opportunities</w:t>
+              <w:t>Explainable scoring engine over investor preferences and opportunities</w:t>
             </w:r>
           </w:p>
         </w:tc>
@@ -747,12 +1024,18 @@
               <w:rPr>
                 <w:sz w:val="18"/>
               </w:rPr>
-              <w:t xml:space="preserve">Delivered</w:t>
+              <w:t>Delivered</w:t>
             </w:r>
           </w:p>
         </w:tc>
       </w:tr>
       <w:tr>
+        <w:tblPrEx>
+          <w:tblCellMar>
+            <w:top w:w="0" w:type="dxa"/>
+            <w:bottom w:w="0" w:type="dxa"/>
+          </w:tblCellMar>
+        </w:tblPrEx>
         <w:tc>
           <w:tcPr>
             <w:tcW w:w="500" w:type="dxa"/>
@@ -766,7 +1049,7 @@
               <w:rPr>
                 <w:sz w:val="18"/>
               </w:rPr>
-              <w:t xml:space="preserve">4</w:t>
+              <w:t>4</w:t>
             </w:r>
           </w:p>
         </w:tc>
@@ -783,7 +1066,7 @@
               <w:rPr>
                 <w:sz w:val="18"/>
               </w:rPr>
-              <w:t xml:space="preserve">External integrations (ORC, GIS, payments)</w:t>
+              <w:t>External integrations (ORC, GIS, payments)</w:t>
             </w:r>
           </w:p>
         </w:tc>
@@ -800,7 +1083,7 @@
               <w:rPr>
                 <w:sz w:val="18"/>
               </w:rPr>
-              <w:t xml:space="preserve">Registry cross-checks, advanced geospatial queries and payments</w:t>
+              <w:t>Registry cross-checks, advanced geospatial queries and payments</w:t>
             </w:r>
           </w:p>
         </w:tc>
@@ -818,12 +1101,18 @@
               <w:rPr>
                 <w:sz w:val="18"/>
               </w:rPr>
-              <w:t xml:space="preserve">Planned</w:t>
+              <w:t>Planned</w:t>
             </w:r>
           </w:p>
         </w:tc>
       </w:tr>
       <w:tr>
+        <w:tblPrEx>
+          <w:tblCellMar>
+            <w:top w:w="0" w:type="dxa"/>
+            <w:bottom w:w="0" w:type="dxa"/>
+          </w:tblCellMar>
+        </w:tblPrEx>
         <w:tc>
           <w:tcPr>
             <w:tcW w:w="500" w:type="dxa"/>
@@ -837,7 +1126,7 @@
               <w:rPr>
                 <w:sz w:val="18"/>
               </w:rPr>
-              <w:t xml:space="preserve">5</w:t>
+              <w:t>5</w:t>
             </w:r>
           </w:p>
         </w:tc>
@@ -854,7 +1143,21 @@
               <w:rPr>
                 <w:sz w:val="18"/>
               </w:rPr>
-              <w:t xml:space="preserve">AI assistant (chatbot)</w:t>
+              <w:t>AI assistant (</w:t>
+            </w:r>
+            <w:proofErr w:type="spellStart"/>
+            <w:r>
+              <w:rPr>
+                <w:sz w:val="18"/>
+              </w:rPr>
+              <w:t>chatbot</w:t>
+            </w:r>
+            <w:proofErr w:type="spellEnd"/>
+            <w:r>
+              <w:rPr>
+                <w:sz w:val="18"/>
+              </w:rPr>
+              <w:t>)</w:t>
             </w:r>
           </w:p>
         </w:tc>
@@ -871,7 +1174,7 @@
               <w:rPr>
                 <w:sz w:val="18"/>
               </w:rPr>
-              <w:t xml:space="preserve">Retrieval-augmented assistant with governed knowledge base and tools</w:t>
+              <w:t>Retrieval-augmented assistant with governed knowledge base and tools</w:t>
             </w:r>
           </w:p>
         </w:tc>
@@ -889,12 +1192,18 @@
               <w:rPr>
                 <w:sz w:val="18"/>
               </w:rPr>
-              <w:t xml:space="preserve">Delivered</w:t>
+              <w:t>Delivered</w:t>
             </w:r>
           </w:p>
         </w:tc>
       </w:tr>
       <w:tr>
+        <w:tblPrEx>
+          <w:tblCellMar>
+            <w:top w:w="0" w:type="dxa"/>
+            <w:bottom w:w="0" w:type="dxa"/>
+          </w:tblCellMar>
+        </w:tblPrEx>
         <w:tc>
           <w:tcPr>
             <w:tcW w:w="500" w:type="dxa"/>
@@ -908,7 +1217,7 @@
               <w:rPr>
                 <w:sz w:val="18"/>
               </w:rPr>
-              <w:t xml:space="preserve">6</w:t>
+              <w:t>6</w:t>
             </w:r>
           </w:p>
         </w:tc>
@@ -925,7 +1234,7 @@
               <w:rPr>
                 <w:sz w:val="18"/>
               </w:rPr>
-              <w:t xml:space="preserve">Internal automation &amp; dashboards</w:t>
+              <w:t>Internal automation &amp; dashboards</w:t>
             </w:r>
           </w:p>
         </w:tc>
@@ -942,7 +1251,7 @@
               <w:rPr>
                 <w:sz w:val="18"/>
               </w:rPr>
-              <w:t xml:space="preserve">Dashboards, workflow, SLA, audit, notifications, reference data, RBAC</w:t>
+              <w:t>Dashboards, workflow, SLA, audit, notifications, reference data, RBAC</w:t>
             </w:r>
           </w:p>
         </w:tc>
@@ -960,7 +1269,7 @@
               <w:rPr>
                 <w:sz w:val="18"/>
               </w:rPr>
-              <w:t xml:space="preserve">Delivered</w:t>
+              <w:t>Delivered</w:t>
             </w:r>
           </w:p>
         </w:tc>
@@ -968,766 +1277,1143 @@
     </w:tbl>
     <w:p>
       <w:pPr>
-        <w:spacing w:before="0" w:after="60"/>
-      </w:pPr>
-    </w:p>
-    <w:p>
-      <w:pPr>
-        <w:spacing w:before="320" w:after="120"/>
+        <w:spacing w:after="60"/>
+      </w:pPr>
+    </w:p>
+    <w:p>
+      <w:pPr>
         <w:pBdr>
           <w:bottom w:val="single" w:sz="8" w:space="2" w:color="0A5C3B"/>
         </w:pBdr>
-      </w:pPr>
-      <w:r>
-        <w:rPr>
-          <w:b/>
+        <w:spacing w:before="320" w:after="120"/>
+      </w:pPr>
+      <w:r>
+        <w:rPr>
+          <w:b/>
+          <w:color w:val="0A5C3B"/>
           <w:sz w:val="32"/>
-          <w:color w:val="0A5C3B"/>
-        </w:rPr>
-        <w:t xml:space="preserve">4.  Component Detail</w:t>
+        </w:rPr>
+        <w:t>4.  Component Detail</w:t>
       </w:r>
     </w:p>
     <w:p>
       <w:pPr>
         <w:spacing w:before="240" w:after="80"/>
       </w:pPr>
-      <w:r>
-        <w:rPr>
-          <w:b/>
+      <w:proofErr w:type="gramStart"/>
+      <w:r>
+        <w:rPr>
+          <w:b/>
+          <w:color w:val="13463A"/>
           <w:sz w:val="26"/>
+        </w:rPr>
+        <w:t>4.1  Investor</w:t>
+      </w:r>
+      <w:proofErr w:type="gramEnd"/>
+      <w:r>
+        <w:rPr>
+          <w:b/>
           <w:color w:val="13463A"/>
-        </w:rPr>
-        <w:t xml:space="preserve">4.1  Investor Onboarding &amp; Aftercare  —  Delivered</w:t>
-      </w:r>
-    </w:p>
-    <w:p>
-      <w:pPr>
-        <w:spacing w:before="0" w:after="40"/>
-        <w:ind w:left="360" w:hanging="220"/>
-      </w:pPr>
-      <w:r>
-        <w:rPr>
-          <w:b/>
-          <w:color w:val="0A5C3B"/>
-        </w:rPr>
-        <w:t xml:space="preserve">•  </w:t>
-      </w:r>
-      <w:r>
-        <w:t xml:space="preserve">Investor self-registration, email verification and a dedicated investor portal.</w:t>
-      </w:r>
-    </w:p>
-    <w:p>
-      <w:pPr>
-        <w:spacing w:before="0" w:after="40"/>
-        <w:ind w:left="360" w:hanging="220"/>
-      </w:pPr>
-      <w:r>
-        <w:rPr>
-          <w:b/>
-          <w:color w:val="0A5C3B"/>
-        </w:rPr>
-        <w:t xml:space="preserve">•  </w:t>
-      </w:r>
-      <w:r>
-        <w:t xml:space="preserve">Structured onboarding cases with a seven-state lifecycle (draft, submitted, under review, action required, approved, rejected, withdrawn) and an immutable event history.</w:t>
-      </w:r>
-    </w:p>
-    <w:p>
-      <w:pPr>
-        <w:spacing w:before="0" w:after="40"/>
-        <w:ind w:left="360" w:hanging="220"/>
-      </w:pPr>
-      <w:r>
-        <w:rPr>
-          <w:b/>
-          <w:color w:val="0A5C3B"/>
-        </w:rPr>
-        <w:t xml:space="preserve">•  </w:t>
-      </w:r>
-      <w:r>
-        <w:t xml:space="preserve">KYC document upload to private storage with accept/reject review decisions and checksum integrity.</w:t>
-      </w:r>
-    </w:p>
-    <w:p>
-      <w:pPr>
-        <w:spacing w:before="0" w:after="40"/>
-        <w:ind w:left="360" w:hanging="220"/>
-      </w:pPr>
-      <w:r>
-        <w:rPr>
-          <w:b/>
-          <w:color w:val="0A5C3B"/>
-        </w:rPr>
-        <w:t xml:space="preserve">•  </w:t>
-      </w:r>
-      <w:r>
-        <w:t xml:space="preserve">Investor profiles and match preferences (sectors, regions, investment range, readiness threshold).</w:t>
-      </w:r>
-    </w:p>
-    <w:p>
-      <w:pPr>
-        <w:spacing w:before="0" w:after="40"/>
-        <w:ind w:left="360" w:hanging="220"/>
-      </w:pPr>
-      <w:r>
-        <w:rPr>
-          <w:b/>
-          <w:color w:val="0A5C3B"/>
-        </w:rPr>
-        <w:t xml:space="preserve">•  </w:t>
-      </w:r>
-      <w:r>
-        <w:t xml:space="preserve">Aftercare (post-approval relationship management) is scoped for a later phase.</w:t>
+          <w:sz w:val="26"/>
+        </w:rPr>
+        <w:t xml:space="preserve"> Onboarding &amp;</w:t>
+      </w:r>
+      <w:r>
+        <w:rPr>
+          <w:b/>
+          <w:color w:val="13463A"/>
+          <w:sz w:val="26"/>
+        </w:rPr>
+        <w:t xml:space="preserve"> Aftercare  —  Delivered</w:t>
+      </w:r>
+    </w:p>
+    <w:p>
+      <w:pPr>
+        <w:spacing w:after="40"/>
+        <w:ind w:left="360" w:hanging="220"/>
+      </w:pPr>
+      <w:proofErr w:type="gramStart"/>
+      <w:r>
+        <w:rPr>
+          <w:b/>
+          <w:color w:val="0A5C3B"/>
+        </w:rPr>
+        <w:t xml:space="preserve">•  </w:t>
+      </w:r>
+      <w:r>
+        <w:t>Investor</w:t>
+      </w:r>
+      <w:proofErr w:type="gramEnd"/>
+      <w:r>
+        <w:t xml:space="preserve"> self-registration, email verification and a dedicated investor portal.</w:t>
+      </w:r>
+    </w:p>
+    <w:p>
+      <w:pPr>
+        <w:spacing w:after="40"/>
+        <w:ind w:left="360" w:hanging="220"/>
+      </w:pPr>
+      <w:proofErr w:type="gramStart"/>
+      <w:r>
+        <w:rPr>
+          <w:b/>
+          <w:color w:val="0A5C3B"/>
+        </w:rPr>
+        <w:t xml:space="preserve">•  </w:t>
+      </w:r>
+      <w:r>
+        <w:t>Structured</w:t>
+      </w:r>
+      <w:proofErr w:type="gramEnd"/>
+      <w:r>
+        <w:t xml:space="preserve"> onboarding cases with a seven-state lifecycle (draft, submitted, under review, action required, approved, rejected, withdrawn) and an immutable event history.</w:t>
+      </w:r>
+    </w:p>
+    <w:p>
+      <w:pPr>
+        <w:spacing w:after="40"/>
+        <w:ind w:left="360" w:hanging="220"/>
+      </w:pPr>
+      <w:proofErr w:type="gramStart"/>
+      <w:r>
+        <w:rPr>
+          <w:b/>
+          <w:color w:val="0A5C3B"/>
+        </w:rPr>
+        <w:t xml:space="preserve">•  </w:t>
+      </w:r>
+      <w:r>
+        <w:t>KYC</w:t>
+      </w:r>
+      <w:proofErr w:type="gramEnd"/>
+      <w:r>
+        <w:t xml:space="preserve"> document upload to private storage with accept/reject review decisions and chec</w:t>
+      </w:r>
+      <w:r>
+        <w:t>ksum integrity.</w:t>
+      </w:r>
+    </w:p>
+    <w:p>
+      <w:pPr>
+        <w:spacing w:after="40"/>
+        <w:ind w:left="360" w:hanging="220"/>
+      </w:pPr>
+      <w:proofErr w:type="gramStart"/>
+      <w:r>
+        <w:rPr>
+          <w:b/>
+          <w:color w:val="0A5C3B"/>
+        </w:rPr>
+        <w:t xml:space="preserve">•  </w:t>
+      </w:r>
+      <w:r>
+        <w:t>Investor</w:t>
+      </w:r>
+      <w:proofErr w:type="gramEnd"/>
+      <w:r>
+        <w:t xml:space="preserve"> profiles and match preferences (sectors, regions, investment range, readiness threshold).</w:t>
+      </w:r>
+    </w:p>
+    <w:p>
+      <w:pPr>
+        <w:spacing w:after="40"/>
+        <w:ind w:left="360" w:hanging="220"/>
+      </w:pPr>
+      <w:proofErr w:type="gramStart"/>
+      <w:r>
+        <w:rPr>
+          <w:b/>
+          <w:color w:val="0A5C3B"/>
+        </w:rPr>
+        <w:t xml:space="preserve">•  </w:t>
+      </w:r>
+      <w:r>
+        <w:t>Aftercare</w:t>
+      </w:r>
+      <w:proofErr w:type="gramEnd"/>
+      <w:r>
+        <w:t xml:space="preserve"> (post-approval relationship management) is scoped for a later phase.</w:t>
       </w:r>
     </w:p>
     <w:p>
       <w:pPr>
         <w:spacing w:before="240" w:after="80"/>
       </w:pPr>
-      <w:r>
-        <w:rPr>
-          <w:b/>
+      <w:proofErr w:type="gramStart"/>
+      <w:r>
+        <w:rPr>
+          <w:b/>
+          <w:color w:val="13463A"/>
           <w:sz w:val="26"/>
+        </w:rPr>
+        <w:t>4.2  Certificates</w:t>
+      </w:r>
+      <w:proofErr w:type="gramEnd"/>
+      <w:r>
+        <w:rPr>
+          <w:b/>
           <w:color w:val="13463A"/>
-        </w:rPr>
-        <w:t xml:space="preserve">4.2  Certificates &amp; Anti-Forgery Verification (MVP)  —  Delivered</w:t>
-      </w:r>
-    </w:p>
-    <w:p>
-      <w:pPr>
-        <w:spacing w:before="0" w:after="40"/>
-        <w:ind w:left="360" w:hanging="220"/>
-      </w:pPr>
-      <w:r>
-        <w:rPr>
-          <w:b/>
-          <w:color w:val="0A5C3B"/>
-        </w:rPr>
-        <w:t xml:space="preserve">•  </w:t>
-      </w:r>
-      <w:r>
-        <w:t xml:space="preserve">RSA-signed certificates with a canonical payload snapshot and payload hash for tamper detection.</w:t>
-      </w:r>
-    </w:p>
-    <w:p>
-      <w:pPr>
-        <w:spacing w:before="0" w:after="40"/>
-        <w:ind w:left="360" w:hanging="220"/>
-      </w:pPr>
-      <w:r>
-        <w:rPr>
-          <w:b/>
-          <w:color w:val="0A5C3B"/>
-        </w:rPr>
-        <w:t xml:space="preserve">•  </w:t>
-      </w:r>
-      <w:r>
-        <w:t xml:space="preserve">Asynchronous PDF and QR-code artifact generation.</w:t>
-      </w:r>
-    </w:p>
-    <w:p>
-      <w:pPr>
-        <w:spacing w:before="0" w:after="40"/>
-        <w:ind w:left="360" w:hanging="220"/>
-      </w:pPr>
-      <w:r>
-        <w:rPr>
-          <w:b/>
-          <w:color w:val="0A5C3B"/>
-        </w:rPr>
-        <w:t xml:space="preserve">•  </w:t>
-      </w:r>
-      <w:r>
-        <w:t xml:space="preserve">Public, throttled verification by token, plus a staff verification and evidence trail.</w:t>
-      </w:r>
-    </w:p>
-    <w:p>
-      <w:pPr>
-        <w:spacing w:before="0" w:after="40"/>
-        <w:ind w:left="360" w:hanging="220"/>
-      </w:pPr>
-      <w:r>
-        <w:rPr>
-          <w:b/>
-          <w:color w:val="0A5C3B"/>
-        </w:rPr>
-        <w:t xml:space="preserve">•  </w:t>
-      </w:r>
-      <w:r>
-        <w:t xml:space="preserve">Full lifecycle: active, suspended, revoked and superseded, each recorded to a lifecycle-event log.</w:t>
-      </w:r>
-    </w:p>
-    <w:p>
-      <w:pPr>
-        <w:spacing w:before="0" w:after="40"/>
-        <w:ind w:left="360" w:hanging="220"/>
-      </w:pPr>
-      <w:r>
-        <w:rPr>
-          <w:b/>
-          <w:color w:val="0A5C3B"/>
-        </w:rPr>
-        <w:t xml:space="preserve">•  </w:t>
-      </w:r>
-      <w:r>
-        <w:t xml:space="preserve">District-scoped staff assignment governs who may act on which certificates.</w:t>
+          <w:sz w:val="26"/>
+        </w:rPr>
+        <w:t xml:space="preserve"> &amp; Anti-Forgery Verification (MVP)  —  </w:t>
+      </w:r>
+      <w:r>
+        <w:rPr>
+          <w:b/>
+          <w:color w:val="13463A"/>
+          <w:sz w:val="26"/>
+        </w:rPr>
+        <w:t>Delivered</w:t>
+      </w:r>
+    </w:p>
+    <w:p>
+      <w:pPr>
+        <w:spacing w:after="40"/>
+        <w:ind w:left="360" w:hanging="220"/>
+      </w:pPr>
+      <w:proofErr w:type="gramStart"/>
+      <w:r>
+        <w:rPr>
+          <w:b/>
+          <w:color w:val="0A5C3B"/>
+        </w:rPr>
+        <w:t xml:space="preserve">•  </w:t>
+      </w:r>
+      <w:r>
+        <w:t>RSA</w:t>
+      </w:r>
+      <w:proofErr w:type="gramEnd"/>
+      <w:r>
+        <w:t>-signed certificates with a canonical payload snapshot and payload hash for tamper detection.</w:t>
+      </w:r>
+    </w:p>
+    <w:p>
+      <w:pPr>
+        <w:spacing w:after="40"/>
+        <w:ind w:left="360" w:hanging="220"/>
+      </w:pPr>
+      <w:proofErr w:type="gramStart"/>
+      <w:r>
+        <w:rPr>
+          <w:b/>
+          <w:color w:val="0A5C3B"/>
+        </w:rPr>
+        <w:t xml:space="preserve">•  </w:t>
+      </w:r>
+      <w:r>
+        <w:t>Asynchronous</w:t>
+      </w:r>
+      <w:proofErr w:type="gramEnd"/>
+      <w:r>
+        <w:t xml:space="preserve"> PDF and QR-code artifact generation.</w:t>
+      </w:r>
+    </w:p>
+    <w:p>
+      <w:pPr>
+        <w:spacing w:after="40"/>
+        <w:ind w:left="360" w:hanging="220"/>
+      </w:pPr>
+      <w:proofErr w:type="gramStart"/>
+      <w:r>
+        <w:rPr>
+          <w:b/>
+          <w:color w:val="0A5C3B"/>
+        </w:rPr>
+        <w:t xml:space="preserve">•  </w:t>
+      </w:r>
+      <w:r>
+        <w:t>Public</w:t>
+      </w:r>
+      <w:proofErr w:type="gramEnd"/>
+      <w:r>
+        <w:t>, throttled verification by token, plus a staff verification and evidence trail.</w:t>
+      </w:r>
+    </w:p>
+    <w:p>
+      <w:pPr>
+        <w:spacing w:after="40"/>
+        <w:ind w:left="360" w:hanging="220"/>
+      </w:pPr>
+      <w:proofErr w:type="gramStart"/>
+      <w:r>
+        <w:rPr>
+          <w:b/>
+          <w:color w:val="0A5C3B"/>
+        </w:rPr>
+        <w:t xml:space="preserve">•  </w:t>
+      </w:r>
+      <w:r>
+        <w:t>Full</w:t>
+      </w:r>
+      <w:proofErr w:type="gramEnd"/>
+      <w:r>
+        <w:t xml:space="preserve"> lifecycle: active, suspended, revoked and superseded, each recorded to a lifecycle-event log.</w:t>
+      </w:r>
+    </w:p>
+    <w:p>
+      <w:pPr>
+        <w:spacing w:after="40"/>
+        <w:ind w:left="360" w:hanging="220"/>
+      </w:pPr>
+      <w:proofErr w:type="gramStart"/>
+      <w:r>
+        <w:rPr>
+          <w:b/>
+          <w:color w:val="0A5C3B"/>
+        </w:rPr>
+        <w:t xml:space="preserve">•  </w:t>
+      </w:r>
+      <w:r>
+        <w:t>District</w:t>
+      </w:r>
+      <w:proofErr w:type="gramEnd"/>
+      <w:r>
+        <w:t>-scoped staff assignment governs who may act on which certificates.</w:t>
       </w:r>
     </w:p>
     <w:p>
       <w:pPr>
         <w:spacing w:before="240" w:after="80"/>
       </w:pPr>
-      <w:r>
-        <w:rPr>
-          <w:b/>
+      <w:proofErr w:type="gramStart"/>
+      <w:r>
+        <w:rPr>
+          <w:b/>
+          <w:color w:val="13463A"/>
           <w:sz w:val="26"/>
+        </w:rPr>
+        <w:t>4.3  Investor</w:t>
+      </w:r>
+      <w:proofErr w:type="gramEnd"/>
+      <w:r>
+        <w:rPr>
+          <w:b/>
           <w:color w:val="13463A"/>
-        </w:rPr>
-        <w:t xml:space="preserve">4.3  Investor-to-Business Matchmaking  —  Delivered</w:t>
-      </w:r>
-    </w:p>
-    <w:p>
-      <w:pPr>
-        <w:spacing w:before="0" w:after="40"/>
-        <w:ind w:left="360" w:hanging="220"/>
-      </w:pPr>
-      <w:r>
-        <w:rPr>
-          <w:b/>
-          <w:color w:val="0A5C3B"/>
-        </w:rPr>
-        <w:t xml:space="preserve">•  </w:t>
-      </w:r>
-      <w:r>
-        <w:t xml:space="preserve">A scoring service ranks publicly visible opportunities against each investor’s stored preferences.</w:t>
-      </w:r>
-    </w:p>
-    <w:p>
-      <w:pPr>
-        <w:spacing w:before="0" w:after="40"/>
-        <w:ind w:left="360" w:hanging="220"/>
-      </w:pPr>
-      <w:r>
-        <w:rPr>
-          <w:b/>
-          <w:color w:val="0A5C3B"/>
-        </w:rPr>
-        <w:t xml:space="preserve">•  </w:t>
-      </w:r>
-      <w:r>
-        <w:t xml:space="preserve">Signals include preferred sector, preferred region, readiness score and a currency-aware investment range.</w:t>
-      </w:r>
-    </w:p>
-    <w:p>
-      <w:pPr>
-        <w:spacing w:before="0" w:after="40"/>
-        <w:ind w:left="360" w:hanging="220"/>
-      </w:pPr>
-      <w:r>
-        <w:rPr>
-          <w:b/>
-          <w:color w:val="0A5C3B"/>
-        </w:rPr>
-        <w:t xml:space="preserve">•  </w:t>
-      </w:r>
-      <w:r>
-        <w:t xml:space="preserve">Results are explainable — each match carries the reasons that produced its score.</w:t>
-      </w:r>
-    </w:p>
-    <w:p>
-      <w:pPr>
-        <w:spacing w:before="0" w:after="40"/>
-        <w:ind w:left="360" w:hanging="220"/>
-      </w:pPr>
-      <w:r>
-        <w:rPr>
-          <w:b/>
-          <w:color w:val="0A5C3B"/>
-        </w:rPr>
-        <w:t xml:space="preserve">•  </w:t>
-      </w:r>
-      <w:r>
-        <w:t xml:space="preserve">Exposed to authenticated investors through the JWT-protected API.</w:t>
+          <w:sz w:val="26"/>
+        </w:rPr>
+        <w:t>-to-Business Matchmaking  —  Delivered</w:t>
+      </w:r>
+    </w:p>
+    <w:p>
+      <w:pPr>
+        <w:spacing w:after="40"/>
+        <w:ind w:left="360" w:hanging="220"/>
+      </w:pPr>
+      <w:proofErr w:type="gramStart"/>
+      <w:r>
+        <w:rPr>
+          <w:b/>
+          <w:color w:val="0A5C3B"/>
+        </w:rPr>
+        <w:t xml:space="preserve">•  </w:t>
+      </w:r>
+      <w:r>
+        <w:t>A</w:t>
+      </w:r>
+      <w:proofErr w:type="gramEnd"/>
+      <w:r>
+        <w:t xml:space="preserve"> scoring service ranks</w:t>
+      </w:r>
+      <w:r>
+        <w:t xml:space="preserve"> publicly visible opportunities against each investor’s stored preferences.</w:t>
+      </w:r>
+    </w:p>
+    <w:p>
+      <w:pPr>
+        <w:spacing w:after="40"/>
+        <w:ind w:left="360" w:hanging="220"/>
+      </w:pPr>
+      <w:proofErr w:type="gramStart"/>
+      <w:r>
+        <w:rPr>
+          <w:b/>
+          <w:color w:val="0A5C3B"/>
+        </w:rPr>
+        <w:t xml:space="preserve">•  </w:t>
+      </w:r>
+      <w:r>
+        <w:t>Signals</w:t>
+      </w:r>
+      <w:proofErr w:type="gramEnd"/>
+      <w:r>
+        <w:t xml:space="preserve"> include preferred sector, preferred region, readiness score and a currency-aware investment range.</w:t>
+      </w:r>
+    </w:p>
+    <w:p>
+      <w:pPr>
+        <w:spacing w:after="40"/>
+        <w:ind w:left="360" w:hanging="220"/>
+      </w:pPr>
+      <w:proofErr w:type="gramStart"/>
+      <w:r>
+        <w:rPr>
+          <w:b/>
+          <w:color w:val="0A5C3B"/>
+        </w:rPr>
+        <w:t xml:space="preserve">•  </w:t>
+      </w:r>
+      <w:r>
+        <w:t>Results</w:t>
+      </w:r>
+      <w:proofErr w:type="gramEnd"/>
+      <w:r>
+        <w:t xml:space="preserve"> are explainable — each match carries the reasons that produ</w:t>
+      </w:r>
+      <w:r>
+        <w:t>ced its score.</w:t>
+      </w:r>
+    </w:p>
+    <w:p>
+      <w:pPr>
+        <w:spacing w:after="40"/>
+        <w:ind w:left="360" w:hanging="220"/>
+      </w:pPr>
+      <w:proofErr w:type="gramStart"/>
+      <w:r>
+        <w:rPr>
+          <w:b/>
+          <w:color w:val="0A5C3B"/>
+        </w:rPr>
+        <w:t xml:space="preserve">•  </w:t>
+      </w:r>
+      <w:r>
+        <w:t>Exposed</w:t>
+      </w:r>
+      <w:proofErr w:type="gramEnd"/>
+      <w:r>
+        <w:t xml:space="preserve"> to authenticated investors through the JWT-protected API.</w:t>
       </w:r>
     </w:p>
     <w:p>
       <w:pPr>
         <w:spacing w:before="240" w:after="80"/>
       </w:pPr>
-      <w:r>
-        <w:rPr>
-          <w:b/>
+      <w:proofErr w:type="gramStart"/>
+      <w:r>
+        <w:rPr>
+          <w:b/>
+          <w:color w:val="13463A"/>
           <w:sz w:val="26"/>
+        </w:rPr>
+        <w:t>4.4  External</w:t>
+      </w:r>
+      <w:proofErr w:type="gramEnd"/>
+      <w:r>
+        <w:rPr>
+          <w:b/>
           <w:color w:val="13463A"/>
-        </w:rPr>
-        <w:t xml:space="preserve">4.4  External System Integrations  —  Planned</w:t>
-      </w:r>
-    </w:p>
-    <w:p>
-      <w:pPr>
-        <w:spacing w:before="0" w:after="40"/>
-        <w:ind w:left="360" w:hanging="220"/>
-      </w:pPr>
-      <w:r>
-        <w:rPr>
-          <w:b/>
-          <w:color w:val="0A5C3B"/>
-        </w:rPr>
-        <w:t xml:space="preserve">•  </w:t>
-      </w:r>
-      <w:r>
-        <w:t xml:space="preserve">ORC (company registry) cross-checks: a placeholder timestamp exists on verifications; the outbound integration is not yet built.</w:t>
-      </w:r>
-    </w:p>
-    <w:p>
-      <w:pPr>
-        <w:spacing w:before="0" w:after="40"/>
-        <w:ind w:left="360" w:hanging="220"/>
-      </w:pPr>
-      <w:r>
-        <w:rPr>
-          <w:b/>
-          <w:color w:val="0A5C3B"/>
-        </w:rPr>
-        <w:t xml:space="preserve">•  </w:t>
-      </w:r>
-      <w:r>
-        <w:t xml:space="preserve">Geospatial: districts carry boundary and centroid data and a Leaflet map renders opportunity points; advanced PostGIS-style queries are a later phase.</w:t>
-      </w:r>
-    </w:p>
-    <w:p>
-      <w:pPr>
-        <w:spacing w:before="0" w:after="40"/>
-        <w:ind w:left="360" w:hanging="220"/>
-      </w:pPr>
-      <w:r>
-        <w:rPr>
-          <w:b/>
-          <w:color w:val="0A5C3B"/>
-        </w:rPr>
-        <w:t xml:space="preserve">•  </w:t>
-      </w:r>
-      <w:r>
-        <w:t xml:space="preserve">Payments: not yet in scope for the prototype; no provider is wired.</w:t>
+          <w:sz w:val="26"/>
+        </w:rPr>
+        <w:t xml:space="preserve"> System Integrations  —  Planned</w:t>
+      </w:r>
+    </w:p>
+    <w:p>
+      <w:pPr>
+        <w:spacing w:after="40"/>
+        <w:ind w:left="360" w:hanging="220"/>
+      </w:pPr>
+      <w:proofErr w:type="gramStart"/>
+      <w:r>
+        <w:rPr>
+          <w:b/>
+          <w:color w:val="0A5C3B"/>
+        </w:rPr>
+        <w:t xml:space="preserve">•  </w:t>
+      </w:r>
+      <w:r>
+        <w:t>ORC</w:t>
+      </w:r>
+      <w:proofErr w:type="gramEnd"/>
+      <w:r>
+        <w:t xml:space="preserve"> (company registry) cross-checks: a placeholder timestamp exists on verifications; the outbound integration is not yet b</w:t>
+      </w:r>
+      <w:r>
+        <w:t>uilt.</w:t>
+      </w:r>
+    </w:p>
+    <w:p>
+      <w:pPr>
+        <w:spacing w:after="40"/>
+        <w:ind w:left="360" w:hanging="220"/>
+      </w:pPr>
+      <w:proofErr w:type="gramStart"/>
+      <w:r>
+        <w:rPr>
+          <w:b/>
+          <w:color w:val="0A5C3B"/>
+        </w:rPr>
+        <w:t xml:space="preserve">•  </w:t>
+      </w:r>
+      <w:r>
+        <w:t>Geospatial</w:t>
+      </w:r>
+      <w:proofErr w:type="gramEnd"/>
+      <w:r>
+        <w:t xml:space="preserve">: districts carry boundary and centroid data and a Leaflet map renders opportunity points; advanced </w:t>
+      </w:r>
+      <w:proofErr w:type="spellStart"/>
+      <w:r>
+        <w:t>PostGIS</w:t>
+      </w:r>
+      <w:proofErr w:type="spellEnd"/>
+      <w:r>
+        <w:t>-style queries are a later phase.</w:t>
+      </w:r>
+    </w:p>
+    <w:p>
+      <w:pPr>
+        <w:spacing w:after="40"/>
+        <w:ind w:left="360" w:hanging="220"/>
+      </w:pPr>
+      <w:proofErr w:type="gramStart"/>
+      <w:r>
+        <w:rPr>
+          <w:b/>
+          <w:color w:val="0A5C3B"/>
+        </w:rPr>
+        <w:lastRenderedPageBreak/>
+        <w:t xml:space="preserve">•  </w:t>
+      </w:r>
+      <w:r>
+        <w:t>Payments</w:t>
+      </w:r>
+      <w:proofErr w:type="gramEnd"/>
+      <w:r>
+        <w:t>: not yet in scope for the prototype; no provider is wired.</w:t>
       </w:r>
     </w:p>
     <w:p>
       <w:pPr>
         <w:spacing w:before="240" w:after="80"/>
       </w:pPr>
-      <w:r>
-        <w:rPr>
-          <w:b/>
+      <w:proofErr w:type="gramStart"/>
+      <w:r>
+        <w:rPr>
+          <w:b/>
+          <w:color w:val="13463A"/>
           <w:sz w:val="26"/>
+        </w:rPr>
+        <w:t>4.5  AI</w:t>
+      </w:r>
+      <w:proofErr w:type="gramEnd"/>
+      <w:r>
+        <w:rPr>
+          <w:b/>
           <w:color w:val="13463A"/>
-        </w:rPr>
-        <w:t xml:space="preserve">4.5  AI Assistant (Chatbot)  —  Delivered</w:t>
-      </w:r>
-    </w:p>
-    <w:p>
-      <w:pPr>
-        <w:spacing w:before="0" w:after="40"/>
-        <w:ind w:left="360" w:hanging="220"/>
-      </w:pPr>
-      <w:r>
-        <w:rPr>
-          <w:b/>
-          <w:color w:val="0A5C3B"/>
-        </w:rPr>
-        <w:t xml:space="preserve">•  </w:t>
-      </w:r>
-      <w:r>
-        <w:t xml:space="preserve">Retrieval-augmented generation over a governed knowledge base, with citations and strict refusal when no verified context exists.</w:t>
-      </w:r>
-    </w:p>
-    <w:p>
-      <w:pPr>
-        <w:spacing w:before="0" w:after="40"/>
-        <w:ind w:left="360" w:hanging="220"/>
-      </w:pPr>
-      <w:r>
-        <w:rPr>
-          <w:b/>
-          <w:color w:val="0A5C3B"/>
-        </w:rPr>
-        <w:t xml:space="preserve">•  </w:t>
-      </w:r>
-      <w:r>
-        <w:t xml:space="preserve">Provider-agnostic: a deterministic offline driver is the default (safe for demos and tests); OpenAI can be enabled purely via configuration.</w:t>
-      </w:r>
-    </w:p>
-    <w:p>
-      <w:pPr>
-        <w:spacing w:before="0" w:after="40"/>
-        <w:ind w:left="360" w:hanging="220"/>
-      </w:pPr>
-      <w:r>
-        <w:rPr>
-          <w:b/>
-          <w:color w:val="0A5C3B"/>
-        </w:rPr>
-        <w:t xml:space="preserve">•  </w:t>
-      </w:r>
-      <w:r>
-        <w:t xml:space="preserve">Domain tools surface live sectors, districts, opportunities, onboarding guidance, platform statistics and certificate checks.</w:t>
-      </w:r>
-    </w:p>
-    <w:p>
-      <w:pPr>
-        <w:spacing w:before="0" w:after="40"/>
-        <w:ind w:left="360" w:hanging="220"/>
-      </w:pPr>
-      <w:r>
-        <w:rPr>
-          <w:b/>
-          <w:color w:val="0A5C3B"/>
-        </w:rPr>
-        <w:t xml:space="preserve">•  </w:t>
-      </w:r>
-      <w:r>
-        <w:t xml:space="preserve">Administrator knowledge-base management UI, conversation persistence and a configurable retention window with automatic pruning.</w:t>
+          <w:sz w:val="26"/>
+        </w:rPr>
+        <w:t xml:space="preserve"> Assistant (</w:t>
+      </w:r>
+      <w:proofErr w:type="spellStart"/>
+      <w:r>
+        <w:rPr>
+          <w:b/>
+          <w:color w:val="13463A"/>
+          <w:sz w:val="26"/>
+        </w:rPr>
+        <w:t>Chatbot</w:t>
+      </w:r>
+      <w:proofErr w:type="spellEnd"/>
+      <w:r>
+        <w:rPr>
+          <w:b/>
+          <w:color w:val="13463A"/>
+          <w:sz w:val="26"/>
+        </w:rPr>
+        <w:t>)  —  Delivered</w:t>
+      </w:r>
+    </w:p>
+    <w:p>
+      <w:pPr>
+        <w:spacing w:after="40"/>
+        <w:ind w:left="360" w:hanging="220"/>
+      </w:pPr>
+      <w:proofErr w:type="gramStart"/>
+      <w:r>
+        <w:rPr>
+          <w:b/>
+          <w:color w:val="0A5C3B"/>
+        </w:rPr>
+        <w:t xml:space="preserve">•  </w:t>
+      </w:r>
+      <w:r>
+        <w:t>Retrieval</w:t>
+      </w:r>
+      <w:proofErr w:type="gramEnd"/>
+      <w:r>
+        <w:t>-augmented generation over a governed knowledge base, with citations and strict refusal when no verified context exists.</w:t>
+      </w:r>
+    </w:p>
+    <w:p>
+      <w:pPr>
+        <w:spacing w:after="40"/>
+        <w:ind w:left="360" w:hanging="220"/>
+      </w:pPr>
+      <w:proofErr w:type="gramStart"/>
+      <w:r>
+        <w:rPr>
+          <w:b/>
+          <w:color w:val="0A5C3B"/>
+        </w:rPr>
+        <w:t xml:space="preserve">•  </w:t>
+      </w:r>
+      <w:r>
+        <w:t>Provider</w:t>
+      </w:r>
+      <w:proofErr w:type="gramEnd"/>
+      <w:r>
+        <w:t>-agnostic: a deterministic offline driver is the default (safe for dem</w:t>
+      </w:r>
+      <w:r>
+        <w:t xml:space="preserve">os and tests); </w:t>
+      </w:r>
+      <w:proofErr w:type="spellStart"/>
+      <w:r>
+        <w:t>OpenAI</w:t>
+      </w:r>
+      <w:proofErr w:type="spellEnd"/>
+      <w:r>
+        <w:t xml:space="preserve"> can be enabled purely via configuration.</w:t>
+      </w:r>
+    </w:p>
+    <w:p>
+      <w:pPr>
+        <w:spacing w:after="40"/>
+        <w:ind w:left="360" w:hanging="220"/>
+      </w:pPr>
+      <w:proofErr w:type="gramStart"/>
+      <w:r>
+        <w:rPr>
+          <w:b/>
+          <w:color w:val="0A5C3B"/>
+        </w:rPr>
+        <w:t xml:space="preserve">•  </w:t>
+      </w:r>
+      <w:r>
+        <w:t>Domain</w:t>
+      </w:r>
+      <w:proofErr w:type="gramEnd"/>
+      <w:r>
+        <w:t xml:space="preserve"> tools surface live sectors, districts, opportunities, onboarding guidance, platform statistics and certificate checks.</w:t>
+      </w:r>
+    </w:p>
+    <w:p>
+      <w:pPr>
+        <w:spacing w:after="40"/>
+        <w:ind w:left="360" w:hanging="220"/>
+      </w:pPr>
+      <w:proofErr w:type="gramStart"/>
+      <w:r>
+        <w:rPr>
+          <w:b/>
+          <w:color w:val="0A5C3B"/>
+        </w:rPr>
+        <w:t xml:space="preserve">•  </w:t>
+      </w:r>
+      <w:r>
+        <w:t>Administrator</w:t>
+      </w:r>
+      <w:proofErr w:type="gramEnd"/>
+      <w:r>
+        <w:t xml:space="preserve"> knowledge-base management UI, conversation pers</w:t>
+      </w:r>
+      <w:r>
+        <w:t>istence and a configurable retention window with automatic pruning.</w:t>
       </w:r>
     </w:p>
     <w:p>
       <w:pPr>
         <w:spacing w:before="240" w:after="80"/>
       </w:pPr>
-      <w:r>
-        <w:rPr>
-          <w:b/>
+      <w:proofErr w:type="gramStart"/>
+      <w:r>
+        <w:rPr>
+          <w:b/>
+          <w:color w:val="13463A"/>
           <w:sz w:val="26"/>
+        </w:rPr>
+        <w:t>4.6  Internal</w:t>
+      </w:r>
+      <w:proofErr w:type="gramEnd"/>
+      <w:r>
+        <w:rPr>
+          <w:b/>
           <w:color w:val="13463A"/>
-        </w:rPr>
-        <w:t xml:space="preserve">4.6  Internal Automation &amp; Dashboards  —  Delivered</w:t>
-      </w:r>
-    </w:p>
-    <w:p>
-      <w:pPr>
-        <w:spacing w:before="0" w:after="40"/>
-        <w:ind w:left="360" w:hanging="220"/>
-      </w:pPr>
-      <w:r>
-        <w:rPr>
-          <w:b/>
-          <w:color w:val="0A5C3B"/>
-        </w:rPr>
-        <w:t xml:space="preserve">•  </w:t>
-      </w:r>
-      <w:r>
-        <w:t xml:space="preserve">Staff dashboard with headline metrics, status charts and an overdue review queue.</w:t>
-      </w:r>
-    </w:p>
-    <w:p>
-      <w:pPr>
-        <w:spacing w:before="0" w:after="40"/>
-        <w:ind w:left="360" w:hanging="220"/>
-      </w:pPr>
-      <w:r>
-        <w:rPr>
-          <w:b/>
-          <w:color w:val="0A5C3B"/>
-        </w:rPr>
-        <w:t xml:space="preserve">•  </w:t>
-      </w:r>
-      <w:r>
-        <w:t xml:space="preserve">Workflow engine with immutable event trails for districts, opportunities, investors and certificates.</w:t>
-      </w:r>
-    </w:p>
-    <w:p>
-      <w:pPr>
-        <w:spacing w:before="0" w:after="40"/>
-        <w:ind w:left="360" w:hanging="220"/>
-      </w:pPr>
-      <w:r>
-        <w:rPr>
-          <w:b/>
-          <w:color w:val="0A5C3B"/>
-        </w:rPr>
-        <w:t xml:space="preserve">•  </w:t>
-      </w:r>
-      <w:r>
-        <w:t xml:space="preserve">SLA monitoring dashboard plus scheduled breach escalation to assigned reviewers (see Section 5).</w:t>
-      </w:r>
-    </w:p>
-    <w:p>
-      <w:pPr>
-        <w:spacing w:before="0" w:after="40"/>
-        <w:ind w:left="360" w:hanging="220"/>
-      </w:pPr>
-      <w:r>
-        <w:rPr>
-          <w:b/>
-          <w:color w:val="0A5C3B"/>
-        </w:rPr>
-        <w:t xml:space="preserve">•  </w:t>
-      </w:r>
-      <w:r>
-        <w:t xml:space="preserve">Audit-log viewer with filtering, CSV/PDF export and a configurable retention policy (see Section 5).</w:t>
-      </w:r>
-    </w:p>
-    <w:p>
-      <w:pPr>
-        <w:spacing w:before="0" w:after="40"/>
-        <w:ind w:left="360" w:hanging="220"/>
-      </w:pPr>
-      <w:r>
-        <w:rPr>
-          <w:b/>
-          <w:color w:val="0A5C3B"/>
-        </w:rPr>
-        <w:t xml:space="preserve">•  </w:t>
-      </w:r>
-      <w:r>
-        <w:t xml:space="preserve">Reference-data management, role/permission directory and queued email notifications.</w:t>
-      </w:r>
-    </w:p>
-    <w:p>
-      <w:pPr>
-        <w:spacing w:before="0" w:after="40"/>
-        <w:ind w:left="360" w:hanging="220"/>
-      </w:pPr>
-      <w:r>
-        <w:rPr>
-          <w:b/>
-          <w:color w:val="0A5C3B"/>
-        </w:rPr>
-        <w:t xml:space="preserve">•  </w:t>
-      </w:r>
-      <w:r>
-        <w:t xml:space="preserve">Maturing: standalone advanced reports and an in-app settings/maintenance console.</w:t>
-      </w:r>
-    </w:p>
-    <w:p>
-      <w:pPr>
-        <w:spacing w:before="320" w:after="120"/>
+          <w:sz w:val="26"/>
+        </w:rPr>
+        <w:t xml:space="preserve"> Automation &amp; Dashboards  —  Delivered</w:t>
+      </w:r>
+    </w:p>
+    <w:p>
+      <w:pPr>
+        <w:spacing w:after="40"/>
+        <w:ind w:left="360" w:hanging="220"/>
+      </w:pPr>
+      <w:proofErr w:type="gramStart"/>
+      <w:r>
+        <w:rPr>
+          <w:b/>
+          <w:color w:val="0A5C3B"/>
+        </w:rPr>
+        <w:t xml:space="preserve">•  </w:t>
+      </w:r>
+      <w:r>
+        <w:t>Staff</w:t>
+      </w:r>
+      <w:proofErr w:type="gramEnd"/>
+      <w:r>
+        <w:t xml:space="preserve"> dashboard with headline metrics, status charts and an overdue review queue.</w:t>
+      </w:r>
+    </w:p>
+    <w:p>
+      <w:pPr>
+        <w:spacing w:after="40"/>
+        <w:ind w:left="360" w:hanging="220"/>
+      </w:pPr>
+      <w:proofErr w:type="gramStart"/>
+      <w:r>
+        <w:rPr>
+          <w:b/>
+          <w:color w:val="0A5C3B"/>
+        </w:rPr>
+        <w:t xml:space="preserve">•  </w:t>
+      </w:r>
+      <w:r>
+        <w:t>Workflow</w:t>
+      </w:r>
+      <w:proofErr w:type="gramEnd"/>
+      <w:r>
+        <w:t xml:space="preserve"> engine with immutable event trails for </w:t>
+      </w:r>
+      <w:r>
+        <w:t>districts, opportunities, investors and certificates.</w:t>
+      </w:r>
+    </w:p>
+    <w:p>
+      <w:pPr>
+        <w:spacing w:after="40"/>
+        <w:ind w:left="360" w:hanging="220"/>
+      </w:pPr>
+      <w:proofErr w:type="gramStart"/>
+      <w:r>
+        <w:rPr>
+          <w:b/>
+          <w:color w:val="0A5C3B"/>
+        </w:rPr>
+        <w:t xml:space="preserve">•  </w:t>
+      </w:r>
+      <w:r>
+        <w:t>SLA</w:t>
+      </w:r>
+      <w:proofErr w:type="gramEnd"/>
+      <w:r>
+        <w:t xml:space="preserve"> monitoring dashboard plus scheduled breach escalation to assigned reviewers (see Section 5).</w:t>
+      </w:r>
+    </w:p>
+    <w:p>
+      <w:pPr>
+        <w:spacing w:after="40"/>
+        <w:ind w:left="360" w:hanging="220"/>
+      </w:pPr>
+      <w:proofErr w:type="gramStart"/>
+      <w:r>
+        <w:rPr>
+          <w:b/>
+          <w:color w:val="0A5C3B"/>
+        </w:rPr>
+        <w:t xml:space="preserve">•  </w:t>
+      </w:r>
+      <w:r>
+        <w:t>Audit</w:t>
+      </w:r>
+      <w:proofErr w:type="gramEnd"/>
+      <w:r>
+        <w:t>-log viewer with filtering, CSV/PDF export and a configurable retention policy (see Section 5).</w:t>
+      </w:r>
+    </w:p>
+    <w:p>
+      <w:pPr>
+        <w:spacing w:after="40"/>
+        <w:ind w:left="360" w:hanging="220"/>
+      </w:pPr>
+      <w:proofErr w:type="gramStart"/>
+      <w:r>
+        <w:rPr>
+          <w:b/>
+          <w:color w:val="0A5C3B"/>
+        </w:rPr>
+        <w:t xml:space="preserve">•  </w:t>
+      </w:r>
+      <w:r>
+        <w:t>Reference</w:t>
+      </w:r>
+      <w:proofErr w:type="gramEnd"/>
+      <w:r>
+        <w:t>-data management, role/permission directory and queued email notifications.</w:t>
+      </w:r>
+    </w:p>
+    <w:p>
+      <w:pPr>
+        <w:spacing w:after="40"/>
+        <w:ind w:left="360" w:hanging="220"/>
+      </w:pPr>
+      <w:proofErr w:type="gramStart"/>
+      <w:r>
+        <w:rPr>
+          <w:b/>
+          <w:color w:val="0A5C3B"/>
+        </w:rPr>
+        <w:t xml:space="preserve">•  </w:t>
+      </w:r>
+      <w:r>
+        <w:t>Maturing</w:t>
+      </w:r>
+      <w:proofErr w:type="gramEnd"/>
+      <w:r>
+        <w:t>: standalone advanced reports and an in-app settings/mai</w:t>
+      </w:r>
+      <w:r>
+        <w:t>ntenance console.</w:t>
+      </w:r>
+    </w:p>
+    <w:p>
+      <w:pPr>
         <w:pBdr>
           <w:bottom w:val="single" w:sz="8" w:space="2" w:color="0A5C3B"/>
         </w:pBdr>
-      </w:pPr>
-      <w:r>
-        <w:rPr>
-          <w:b/>
+        <w:spacing w:before="320" w:after="120"/>
+      </w:pPr>
+      <w:r>
+        <w:rPr>
+          <w:b/>
+          <w:color w:val="0A5C3B"/>
           <w:sz w:val="32"/>
-          <w:color w:val="0A5C3B"/>
-        </w:rPr>
-        <w:t xml:space="preserve">5.  Recent Engineering Additions (This Cycle)</w:t>
+        </w:rPr>
+        <w:t>5.  Recent Engineering Additions (This Cycle)</w:t>
       </w:r>
     </w:p>
     <w:p>
       <w:pPr>
         <w:spacing w:before="240" w:after="80"/>
       </w:pPr>
-      <w:r>
-        <w:rPr>
-          <w:b/>
+      <w:proofErr w:type="gramStart"/>
+      <w:r>
+        <w:rPr>
+          <w:b/>
+          <w:color w:val="13463A"/>
           <w:sz w:val="26"/>
+        </w:rPr>
+        <w:t>5.1  AI</w:t>
+      </w:r>
+      <w:proofErr w:type="gramEnd"/>
+      <w:r>
+        <w:rPr>
+          <w:b/>
           <w:color w:val="13463A"/>
-        </w:rPr>
-        <w:t xml:space="preserve">5.1  AI Knowledge Assistant</w:t>
-      </w:r>
-    </w:p>
-    <w:p>
-      <w:pPr>
-        <w:spacing w:before="0" w:after="40"/>
-        <w:ind w:left="360" w:hanging="220"/>
-      </w:pPr>
-      <w:r>
-        <w:rPr>
-          <w:b/>
-          <w:color w:val="0A5C3B"/>
-        </w:rPr>
-        <w:t xml:space="preserve">•  </w:t>
-      </w:r>
-      <w:r>
-        <w:t xml:space="preserve">Full retrieval pipeline, administrator knowledge management, guest and authenticated conversations, and a daily prune command for stale conversations.</w:t>
+          <w:sz w:val="26"/>
+        </w:rPr>
+        <w:t xml:space="preserve"> Knowledge Assistant</w:t>
+      </w:r>
+    </w:p>
+    <w:p>
+      <w:pPr>
+        <w:spacing w:after="40"/>
+        <w:ind w:left="360" w:hanging="220"/>
+      </w:pPr>
+      <w:proofErr w:type="gramStart"/>
+      <w:r>
+        <w:rPr>
+          <w:b/>
+          <w:color w:val="0A5C3B"/>
+        </w:rPr>
+        <w:t xml:space="preserve">•  </w:t>
+      </w:r>
+      <w:r>
+        <w:t>Full</w:t>
+      </w:r>
+      <w:proofErr w:type="gramEnd"/>
+      <w:r>
+        <w:t xml:space="preserve"> retrieval pipeline, administrator knowledge management, guest and authenticated conversations, and a daily prune command for stale conversations.</w:t>
       </w:r>
     </w:p>
     <w:p>
       <w:pPr>
         <w:spacing w:before="240" w:after="80"/>
       </w:pPr>
-      <w:r>
-        <w:rPr>
-          <w:b/>
+      <w:proofErr w:type="gramStart"/>
+      <w:r>
+        <w:rPr>
+          <w:b/>
+          <w:color w:val="13463A"/>
           <w:sz w:val="26"/>
+        </w:rPr>
+        <w:t>5.2  Audit</w:t>
+      </w:r>
+      <w:proofErr w:type="gramEnd"/>
+      <w:r>
+        <w:rPr>
+          <w:b/>
           <w:color w:val="13463A"/>
-        </w:rPr>
-        <w:t xml:space="preserve">5.2  Audit-Log Viewer, Export &amp; Retention</w:t>
-      </w:r>
-    </w:p>
-    <w:p>
-      <w:pPr>
-        <w:spacing w:before="0" w:after="40"/>
-        <w:ind w:left="360" w:hanging="220"/>
-      </w:pPr>
-      <w:r>
-        <w:rPr>
-          <w:b/>
-          <w:color w:val="0A5C3B"/>
-        </w:rPr>
-        <w:t xml:space="preserve">•  </w:t>
-      </w:r>
-      <w:r>
-        <w:t xml:space="preserve">Filterable, permission-gated audit-log viewer over the platform activity trail.</w:t>
-      </w:r>
-    </w:p>
-    <w:p>
-      <w:pPr>
-        <w:spacing w:before="0" w:after="40"/>
-        <w:ind w:left="360" w:hanging="220"/>
-      </w:pPr>
-      <w:r>
-        <w:rPr>
-          <w:b/>
-          <w:color w:val="0A5C3B"/>
-        </w:rPr>
-        <w:t xml:space="preserve">•  </w:t>
-      </w:r>
-      <w:r>
-        <w:t xml:space="preserve">One-click CSV and PDF export that respects the active filters, gated by a dedicated export permission.</w:t>
-      </w:r>
-    </w:p>
-    <w:p>
-      <w:pPr>
-        <w:spacing w:before="0" w:after="40"/>
-        <w:ind w:left="360" w:hanging="220"/>
-      </w:pPr>
-      <w:r>
-        <w:rPr>
-          <w:b/>
-          <w:color w:val="0A5C3B"/>
-        </w:rPr>
-        <w:t xml:space="preserve">•  </w:t>
-      </w:r>
-      <w:r>
-        <w:t xml:space="preserve">A configurable retention window enforced by a daily scheduled clean-up task.</w:t>
+          <w:sz w:val="26"/>
+        </w:rPr>
+        <w:t>-Log Viewer, Export &amp; Retention</w:t>
+      </w:r>
+    </w:p>
+    <w:p>
+      <w:pPr>
+        <w:spacing w:after="40"/>
+        <w:ind w:left="360" w:hanging="220"/>
+      </w:pPr>
+      <w:proofErr w:type="gramStart"/>
+      <w:r>
+        <w:rPr>
+          <w:b/>
+          <w:color w:val="0A5C3B"/>
+        </w:rPr>
+        <w:t xml:space="preserve">•  </w:t>
+      </w:r>
+      <w:r>
+        <w:t>Filterable</w:t>
+      </w:r>
+      <w:proofErr w:type="gramEnd"/>
+      <w:r>
+        <w:t>, permission-gated audit-log viewer over the platform activity trail.</w:t>
+      </w:r>
+    </w:p>
+    <w:p>
+      <w:pPr>
+        <w:spacing w:after="40"/>
+        <w:ind w:left="360" w:hanging="220"/>
+      </w:pPr>
+      <w:proofErr w:type="gramStart"/>
+      <w:r>
+        <w:rPr>
+          <w:b/>
+          <w:color w:val="0A5C3B"/>
+        </w:rPr>
+        <w:t xml:space="preserve">•  </w:t>
+      </w:r>
+      <w:r>
+        <w:t>One</w:t>
+      </w:r>
+      <w:proofErr w:type="gramEnd"/>
+      <w:r>
+        <w:t>-click CSV and PDF export that respects the active filters, gated by a dedicated export permission.</w:t>
+      </w:r>
+    </w:p>
+    <w:p>
+      <w:pPr>
+        <w:spacing w:after="40"/>
+        <w:ind w:left="360" w:hanging="220"/>
+      </w:pPr>
+      <w:proofErr w:type="gramStart"/>
+      <w:r>
+        <w:rPr>
+          <w:b/>
+          <w:color w:val="0A5C3B"/>
+        </w:rPr>
+        <w:t xml:space="preserve">•  </w:t>
+      </w:r>
+      <w:r>
+        <w:t>A</w:t>
+      </w:r>
+      <w:proofErr w:type="gramEnd"/>
+      <w:r>
+        <w:t xml:space="preserve"> configurable retention window </w:t>
+      </w:r>
+      <w:r>
+        <w:t>enforced by a daily scheduled clean-up task.</w:t>
       </w:r>
     </w:p>
     <w:p>
       <w:pPr>
         <w:spacing w:before="240" w:after="80"/>
       </w:pPr>
-      <w:r>
-        <w:rPr>
-          <w:b/>
+      <w:proofErr w:type="gramStart"/>
+      <w:r>
+        <w:rPr>
+          <w:b/>
+          <w:color w:val="13463A"/>
           <w:sz w:val="26"/>
+        </w:rPr>
+        <w:t>5.3  SLA</w:t>
+      </w:r>
+      <w:proofErr w:type="gramEnd"/>
+      <w:r>
+        <w:rPr>
+          <w:b/>
           <w:color w:val="13463A"/>
-        </w:rPr>
-        <w:t xml:space="preserve">5.3  SLA Monitoring &amp; Breach Escalation</w:t>
-      </w:r>
-    </w:p>
-    <w:p>
-      <w:pPr>
-        <w:spacing w:before="0" w:after="40"/>
-        <w:ind w:left="360" w:hanging="220"/>
-      </w:pPr>
-      <w:r>
-        <w:rPr>
-          <w:b/>
-          <w:color w:val="0A5C3B"/>
-        </w:rPr>
-        <w:t xml:space="preserve">•  </w:t>
-      </w:r>
-      <w:r>
-        <w:t xml:space="preserve">Live dashboard classifying in-review work into breached, at-risk and on-track across approvals, publication and onboarding.</w:t>
-      </w:r>
-    </w:p>
-    <w:p>
-      <w:pPr>
-        <w:spacing w:before="0" w:after="40"/>
-        <w:ind w:left="360" w:hanging="220"/>
-      </w:pPr>
-      <w:r>
-        <w:rPr>
-          <w:b/>
-          <w:color w:val="0A5C3B"/>
-        </w:rPr>
-        <w:t xml:space="preserve">•  </w:t>
-      </w:r>
-      <w:r>
-        <w:t xml:space="preserve">An hourly escalation task emails the assigned reviewer when an item breaches its deadline, recording the escalation so reviewers are not re-notified for the same breach.</w:t>
+          <w:sz w:val="26"/>
+        </w:rPr>
+        <w:t xml:space="preserve"> Monitoring &amp; Breach Escalation</w:t>
+      </w:r>
+    </w:p>
+    <w:p>
+      <w:pPr>
+        <w:spacing w:after="40"/>
+        <w:ind w:left="360" w:hanging="220"/>
+      </w:pPr>
+      <w:proofErr w:type="gramStart"/>
+      <w:r>
+        <w:rPr>
+          <w:b/>
+          <w:color w:val="0A5C3B"/>
+        </w:rPr>
+        <w:t xml:space="preserve">•  </w:t>
+      </w:r>
+      <w:r>
+        <w:t>Live</w:t>
+      </w:r>
+      <w:proofErr w:type="gramEnd"/>
+      <w:r>
+        <w:t xml:space="preserve"> dashboard classifying in-review work into breached, at-risk and on-track across approvals, publication and onboarding.</w:t>
+      </w:r>
+    </w:p>
+    <w:p>
+      <w:pPr>
+        <w:spacing w:after="40"/>
+        <w:ind w:left="360" w:hanging="220"/>
+      </w:pPr>
+      <w:proofErr w:type="gramStart"/>
+      <w:r>
+        <w:rPr>
+          <w:b/>
+          <w:color w:val="0A5C3B"/>
+        </w:rPr>
+        <w:t xml:space="preserve">•  </w:t>
+      </w:r>
+      <w:r>
+        <w:t>An</w:t>
+      </w:r>
+      <w:proofErr w:type="gramEnd"/>
+      <w:r>
+        <w:t xml:space="preserve"> hourly escalation task emails the assi</w:t>
+      </w:r>
+      <w:r>
+        <w:t>gned reviewer when an item breaches its deadline, recording the escalation so reviewers are not re-notified for the same breach.</w:t>
       </w:r>
     </w:p>
     <w:p>
       <w:pPr>
         <w:spacing w:before="240" w:after="80"/>
       </w:pPr>
-      <w:r>
-        <w:rPr>
-          <w:b/>
+      <w:proofErr w:type="gramStart"/>
+      <w:r>
+        <w:rPr>
+          <w:b/>
+          <w:color w:val="13463A"/>
           <w:sz w:val="26"/>
+        </w:rPr>
+        <w:t>5.4  Security</w:t>
+      </w:r>
+      <w:proofErr w:type="gramEnd"/>
+      <w:r>
+        <w:rPr>
+          <w:b/>
           <w:color w:val="13463A"/>
-        </w:rPr>
-        <w:t xml:space="preserve">5.4  Security Hardening</w:t>
-      </w:r>
-    </w:p>
-    <w:p>
-      <w:pPr>
-        <w:spacing w:before="0" w:after="40"/>
-        <w:ind w:left="360" w:hanging="220"/>
-      </w:pPr>
-      <w:r>
-        <w:rPr>
-          <w:b/>
-          <w:color w:val="0A5C3B"/>
-        </w:rPr>
-        <w:t xml:space="preserve">•  </w:t>
-      </w:r>
-      <w:r>
-        <w:t xml:space="preserve">Baseline response security headers (anti-clickjacking, MIME-sniffing protection, referrer and permissions policy) and conditional HSTS over HTTPS.</w:t>
-      </w:r>
-    </w:p>
-    <w:p>
-      <w:pPr>
-        <w:spacing w:before="0" w:after="40"/>
-        <w:ind w:left="360" w:hanging="220"/>
-      </w:pPr>
-      <w:r>
-        <w:rPr>
-          <w:b/>
-          <w:color w:val="0A5C3B"/>
-        </w:rPr>
-        <w:t xml:space="preserve">•  </w:t>
-      </w:r>
-      <w:r>
-        <w:t xml:space="preserve">A strict Content-Security-Policy with a fresh per-request nonce; former inline event handlers were externalised into first-party scripts so scripts run without unsafe-inline.</w:t>
-      </w:r>
-    </w:p>
-    <w:p>
-      <w:pPr>
-        <w:spacing w:before="0" w:after="40"/>
-        <w:ind w:left="360" w:hanging="220"/>
-      </w:pPr>
-      <w:r>
-        <w:rPr>
-          <w:b/>
-          <w:color w:val="0A5C3B"/>
-        </w:rPr>
-        <w:t xml:space="preserve">•  </w:t>
-      </w:r>
-      <w:r>
-        <w:t xml:space="preserve">Production guidance for encrypted, secure session cookies.</w:t>
-      </w:r>
-    </w:p>
-    <w:p>
-      <w:pPr>
-        <w:spacing w:before="320" w:after="120"/>
+          <w:sz w:val="26"/>
+        </w:rPr>
+        <w:t xml:space="preserve"> Hardening</w:t>
+      </w:r>
+    </w:p>
+    <w:p>
+      <w:pPr>
+        <w:spacing w:after="40"/>
+        <w:ind w:left="360" w:hanging="220"/>
+      </w:pPr>
+      <w:proofErr w:type="gramStart"/>
+      <w:r>
+        <w:rPr>
+          <w:b/>
+          <w:color w:val="0A5C3B"/>
+        </w:rPr>
+        <w:lastRenderedPageBreak/>
+        <w:t xml:space="preserve">•  </w:t>
+      </w:r>
+      <w:r>
+        <w:t>Baseline</w:t>
+      </w:r>
+      <w:proofErr w:type="gramEnd"/>
+      <w:r>
+        <w:t xml:space="preserve"> response security headers (anti-clickjacking, MIME-sniffing protection, referrer and permis</w:t>
+      </w:r>
+      <w:r>
+        <w:t>sions policy) and conditional HSTS over HTTPS.</w:t>
+      </w:r>
+    </w:p>
+    <w:p>
+      <w:pPr>
+        <w:spacing w:after="40"/>
+        <w:ind w:left="360" w:hanging="220"/>
+      </w:pPr>
+      <w:proofErr w:type="gramStart"/>
+      <w:r>
+        <w:rPr>
+          <w:b/>
+          <w:color w:val="0A5C3B"/>
+        </w:rPr>
+        <w:t xml:space="preserve">•  </w:t>
+      </w:r>
+      <w:r>
+        <w:t>A</w:t>
+      </w:r>
+      <w:proofErr w:type="gramEnd"/>
+      <w:r>
+        <w:t xml:space="preserve"> strict Content-Security-Policy with a fresh per-request nonce; former inline event handlers were </w:t>
+      </w:r>
+      <w:proofErr w:type="spellStart"/>
+      <w:r>
+        <w:t>externalised</w:t>
+      </w:r>
+      <w:proofErr w:type="spellEnd"/>
+      <w:r>
+        <w:t xml:space="preserve"> into first-party scripts so scripts run without unsafe-inline.</w:t>
+      </w:r>
+    </w:p>
+    <w:p>
+      <w:pPr>
+        <w:spacing w:after="40"/>
+        <w:ind w:left="360" w:hanging="220"/>
+      </w:pPr>
+      <w:proofErr w:type="gramStart"/>
+      <w:r>
+        <w:rPr>
+          <w:b/>
+          <w:color w:val="0A5C3B"/>
+        </w:rPr>
+        <w:t xml:space="preserve">•  </w:t>
+      </w:r>
+      <w:r>
+        <w:t>Production</w:t>
+      </w:r>
+      <w:proofErr w:type="gramEnd"/>
+      <w:r>
+        <w:t xml:space="preserve"> guidance for encr</w:t>
+      </w:r>
+      <w:r>
+        <w:t>ypted, secure session cookies.</w:t>
+      </w:r>
+    </w:p>
+    <w:p>
+      <w:pPr>
         <w:pBdr>
           <w:bottom w:val="single" w:sz="8" w:space="2" w:color="0A5C3B"/>
         </w:pBdr>
-      </w:pPr>
-      <w:r>
-        <w:rPr>
-          <w:b/>
+        <w:spacing w:before="320" w:after="120"/>
+      </w:pPr>
+      <w:r>
+        <w:rPr>
+          <w:b/>
+          <w:color w:val="0A5C3B"/>
           <w:sz w:val="32"/>
-          <w:color w:val="0A5C3B"/>
-        </w:rPr>
-        <w:t xml:space="preserve">6.  Prototype Modules (A–N)</w:t>
+        </w:rPr>
+        <w:t>6.  Prototype Modules (A–N)</w:t>
       </w:r>
     </w:p>
     <w:tbl>
       <w:tblPr>
         <w:tblW w:w="0" w:type="auto"/>
+        <w:tblInd w:w="10" w:type="dxa"/>
         <w:tblBorders>
           <w:top w:val="single" w:sz="4" w:space="0" w:color="C9D6D0"/>
           <w:left w:val="single" w:sz="4" w:space="0" w:color="C9D6D0"/>
@@ -1736,7 +2422,11 @@
           <w:insideH w:val="single" w:sz="4" w:space="0" w:color="C9D6D0"/>
           <w:insideV w:val="single" w:sz="4" w:space="0" w:color="C9D6D0"/>
         </w:tblBorders>
-        <w:tblLook w:val="04A0"/>
+        <w:tblCellMar>
+          <w:left w:w="10" w:type="dxa"/>
+          <w:right w:w="10" w:type="dxa"/>
+        </w:tblCellMar>
+        <w:tblLook w:val="04A0" w:firstRow="1" w:lastRow="0" w:firstColumn="1" w:lastColumn="0" w:noHBand="0" w:noVBand="1"/>
       </w:tblPr>
       <w:tblGrid>
         <w:gridCol w:w="3000"/>
@@ -1744,6 +2434,12 @@
         <w:gridCol w:w="1400"/>
       </w:tblGrid>
       <w:tr>
+        <w:tblPrEx>
+          <w:tblCellMar>
+            <w:top w:w="0" w:type="dxa"/>
+            <w:bottom w:w="0" w:type="dxa"/>
+          </w:tblCellMar>
+        </w:tblPrEx>
         <w:tc>
           <w:tcPr>
             <w:tcW w:w="3000" w:type="dxa"/>
@@ -1757,10 +2453,10 @@
             <w:r>
               <w:rPr>
                 <w:b/>
-                <w:sz w:val="18"/>
                 <w:color w:val="FFFFFF"/>
-              </w:rPr>
-              <w:t xml:space="preserve">Module</w:t>
+                <w:sz w:val="18"/>
+              </w:rPr>
+              <w:t>Module</w:t>
             </w:r>
           </w:p>
         </w:tc>
@@ -1777,10 +2473,10 @@
             <w:r>
               <w:rPr>
                 <w:b/>
-                <w:sz w:val="18"/>
                 <w:color w:val="FFFFFF"/>
-              </w:rPr>
-              <w:t xml:space="preserve">Scope</w:t>
+                <w:sz w:val="18"/>
+              </w:rPr>
+              <w:t>Scope</w:t>
             </w:r>
           </w:p>
         </w:tc>
@@ -1797,15 +2493,21 @@
             <w:r>
               <w:rPr>
                 <w:b/>
-                <w:sz w:val="18"/>
                 <w:color w:val="FFFFFF"/>
-              </w:rPr>
-              <w:t xml:space="preserve">Status</w:t>
+                <w:sz w:val="18"/>
+              </w:rPr>
+              <w:t>Status</w:t>
             </w:r>
           </w:p>
         </w:tc>
       </w:tr>
       <w:tr>
+        <w:tblPrEx>
+          <w:tblCellMar>
+            <w:top w:w="0" w:type="dxa"/>
+            <w:bottom w:w="0" w:type="dxa"/>
+          </w:tblCellMar>
+        </w:tblPrEx>
         <w:tc>
           <w:tcPr>
             <w:tcW w:w="3000" w:type="dxa"/>
@@ -1819,7 +2521,7 @@
               <w:rPr>
                 <w:sz w:val="18"/>
               </w:rPr>
-              <w:t xml:space="preserve">A  Public Portal</w:t>
+              <w:t>A  Public Portal</w:t>
             </w:r>
           </w:p>
         </w:tc>
@@ -1836,7 +2538,7 @@
               <w:rPr>
                 <w:sz w:val="18"/>
               </w:rPr>
-              <w:t xml:space="preserve">Landing, search, district and opportunity directories, map, inquiry, PWA shell</w:t>
+              <w:t>Landing, search, district and opportunity directories, map, inquiry, PWA shell</w:t>
             </w:r>
           </w:p>
         </w:tc>
@@ -1854,12 +2556,18 @@
               <w:rPr>
                 <w:sz w:val="18"/>
               </w:rPr>
-              <w:t xml:space="preserve">Delivered</w:t>
+              <w:t>Delivered</w:t>
             </w:r>
           </w:p>
         </w:tc>
       </w:tr>
       <w:tr>
+        <w:tblPrEx>
+          <w:tblCellMar>
+            <w:top w:w="0" w:type="dxa"/>
+            <w:bottom w:w="0" w:type="dxa"/>
+          </w:tblCellMar>
+        </w:tblPrEx>
         <w:tc>
           <w:tcPr>
             <w:tcW w:w="3000" w:type="dxa"/>
@@ -1873,7 +2581,7 @@
               <w:rPr>
                 <w:sz w:val="18"/>
               </w:rPr>
-              <w:t xml:space="preserve">B  Authentication &amp; Access</w:t>
+              <w:t>B  Authentication &amp; Access</w:t>
             </w:r>
           </w:p>
         </w:tc>
@@ -1890,7 +2598,7 @@
               <w:rPr>
                 <w:sz w:val="18"/>
               </w:rPr>
-              <w:t xml:space="preserve">Dual login, password reset, roles, permissions, district-level scoping</w:t>
+              <w:t>Dual login, password reset, roles, permissions, district-level scoping</w:t>
             </w:r>
           </w:p>
         </w:tc>
@@ -1908,12 +2616,18 @@
               <w:rPr>
                 <w:sz w:val="18"/>
               </w:rPr>
-              <w:t xml:space="preserve">Delivered</w:t>
+              <w:t>Delivered</w:t>
             </w:r>
           </w:p>
         </w:tc>
       </w:tr>
       <w:tr>
+        <w:tblPrEx>
+          <w:tblCellMar>
+            <w:top w:w="0" w:type="dxa"/>
+            <w:bottom w:w="0" w:type="dxa"/>
+          </w:tblCellMar>
+        </w:tblPrEx>
         <w:tc>
           <w:tcPr>
             <w:tcW w:w="3000" w:type="dxa"/>
@@ -1927,7 +2641,7 @@
               <w:rPr>
                 <w:sz w:val="18"/>
               </w:rPr>
-              <w:t xml:space="preserve">C  Region &amp; District Management</w:t>
+              <w:t>C  Region &amp; District Management</w:t>
             </w:r>
           </w:p>
         </w:tc>
@@ -1944,7 +2658,7 @@
               <w:rPr>
                 <w:sz w:val="18"/>
               </w:rPr>
-              <w:t xml:space="preserve">261-district registry, hierarchy, readiness, draft/review/publish</w:t>
+              <w:t>261-district registry, hierarchy, readiness, draft/review/publish</w:t>
             </w:r>
           </w:p>
         </w:tc>
@@ -1962,12 +2676,18 @@
               <w:rPr>
                 <w:sz w:val="18"/>
               </w:rPr>
-              <w:t xml:space="preserve">Delivered</w:t>
+              <w:t>Delivered</w:t>
             </w:r>
           </w:p>
         </w:tc>
       </w:tr>
       <w:tr>
+        <w:tblPrEx>
+          <w:tblCellMar>
+            <w:top w:w="0" w:type="dxa"/>
+            <w:bottom w:w="0" w:type="dxa"/>
+          </w:tblCellMar>
+        </w:tblPrEx>
         <w:tc>
           <w:tcPr>
             <w:tcW w:w="3000" w:type="dxa"/>
@@ -1981,7 +2701,7 @@
               <w:rPr>
                 <w:sz w:val="18"/>
               </w:rPr>
-              <w:t xml:space="preserve">D  Opportunity Management</w:t>
+              <w:t>D  Opportunity Management</w:t>
             </w:r>
           </w:p>
         </w:tc>
@@ -1998,7 +2718,13 @@
               <w:rPr>
                 <w:sz w:val="18"/>
               </w:rPr>
-              <w:t xml:space="preserve">Structured form, sectors, financials, documents, lifecycle</w:t>
+              <w:t>Structured form, sectors, financials, d</w:t>
+            </w:r>
+            <w:r>
+              <w:rPr>
+                <w:sz w:val="18"/>
+              </w:rPr>
+              <w:t>ocuments, lifecycle</w:t>
             </w:r>
           </w:p>
         </w:tc>
@@ -2016,12 +2742,18 @@
               <w:rPr>
                 <w:sz w:val="18"/>
               </w:rPr>
-              <w:t xml:space="preserve">Delivered</w:t>
+              <w:t>Delivered</w:t>
             </w:r>
           </w:p>
         </w:tc>
       </w:tr>
       <w:tr>
+        <w:tblPrEx>
+          <w:tblCellMar>
+            <w:top w:w="0" w:type="dxa"/>
+            <w:bottom w:w="0" w:type="dxa"/>
+          </w:tblCellMar>
+        </w:tblPrEx>
         <w:tc>
           <w:tcPr>
             <w:tcW w:w="3000" w:type="dxa"/>
@@ -2035,7 +2767,7 @@
               <w:rPr>
                 <w:sz w:val="18"/>
               </w:rPr>
-              <w:t xml:space="preserve">E  Workflow &amp; SLA</w:t>
+              <w:t>E  Workflow &amp; SLA</w:t>
             </w:r>
           </w:p>
         </w:tc>
@@ -2052,7 +2784,7 @@
               <w:rPr>
                 <w:sz w:val="18"/>
               </w:rPr>
-              <w:t xml:space="preserve">Lifecycle transitions, SLA timers, breach alerts and escalation</w:t>
+              <w:t>Lifecycle transitions, SLA timers, breach alerts and escalation</w:t>
             </w:r>
           </w:p>
         </w:tc>
@@ -2070,12 +2802,18 @@
               <w:rPr>
                 <w:sz w:val="18"/>
               </w:rPr>
-              <w:t xml:space="preserve">Delivered</w:t>
+              <w:t>Delivered</w:t>
             </w:r>
           </w:p>
         </w:tc>
       </w:tr>
       <w:tr>
+        <w:tblPrEx>
+          <w:tblCellMar>
+            <w:top w:w="0" w:type="dxa"/>
+            <w:bottom w:w="0" w:type="dxa"/>
+          </w:tblCellMar>
+        </w:tblPrEx>
         <w:tc>
           <w:tcPr>
             <w:tcW w:w="3000" w:type="dxa"/>
@@ -2089,7 +2827,7 @@
               <w:rPr>
                 <w:sz w:val="18"/>
               </w:rPr>
-              <w:t xml:space="preserve">F  Geospatial &amp; Investment Map</w:t>
+              <w:t>F  Geospatial &amp; Investment Map</w:t>
             </w:r>
           </w:p>
         </w:tc>
@@ -2106,7 +2844,7 @@
               <w:rPr>
                 <w:sz w:val="18"/>
               </w:rPr>
-              <w:t xml:space="preserve">Leaflet map and district geometry; advanced spatial queries pending</w:t>
+              <w:t>Leaflet map and district geometry; advanced spatial queries pending</w:t>
             </w:r>
           </w:p>
         </w:tc>
@@ -2124,12 +2862,18 @@
               <w:rPr>
                 <w:sz w:val="18"/>
               </w:rPr>
-              <w:t xml:space="preserve">Partial</w:t>
+              <w:t>Partial</w:t>
             </w:r>
           </w:p>
         </w:tc>
       </w:tr>
       <w:tr>
+        <w:tblPrEx>
+          <w:tblCellMar>
+            <w:top w:w="0" w:type="dxa"/>
+            <w:bottom w:w="0" w:type="dxa"/>
+          </w:tblCellMar>
+        </w:tblPrEx>
         <w:tc>
           <w:tcPr>
             <w:tcW w:w="3000" w:type="dxa"/>
@@ -2143,7 +2887,7 @@
               <w:rPr>
                 <w:sz w:val="18"/>
               </w:rPr>
-              <w:t xml:space="preserve">G  Investor Inquiries</w:t>
+              <w:t>G  Investor Inquiries</w:t>
             </w:r>
           </w:p>
         </w:tc>
@@ -2160,7 +2904,7 @@
               <w:rPr>
                 <w:sz w:val="18"/>
               </w:rPr>
-              <w:t xml:space="preserve">Public inquiry form, assignment and response status tracking</w:t>
+              <w:t>Public inquiry form, assignment and response status tracking</w:t>
             </w:r>
           </w:p>
         </w:tc>
@@ -2178,12 +2922,18 @@
               <w:rPr>
                 <w:sz w:val="18"/>
               </w:rPr>
-              <w:t xml:space="preserve">Delivered</w:t>
+              <w:t>Delivered</w:t>
             </w:r>
           </w:p>
         </w:tc>
       </w:tr>
       <w:tr>
+        <w:tblPrEx>
+          <w:tblCellMar>
+            <w:top w:w="0" w:type="dxa"/>
+            <w:bottom w:w="0" w:type="dxa"/>
+          </w:tblCellMar>
+        </w:tblPrEx>
         <w:tc>
           <w:tcPr>
             <w:tcW w:w="3000" w:type="dxa"/>
@@ -2197,7 +2947,7 @@
               <w:rPr>
                 <w:sz w:val="18"/>
               </w:rPr>
-              <w:t xml:space="preserve">H  Dashboard &amp; Reports</w:t>
+              <w:t>H  Dashboard &amp; Reports</w:t>
             </w:r>
           </w:p>
         </w:tc>
@@ -2214,7 +2964,7 @@
               <w:rPr>
                 <w:sz w:val="18"/>
               </w:rPr>
-              <w:t xml:space="preserve">Dashboard metrics and charts; standalone advanced reports pending</w:t>
+              <w:t>Dashboard metrics and charts; standalone advanced reports pending</w:t>
             </w:r>
           </w:p>
         </w:tc>
@@ -2232,12 +2982,18 @@
               <w:rPr>
                 <w:sz w:val="18"/>
               </w:rPr>
-              <w:t xml:space="preserve">Partial</w:t>
+              <w:t>Partial</w:t>
             </w:r>
           </w:p>
         </w:tc>
       </w:tr>
       <w:tr>
+        <w:tblPrEx>
+          <w:tblCellMar>
+            <w:top w:w="0" w:type="dxa"/>
+            <w:bottom w:w="0" w:type="dxa"/>
+          </w:tblCellMar>
+        </w:tblPrEx>
         <w:tc>
           <w:tcPr>
             <w:tcW w:w="3000" w:type="dxa"/>
@@ -2251,7 +3007,7 @@
               <w:rPr>
                 <w:sz w:val="18"/>
               </w:rPr>
-              <w:t xml:space="preserve">I  Audit &amp; Compliance</w:t>
+              <w:t>I  Audit &amp; Compliance</w:t>
             </w:r>
           </w:p>
         </w:tc>
@@ -2268,7 +3024,7 @@
               <w:rPr>
                 <w:sz w:val="18"/>
               </w:rPr>
-              <w:t xml:space="preserve">Actor/time/before-after logging, retention and export</w:t>
+              <w:t>Actor/time/before-after logging, retention and export</w:t>
             </w:r>
           </w:p>
         </w:tc>
@@ -2286,12 +3042,18 @@
               <w:rPr>
                 <w:sz w:val="18"/>
               </w:rPr>
-              <w:t xml:space="preserve">Delivered</w:t>
+              <w:t>Delivered</w:t>
             </w:r>
           </w:p>
         </w:tc>
       </w:tr>
       <w:tr>
+        <w:tblPrEx>
+          <w:tblCellMar>
+            <w:top w:w="0" w:type="dxa"/>
+            <w:bottom w:w="0" w:type="dxa"/>
+          </w:tblCellMar>
+        </w:tblPrEx>
         <w:tc>
           <w:tcPr>
             <w:tcW w:w="3000" w:type="dxa"/>
@@ -2305,7 +3067,7 @@
               <w:rPr>
                 <w:sz w:val="18"/>
               </w:rPr>
-              <w:t xml:space="preserve">J  Notifications</w:t>
+              <w:t>J  Notifications</w:t>
             </w:r>
           </w:p>
         </w:tc>
@@ -2322,7 +3084,7 @@
               <w:rPr>
                 <w:sz w:val="18"/>
               </w:rPr>
-              <w:t xml:space="preserve">Email notifications for workflow, inquiry and SLA breach events</w:t>
+              <w:t>Email notifications for workflow, inquiry and SLA breach events</w:t>
             </w:r>
           </w:p>
         </w:tc>
@@ -2340,12 +3102,18 @@
               <w:rPr>
                 <w:sz w:val="18"/>
               </w:rPr>
-              <w:t xml:space="preserve">Delivered</w:t>
+              <w:t>Delivered</w:t>
             </w:r>
           </w:p>
         </w:tc>
       </w:tr>
       <w:tr>
+        <w:tblPrEx>
+          <w:tblCellMar>
+            <w:top w:w="0" w:type="dxa"/>
+            <w:bottom w:w="0" w:type="dxa"/>
+          </w:tblCellMar>
+        </w:tblPrEx>
         <w:tc>
           <w:tcPr>
             <w:tcW w:w="3000" w:type="dxa"/>
@@ -2359,7 +3127,7 @@
               <w:rPr>
                 <w:sz w:val="18"/>
               </w:rPr>
-              <w:t xml:space="preserve">K  Settings &amp; Maintenance</w:t>
+              <w:t>K  Settings &amp; Maintenance</w:t>
             </w:r>
           </w:p>
         </w:tc>
@@ -2372,11 +3140,19 @@
             <w:pPr>
               <w:spacing w:before="20" w:after="20"/>
             </w:pPr>
-            <w:r>
-              <w:rPr>
-                <w:sz w:val="18"/>
-              </w:rPr>
-              <w:t xml:space="preserve">Config-driven today; admin settings UI and IP whitelist pending</w:t>
+            <w:proofErr w:type="spellStart"/>
+            <w:r>
+              <w:rPr>
+                <w:sz w:val="18"/>
+              </w:rPr>
+              <w:t>Config</w:t>
+            </w:r>
+            <w:proofErr w:type="spellEnd"/>
+            <w:r>
+              <w:rPr>
+                <w:sz w:val="18"/>
+              </w:rPr>
+              <w:t>-driven today; admin settings UI and IP whitelist pending</w:t>
             </w:r>
           </w:p>
         </w:tc>
@@ -2394,12 +3170,18 @@
               <w:rPr>
                 <w:sz w:val="18"/>
               </w:rPr>
-              <w:t xml:space="preserve">Planned</w:t>
+              <w:t>Planned</w:t>
             </w:r>
           </w:p>
         </w:tc>
       </w:tr>
       <w:tr>
+        <w:tblPrEx>
+          <w:tblCellMar>
+            <w:top w:w="0" w:type="dxa"/>
+            <w:bottom w:w="0" w:type="dxa"/>
+          </w:tblCellMar>
+        </w:tblPrEx>
         <w:tc>
           <w:tcPr>
             <w:tcW w:w="3000" w:type="dxa"/>
@@ -2413,7 +3195,7 @@
               <w:rPr>
                 <w:sz w:val="18"/>
               </w:rPr>
-              <w:t xml:space="preserve">L  API</w:t>
+              <w:t>L  API</w:t>
             </w:r>
           </w:p>
         </w:tc>
@@ -2430,7 +3212,35 @@
               <w:rPr>
                 <w:sz w:val="18"/>
               </w:rPr>
-              <w:t xml:space="preserve">Versioned REST, JWT auth, OpenAPI 3.1 and Swagger UI</w:t>
+              <w:t xml:space="preserve">Versioned REST, JWT </w:t>
+            </w:r>
+            <w:proofErr w:type="spellStart"/>
+            <w:r>
+              <w:rPr>
+                <w:sz w:val="18"/>
+              </w:rPr>
+              <w:t>auth</w:t>
+            </w:r>
+            <w:proofErr w:type="spellEnd"/>
+            <w:r>
+              <w:rPr>
+                <w:sz w:val="18"/>
+              </w:rPr>
+              <w:t xml:space="preserve">, </w:t>
+            </w:r>
+            <w:proofErr w:type="spellStart"/>
+            <w:r>
+              <w:rPr>
+                <w:sz w:val="18"/>
+              </w:rPr>
+              <w:t>OpenAPI</w:t>
+            </w:r>
+            <w:proofErr w:type="spellEnd"/>
+            <w:r>
+              <w:rPr>
+                <w:sz w:val="18"/>
+              </w:rPr>
+              <w:t xml:space="preserve"> 3.1 and Swagger UI</w:t>
             </w:r>
           </w:p>
         </w:tc>
@@ -2448,12 +3258,18 @@
               <w:rPr>
                 <w:sz w:val="18"/>
               </w:rPr>
-              <w:t xml:space="preserve">Delivered</w:t>
+              <w:t>Delivered</w:t>
             </w:r>
           </w:p>
         </w:tc>
       </w:tr>
       <w:tr>
+        <w:tblPrEx>
+          <w:tblCellMar>
+            <w:top w:w="0" w:type="dxa"/>
+            <w:bottom w:w="0" w:type="dxa"/>
+          </w:tblCellMar>
+        </w:tblPrEx>
         <w:tc>
           <w:tcPr>
             <w:tcW w:w="3000" w:type="dxa"/>
@@ -2467,7 +3283,7 @@
               <w:rPr>
                 <w:sz w:val="18"/>
               </w:rPr>
-              <w:t xml:space="preserve">M  Onboarding &amp; Messaging</w:t>
+              <w:t>M  Onboarding &amp; Messaging</w:t>
             </w:r>
           </w:p>
         </w:tc>
@@ -2484,7 +3300,7 @@
               <w:rPr>
                 <w:sz w:val="18"/>
               </w:rPr>
-              <w:t xml:space="preserve">Investor onboarding delivered; peer messaging pending</w:t>
+              <w:t>Investor onboarding delivered; peer messaging pending</w:t>
             </w:r>
           </w:p>
         </w:tc>
@@ -2502,12 +3318,18 @@
               <w:rPr>
                 <w:sz w:val="18"/>
               </w:rPr>
-              <w:t xml:space="preserve">Partial</w:t>
+              <w:t>Partial</w:t>
             </w:r>
           </w:p>
         </w:tc>
       </w:tr>
       <w:tr>
+        <w:tblPrEx>
+          <w:tblCellMar>
+            <w:top w:w="0" w:type="dxa"/>
+            <w:bottom w:w="0" w:type="dxa"/>
+          </w:tblCellMar>
+        </w:tblPrEx>
         <w:tc>
           <w:tcPr>
             <w:tcW w:w="3000" w:type="dxa"/>
@@ -2521,7 +3343,7 @@
               <w:rPr>
                 <w:sz w:val="18"/>
               </w:rPr>
-              <w:t xml:space="preserve">N  PWA</w:t>
+              <w:t>N  PWA</w:t>
             </w:r>
           </w:p>
         </w:tc>
@@ -2538,7 +3360,7 @@
               <w:rPr>
                 <w:sz w:val="18"/>
               </w:rPr>
-              <w:t xml:space="preserve">Service worker, offline fallback and health check</w:t>
+              <w:t>Service worker, offline fallback and health check</w:t>
             </w:r>
           </w:p>
         </w:tc>
@@ -2556,7 +3378,7 @@
               <w:rPr>
                 <w:sz w:val="18"/>
               </w:rPr>
-              <w:t xml:space="preserve">Delivered</w:t>
+              <w:t>Delivered</w:t>
             </w:r>
           </w:p>
         </w:tc>
@@ -2564,220 +3386,318 @@
     </w:tbl>
     <w:p>
       <w:pPr>
-        <w:spacing w:before="0" w:after="60"/>
-      </w:pPr>
-    </w:p>
-    <w:p>
-      <w:pPr>
-        <w:spacing w:before="320" w:after="120"/>
+        <w:spacing w:after="60"/>
+      </w:pPr>
+    </w:p>
+    <w:p>
+      <w:pPr>
         <w:pBdr>
           <w:bottom w:val="single" w:sz="8" w:space="2" w:color="0A5C3B"/>
         </w:pBdr>
-      </w:pPr>
-      <w:r>
-        <w:rPr>
-          <w:b/>
+        <w:spacing w:before="320" w:after="120"/>
+      </w:pPr>
+      <w:r>
+        <w:rPr>
+          <w:b/>
+          <w:color w:val="0A5C3B"/>
           <w:sz w:val="32"/>
-          <w:color w:val="0A5C3B"/>
-        </w:rPr>
-        <w:t xml:space="preserve">7.  Security &amp; Compliance Posture</w:t>
-      </w:r>
-    </w:p>
-    <w:p>
-      <w:pPr>
-        <w:spacing w:before="0" w:after="40"/>
-        <w:ind w:left="360" w:hanging="220"/>
-      </w:pPr>
-      <w:r>
-        <w:rPr>
-          <w:b/>
-          <w:color w:val="0A5C3B"/>
-        </w:rPr>
-        <w:t xml:space="preserve">•  </w:t>
-      </w:r>
-      <w:r>
-        <w:t xml:space="preserve">Role-based access control on every staff route via the Spatie permission model.</w:t>
-      </w:r>
-    </w:p>
-    <w:p>
-      <w:pPr>
-        <w:spacing w:before="0" w:after="40"/>
-        <w:ind w:left="360" w:hanging="220"/>
-      </w:pPr>
-      <w:r>
-        <w:rPr>
-          <w:b/>
-          <w:color w:val="0A5C3B"/>
-        </w:rPr>
-        <w:t xml:space="preserve">•  </w:t>
-      </w:r>
-      <w:r>
-        <w:t xml:space="preserve">Comprehensive, queryable audit trail with configurable retention and export for evidence packs.</w:t>
-      </w:r>
-    </w:p>
-    <w:p>
-      <w:pPr>
-        <w:spacing w:before="0" w:after="40"/>
-        <w:ind w:left="360" w:hanging="220"/>
-      </w:pPr>
-      <w:r>
-        <w:rPr>
-          <w:b/>
-          <w:color w:val="0A5C3B"/>
-        </w:rPr>
-        <w:t xml:space="preserve">•  </w:t>
-      </w:r>
-      <w:r>
-        <w:t xml:space="preserve">Response security headers, strict CSP with per-request nonce, and conditional HSTS.</w:t>
-      </w:r>
-    </w:p>
-    <w:p>
-      <w:pPr>
-        <w:spacing w:before="0" w:after="40"/>
-        <w:ind w:left="360" w:hanging="220"/>
-      </w:pPr>
-      <w:r>
-        <w:rPr>
-          <w:b/>
-          <w:color w:val="0A5C3B"/>
-        </w:rPr>
-        <w:t xml:space="preserve">•  </w:t>
-      </w:r>
-      <w:r>
-        <w:t xml:space="preserve">Eloquent-only data access (no raw SQL), explicit mass-assignment allow-lists and escaped output.</w:t>
-      </w:r>
-    </w:p>
-    <w:p>
-      <w:pPr>
-        <w:spacing w:before="0" w:after="40"/>
-        <w:ind w:left="360" w:hanging="220"/>
-      </w:pPr>
-      <w:r>
-        <w:rPr>
-          <w:b/>
-          <w:color w:val="0A5C3B"/>
-        </w:rPr>
-        <w:t xml:space="preserve">•  </w:t>
-      </w:r>
-      <w:r>
-        <w:t xml:space="preserve">Private, validated file uploads with checksum verification and UUID storage names.</w:t>
-      </w:r>
-    </w:p>
-    <w:p>
-      <w:pPr>
-        <w:spacing w:before="0" w:after="40"/>
-        <w:ind w:left="360" w:hanging="220"/>
-      </w:pPr>
-      <w:r>
-        <w:rPr>
-          <w:b/>
-          <w:color w:val="0A5C3B"/>
-        </w:rPr>
-        <w:t xml:space="preserve">•  </w:t>
-      </w:r>
-      <w:r>
-        <w:t xml:space="preserve">JWT access tokens with hashed, rotating refresh sessions; purpose-specific API rate limiting.</w:t>
-      </w:r>
-    </w:p>
-    <w:p>
-      <w:pPr>
-        <w:spacing w:before="0" w:after="40"/>
-        <w:ind w:left="360" w:hanging="220"/>
-      </w:pPr>
-      <w:r>
-        <w:rPr>
-          <w:b/>
-          <w:color w:val="0A5C3B"/>
-        </w:rPr>
-        <w:t xml:space="preserve">•  </w:t>
-      </w:r>
-      <w:r>
-        <w:t xml:space="preserve">Strong password policies and secrets sourced only from environment configuration.</w:t>
-      </w:r>
-    </w:p>
-    <w:p>
-      <w:pPr>
-        <w:spacing w:before="320" w:after="120"/>
+        </w:rPr>
+        <w:t>7.  Security &amp; Compliance Posture</w:t>
+      </w:r>
+    </w:p>
+    <w:p>
+      <w:pPr>
+        <w:spacing w:after="40"/>
+        <w:ind w:left="360" w:hanging="220"/>
+      </w:pPr>
+      <w:proofErr w:type="gramStart"/>
+      <w:r>
+        <w:rPr>
+          <w:b/>
+          <w:color w:val="0A5C3B"/>
+        </w:rPr>
+        <w:t xml:space="preserve">•  </w:t>
+      </w:r>
+      <w:r>
+        <w:t>Role</w:t>
+      </w:r>
+      <w:proofErr w:type="gramEnd"/>
+      <w:r>
+        <w:t xml:space="preserve">-based access control on every staff route via the </w:t>
+      </w:r>
+      <w:proofErr w:type="spellStart"/>
+      <w:r>
+        <w:t>Spatie</w:t>
+      </w:r>
+      <w:proofErr w:type="spellEnd"/>
+      <w:r>
+        <w:t xml:space="preserve"> permission model.</w:t>
+      </w:r>
+    </w:p>
+    <w:p>
+      <w:pPr>
+        <w:spacing w:after="40"/>
+        <w:ind w:left="360" w:hanging="220"/>
+      </w:pPr>
+      <w:proofErr w:type="gramStart"/>
+      <w:r>
+        <w:rPr>
+          <w:b/>
+          <w:color w:val="0A5C3B"/>
+        </w:rPr>
+        <w:t xml:space="preserve">•  </w:t>
+      </w:r>
+      <w:r>
+        <w:t>Comprehensive</w:t>
+      </w:r>
+      <w:proofErr w:type="gramEnd"/>
+      <w:r>
+        <w:t xml:space="preserve">, </w:t>
+      </w:r>
+      <w:proofErr w:type="spellStart"/>
+      <w:r>
+        <w:t>queryable</w:t>
+      </w:r>
+      <w:proofErr w:type="spellEnd"/>
+      <w:r>
+        <w:t xml:space="preserve"> audit trail with configurable retention and export for evidence packs.</w:t>
+      </w:r>
+    </w:p>
+    <w:p>
+      <w:pPr>
+        <w:spacing w:after="40"/>
+        <w:ind w:left="360" w:hanging="220"/>
+      </w:pPr>
+      <w:proofErr w:type="gramStart"/>
+      <w:r>
+        <w:rPr>
+          <w:b/>
+          <w:color w:val="0A5C3B"/>
+        </w:rPr>
+        <w:t xml:space="preserve">•  </w:t>
+      </w:r>
+      <w:r>
+        <w:t>Response</w:t>
+      </w:r>
+      <w:proofErr w:type="gramEnd"/>
+      <w:r>
+        <w:t xml:space="preserve"> security headers, strict CSP with per-request nonce, and conditio</w:t>
+      </w:r>
+      <w:r>
+        <w:t>nal HSTS.</w:t>
+      </w:r>
+    </w:p>
+    <w:p>
+      <w:pPr>
+        <w:spacing w:after="40"/>
+        <w:ind w:left="360" w:hanging="220"/>
+      </w:pPr>
+      <w:proofErr w:type="gramStart"/>
+      <w:r>
+        <w:rPr>
+          <w:b/>
+          <w:color w:val="0A5C3B"/>
+        </w:rPr>
+        <w:t xml:space="preserve">•  </w:t>
+      </w:r>
+      <w:r>
+        <w:t>Eloquent</w:t>
+      </w:r>
+      <w:proofErr w:type="gramEnd"/>
+      <w:r>
+        <w:t>-only data access (no raw SQL), explicit mass-assignment allow-lists and escaped output.</w:t>
+      </w:r>
+    </w:p>
+    <w:p>
+      <w:pPr>
+        <w:spacing w:after="40"/>
+        <w:ind w:left="360" w:hanging="220"/>
+      </w:pPr>
+      <w:proofErr w:type="gramStart"/>
+      <w:r>
+        <w:rPr>
+          <w:b/>
+          <w:color w:val="0A5C3B"/>
+        </w:rPr>
+        <w:t xml:space="preserve">•  </w:t>
+      </w:r>
+      <w:r>
+        <w:t>Private</w:t>
+      </w:r>
+      <w:proofErr w:type="gramEnd"/>
+      <w:r>
+        <w:t>, validated file uploads with checksum verification and UUID storage names.</w:t>
+      </w:r>
+    </w:p>
+    <w:p>
+      <w:pPr>
+        <w:spacing w:after="40"/>
+        <w:ind w:left="360" w:hanging="220"/>
+      </w:pPr>
+      <w:proofErr w:type="gramStart"/>
+      <w:r>
+        <w:rPr>
+          <w:b/>
+          <w:color w:val="0A5C3B"/>
+        </w:rPr>
+        <w:t xml:space="preserve">•  </w:t>
+      </w:r>
+      <w:r>
+        <w:t>JWT</w:t>
+      </w:r>
+      <w:proofErr w:type="gramEnd"/>
+      <w:r>
+        <w:t xml:space="preserve"> access tokens with hashed, rotating refresh sessions; purpose-specific API rate limiting.</w:t>
+      </w:r>
+    </w:p>
+    <w:p>
+      <w:pPr>
+        <w:spacing w:after="40"/>
+        <w:ind w:left="360" w:hanging="220"/>
+      </w:pPr>
+      <w:proofErr w:type="gramStart"/>
+      <w:r>
+        <w:rPr>
+          <w:b/>
+          <w:color w:val="0A5C3B"/>
+        </w:rPr>
+        <w:t xml:space="preserve">•  </w:t>
+      </w:r>
+      <w:r>
+        <w:t>Strong</w:t>
+      </w:r>
+      <w:proofErr w:type="gramEnd"/>
+      <w:r>
+        <w:t xml:space="preserve"> password policies and secrets sourced only from environment configuration.</w:t>
+      </w:r>
+    </w:p>
+    <w:p>
+      <w:pPr>
         <w:pBdr>
           <w:bottom w:val="single" w:sz="8" w:space="2" w:color="0A5C3B"/>
         </w:pBdr>
-      </w:pPr>
-      <w:r>
-        <w:rPr>
-          <w:b/>
+        <w:spacing w:before="320" w:after="120"/>
+      </w:pPr>
+      <w:r>
+        <w:rPr>
+          <w:b/>
+          <w:color w:val="0A5C3B"/>
           <w:sz w:val="32"/>
-          <w:color w:val="0A5C3B"/>
-        </w:rPr>
-        <w:t xml:space="preserve">8.  Quality Assurance</w:t>
-      </w:r>
-    </w:p>
-    <w:p>
-      <w:pPr>
-        <w:spacing w:before="0" w:after="40"/>
-        <w:ind w:left="360" w:hanging="220"/>
-      </w:pPr>
-      <w:r>
-        <w:rPr>
-          <w:b/>
-          <w:color w:val="0A5C3B"/>
-        </w:rPr>
-        <w:t xml:space="preserve">•  </w:t>
-      </w:r>
-      <w:r>
-        <w:t xml:space="preserve">107 automated tests (721 assertions) across feature and unit suites, all passing.</w:t>
-      </w:r>
-    </w:p>
-    <w:p>
-      <w:pPr>
-        <w:spacing w:before="0" w:after="40"/>
-        <w:ind w:left="360" w:hanging="220"/>
-      </w:pPr>
-      <w:r>
-        <w:rPr>
-          <w:b/>
-          <w:color w:val="0A5C3B"/>
-        </w:rPr>
-        <w:t xml:space="preserve">•  </w:t>
-      </w:r>
-      <w:r>
-        <w:t xml:space="preserve">Static formatting enforced with Laravel Pint; OpenAPI contract linting available.</w:t>
-      </w:r>
-    </w:p>
-    <w:p>
-      <w:pPr>
-        <w:spacing w:before="0" w:after="40"/>
-        <w:ind w:left="360" w:hanging="220"/>
-      </w:pPr>
-      <w:r>
-        <w:rPr>
-          <w:b/>
-          <w:color w:val="0A5C3B"/>
-        </w:rPr>
-        <w:t xml:space="preserve">•  </w:t>
-      </w:r>
-      <w:r>
-        <w:t xml:space="preserve">Production asset build verified through Vite.</w:t>
-      </w:r>
-    </w:p>
-    <w:p>
-      <w:pPr>
-        <w:spacing w:before="320" w:after="120"/>
+        </w:rPr>
+        <w:t>8.  Quality Assurance</w:t>
+      </w:r>
+    </w:p>
+    <w:p>
+      <w:pPr>
+        <w:spacing w:after="40"/>
+        <w:ind w:left="360" w:hanging="220"/>
+      </w:pPr>
+      <w:proofErr w:type="gramStart"/>
+      <w:r>
+        <w:rPr>
+          <w:b/>
+          <w:color w:val="0A5C3B"/>
+        </w:rPr>
+        <w:t xml:space="preserve">•  </w:t>
+      </w:r>
+      <w:r>
+        <w:t>107</w:t>
+      </w:r>
+      <w:proofErr w:type="gramEnd"/>
+      <w:r>
+        <w:t xml:space="preserve"> automated tests (721 assertions) across feature </w:t>
+      </w:r>
+      <w:r>
+        <w:t>and unit suites, all passing.</w:t>
+      </w:r>
+    </w:p>
+    <w:p>
+      <w:pPr>
+        <w:spacing w:after="40"/>
+        <w:ind w:left="360" w:hanging="220"/>
+      </w:pPr>
+      <w:proofErr w:type="gramStart"/>
+      <w:r>
+        <w:rPr>
+          <w:b/>
+          <w:color w:val="0A5C3B"/>
+        </w:rPr>
+        <w:t xml:space="preserve">•  </w:t>
+      </w:r>
+      <w:r>
+        <w:t>Static</w:t>
+      </w:r>
+      <w:proofErr w:type="gramEnd"/>
+      <w:r>
+        <w:t xml:space="preserve"> formatting enforced with Laravel Pint; </w:t>
+      </w:r>
+      <w:proofErr w:type="spellStart"/>
+      <w:r>
+        <w:t>OpenAPI</w:t>
+      </w:r>
+      <w:proofErr w:type="spellEnd"/>
+      <w:r>
+        <w:t xml:space="preserve"> contract </w:t>
+      </w:r>
+      <w:proofErr w:type="spellStart"/>
+      <w:r>
+        <w:t>linting</w:t>
+      </w:r>
+      <w:proofErr w:type="spellEnd"/>
+      <w:r>
+        <w:t xml:space="preserve"> available.</w:t>
+      </w:r>
+    </w:p>
+    <w:p>
+      <w:pPr>
+        <w:spacing w:after="40"/>
+        <w:ind w:left="360" w:hanging="220"/>
+      </w:pPr>
+      <w:proofErr w:type="gramStart"/>
+      <w:r>
+        <w:rPr>
+          <w:b/>
+          <w:color w:val="0A5C3B"/>
+        </w:rPr>
+        <w:t xml:space="preserve">•  </w:t>
+      </w:r>
+      <w:r>
+        <w:t>Production</w:t>
+      </w:r>
+      <w:proofErr w:type="gramEnd"/>
+      <w:r>
+        <w:t xml:space="preserve"> asset build verified through </w:t>
+      </w:r>
+      <w:proofErr w:type="spellStart"/>
+      <w:r>
+        <w:t>Vite</w:t>
+      </w:r>
+      <w:proofErr w:type="spellEnd"/>
+      <w:r>
+        <w:t>.</w:t>
+      </w:r>
+    </w:p>
+    <w:p>
+      <w:pPr>
         <w:pBdr>
           <w:bottom w:val="single" w:sz="8" w:space="2" w:color="0A5C3B"/>
         </w:pBdr>
-      </w:pPr>
-      <w:r>
-        <w:rPr>
-          <w:b/>
+        <w:spacing w:before="320" w:after="120"/>
+      </w:pPr>
+      <w:r>
+        <w:rPr>
+          <w:b/>
+          <w:color w:val="0A5C3B"/>
           <w:sz w:val="32"/>
-          <w:color w:val="0A5C3B"/>
-        </w:rPr>
-        <w:t xml:space="preserve">9.  Delivery Status Summary</w:t>
+        </w:rPr>
+        <w:lastRenderedPageBreak/>
+        <w:t>9.  Delivery Status Summary</w:t>
       </w:r>
     </w:p>
     <w:tbl>
       <w:tblPr>
         <w:tblW w:w="0" w:type="auto"/>
+        <w:tblInd w:w="10" w:type="dxa"/>
         <w:tblBorders>
           <w:top w:val="single" w:sz="4" w:space="0" w:color="C9D6D0"/>
           <w:left w:val="single" w:sz="4" w:space="0" w:color="C9D6D0"/>
@@ -2786,13 +3706,23 @@
           <w:insideH w:val="single" w:sz="4" w:space="0" w:color="C9D6D0"/>
           <w:insideV w:val="single" w:sz="4" w:space="0" w:color="C9D6D0"/>
         </w:tblBorders>
-        <w:tblLook w:val="04A0"/>
+        <w:tblCellMar>
+          <w:left w:w="10" w:type="dxa"/>
+          <w:right w:w="10" w:type="dxa"/>
+        </w:tblCellMar>
+        <w:tblLook w:val="04A0" w:firstRow="1" w:lastRow="0" w:firstColumn="1" w:lastColumn="0" w:noHBand="0" w:noVBand="1"/>
       </w:tblPr>
       <w:tblGrid>
         <w:gridCol w:w="1600"/>
         <w:gridCol w:w="7760"/>
       </w:tblGrid>
       <w:tr>
+        <w:tblPrEx>
+          <w:tblCellMar>
+            <w:top w:w="0" w:type="dxa"/>
+            <w:bottom w:w="0" w:type="dxa"/>
+          </w:tblCellMar>
+        </w:tblPrEx>
         <w:tc>
           <w:tcPr>
             <w:tcW w:w="1600" w:type="dxa"/>
@@ -2806,10 +3736,10 @@
             <w:r>
               <w:rPr>
                 <w:b/>
-                <w:sz w:val="18"/>
                 <w:color w:val="FFFFFF"/>
-              </w:rPr>
-              <w:t xml:space="preserve">Status</w:t>
+                <w:sz w:val="18"/>
+              </w:rPr>
+              <w:t>Status</w:t>
             </w:r>
           </w:p>
         </w:tc>
@@ -2826,15 +3756,21 @@
             <w:r>
               <w:rPr>
                 <w:b/>
-                <w:sz w:val="18"/>
                 <w:color w:val="FFFFFF"/>
-              </w:rPr>
-              <w:t xml:space="preserve">Items</w:t>
+                <w:sz w:val="18"/>
+              </w:rPr>
+              <w:t>Items</w:t>
             </w:r>
           </w:p>
         </w:tc>
       </w:tr>
       <w:tr>
+        <w:tblPrEx>
+          <w:tblCellMar>
+            <w:top w:w="0" w:type="dxa"/>
+            <w:bottom w:w="0" w:type="dxa"/>
+          </w:tblCellMar>
+        </w:tblPrEx>
         <w:tc>
           <w:tcPr>
             <w:tcW w:w="1600" w:type="dxa"/>
@@ -2848,7 +3784,7 @@
               <w:rPr>
                 <w:sz w:val="18"/>
               </w:rPr>
-              <w:t xml:space="preserve">Delivered</w:t>
+              <w:t>Delivered</w:t>
             </w:r>
           </w:p>
         </w:tc>
@@ -2865,12 +3801,24 @@
               <w:rPr>
                 <w:sz w:val="18"/>
               </w:rPr>
-              <w:t xml:space="preserve">Investor onboarding &amp; KYC, certificates &amp; verification, matchmaking, AI assistant, dashboards &amp; workflow, SLA monitoring &amp; escalation, audit log &amp; export, RBAC, public/investor/staff surfaces, API v1, PWA, inquiries, reference data, notifications, security headers &amp; CSP</w:t>
+              <w:t xml:space="preserve">Investor onboarding &amp; KYC, certificates </w:t>
+            </w:r>
+            <w:r>
+              <w:rPr>
+                <w:sz w:val="18"/>
+              </w:rPr>
+              <w:t>&amp; verification, matchmaking, AI assistant, dashboards &amp; workflow, SLA monitoring &amp; escalation, audit log &amp; export, RBAC, public/investor/staff surfaces, API v1, PWA, inquiries, reference data, notifications, security headers &amp; CSP</w:t>
             </w:r>
           </w:p>
         </w:tc>
       </w:tr>
       <w:tr>
+        <w:tblPrEx>
+          <w:tblCellMar>
+            <w:top w:w="0" w:type="dxa"/>
+            <w:bottom w:w="0" w:type="dxa"/>
+          </w:tblCellMar>
+        </w:tblPrEx>
         <w:tc>
           <w:tcPr>
             <w:tcW w:w="1600" w:type="dxa"/>
@@ -2884,7 +3832,7 @@
               <w:rPr>
                 <w:sz w:val="18"/>
               </w:rPr>
-              <w:t xml:space="preserve">Partial</w:t>
+              <w:t>Partial</w:t>
             </w:r>
           </w:p>
         </w:tc>
@@ -2901,12 +3849,18 @@
               <w:rPr>
                 <w:sz w:val="18"/>
               </w:rPr>
-              <w:t xml:space="preserve">Advanced reports &amp; analytics, in-app settings/maintenance console, advanced geospatial queries, peer-to-peer messaging</w:t>
+              <w:t>Advanced reports &amp; analytics, in-app settings/maintenance console, advanced geospatial queries, peer-to-peer messaging</w:t>
             </w:r>
           </w:p>
         </w:tc>
       </w:tr>
       <w:tr>
+        <w:tblPrEx>
+          <w:tblCellMar>
+            <w:top w:w="0" w:type="dxa"/>
+            <w:bottom w:w="0" w:type="dxa"/>
+          </w:tblCellMar>
+        </w:tblPrEx>
         <w:tc>
           <w:tcPr>
             <w:tcW w:w="1600" w:type="dxa"/>
@@ -2920,7 +3874,7 @@
               <w:rPr>
                 <w:sz w:val="18"/>
               </w:rPr>
-              <w:t xml:space="preserve">Planned</w:t>
+              <w:t>Planned</w:t>
             </w:r>
           </w:p>
         </w:tc>
@@ -2937,7 +3891,7 @@
               <w:rPr>
                 <w:sz w:val="18"/>
               </w:rPr>
-              <w:t xml:space="preserve">External integrations (ORC registry, payments), investor aftercare lifecycle, IP whitelist</w:t>
+              <w:t>External integrations (ORC registry, payments), investor aftercare lifecycle, IP whitelist</w:t>
             </w:r>
           </w:p>
         </w:tc>
@@ -2945,109 +3899,832 @@
     </w:tbl>
     <w:p>
       <w:pPr>
-        <w:spacing w:before="0" w:after="60"/>
-      </w:pPr>
-    </w:p>
-    <w:p>
-      <w:pPr>
-        <w:spacing w:before="320" w:after="120"/>
+        <w:spacing w:after="60"/>
+      </w:pPr>
+    </w:p>
+    <w:p>
+      <w:pPr>
         <w:pBdr>
           <w:bottom w:val="single" w:sz="8" w:space="2" w:color="0A5C3B"/>
         </w:pBdr>
-      </w:pPr>
-      <w:r>
-        <w:rPr>
-          <w:b/>
+        <w:spacing w:before="320" w:after="120"/>
+      </w:pPr>
+      <w:r>
+        <w:rPr>
+          <w:b/>
+          <w:color w:val="0A5C3B"/>
           <w:sz w:val="32"/>
-          <w:color w:val="0A5C3B"/>
-        </w:rPr>
-        <w:t xml:space="preserve">10.  Recommended Next Steps</w:t>
-      </w:r>
-    </w:p>
-    <w:p>
-      <w:pPr>
-        <w:spacing w:before="0" w:after="40"/>
-        <w:ind w:left="360" w:hanging="220"/>
-      </w:pPr>
-      <w:r>
-        <w:rPr>
-          <w:b/>
-          <w:color w:val="0A5C3B"/>
-        </w:rPr>
-        <w:t xml:space="preserve">•  </w:t>
-      </w:r>
-      <w:r>
-        <w:t xml:space="preserve">Build the standalone reports module (regional distribution, investment by sector, opportunity timeline).</w:t>
-      </w:r>
-    </w:p>
-    <w:p>
-      <w:pPr>
-        <w:spacing w:before="0" w:after="40"/>
-        <w:ind w:left="360" w:hanging="220"/>
-      </w:pPr>
-      <w:r>
-        <w:rPr>
-          <w:b/>
-          <w:color w:val="0A5C3B"/>
-        </w:rPr>
-        <w:t xml:space="preserve">•  </w:t>
-      </w:r>
-      <w:r>
-        <w:t xml:space="preserve">Deliver an in-app settings and maintenance console, including IP whitelist and a graceful maintenance toggle.</w:t>
-      </w:r>
-    </w:p>
-    <w:p>
-      <w:pPr>
-        <w:spacing w:before="0" w:after="40"/>
-        <w:ind w:left="360" w:hanging="220"/>
-      </w:pPr>
-      <w:r>
-        <w:rPr>
-          <w:b/>
-          <w:color w:val="0A5C3B"/>
-        </w:rPr>
-        <w:t xml:space="preserve">•  </w:t>
-      </w:r>
-      <w:r>
-        <w:t xml:space="preserve">Scope and integrate external systems: ORC registry cross-checks, advanced GIS queries and payments.</w:t>
-      </w:r>
-    </w:p>
-    <w:p>
-      <w:pPr>
-        <w:spacing w:before="0" w:after="40"/>
-        <w:ind w:left="360" w:hanging="220"/>
-      </w:pPr>
-      <w:r>
-        <w:rPr>
-          <w:b/>
-          <w:color w:val="0A5C3B"/>
-        </w:rPr>
-        <w:t xml:space="preserve">•  </w:t>
-      </w:r>
-      <w:r>
-        <w:t xml:space="preserve">Add the investor aftercare lifecycle and, if required, controlled user-to-user administrative messaging.</w:t>
-      </w:r>
-    </w:p>
-    <w:p>
-      <w:pPr>
-        <w:spacing w:before="0" w:after="40"/>
-        <w:ind w:left="360" w:hanging="220"/>
-      </w:pPr>
-      <w:r>
-        <w:rPr>
-          <w:b/>
-          <w:color w:val="0A5C3B"/>
-        </w:rPr>
-        <w:t xml:space="preserve">•  </w:t>
-      </w:r>
-      <w:r>
-        <w:t xml:space="preserve">Provide an administrator editor for notification templates.</w:t>
+        </w:rPr>
+        <w:t>10.  Recommended Next Steps</w:t>
+      </w:r>
+    </w:p>
+    <w:p>
+      <w:pPr>
+        <w:spacing w:after="40"/>
+        <w:ind w:left="360" w:hanging="220"/>
+      </w:pPr>
+      <w:proofErr w:type="gramStart"/>
+      <w:r>
+        <w:rPr>
+          <w:b/>
+          <w:color w:val="0A5C3B"/>
+        </w:rPr>
+        <w:t xml:space="preserve">•  </w:t>
+      </w:r>
+      <w:r>
+        <w:t>Buil</w:t>
+      </w:r>
+      <w:r>
+        <w:t>d</w:t>
+      </w:r>
+      <w:proofErr w:type="gramEnd"/>
+      <w:r>
+        <w:t xml:space="preserve"> the standalone reports module (regional distribution, investment by sector, opportunity timeline).</w:t>
+      </w:r>
+    </w:p>
+    <w:p>
+      <w:pPr>
+        <w:spacing w:after="40"/>
+        <w:ind w:left="360" w:hanging="220"/>
+      </w:pPr>
+      <w:proofErr w:type="gramStart"/>
+      <w:r>
+        <w:rPr>
+          <w:b/>
+          <w:color w:val="0A5C3B"/>
+        </w:rPr>
+        <w:t xml:space="preserve">•  </w:t>
+      </w:r>
+      <w:r>
+        <w:t>Deliver</w:t>
+      </w:r>
+      <w:proofErr w:type="gramEnd"/>
+      <w:r>
+        <w:t xml:space="preserve"> an in-app settings and maintenance console, including IP whitelist and a graceful maintenance toggle.</w:t>
+      </w:r>
+    </w:p>
+    <w:p>
+      <w:pPr>
+        <w:spacing w:after="40"/>
+        <w:ind w:left="360" w:hanging="220"/>
+      </w:pPr>
+      <w:proofErr w:type="gramStart"/>
+      <w:r>
+        <w:rPr>
+          <w:b/>
+          <w:color w:val="0A5C3B"/>
+        </w:rPr>
+        <w:t xml:space="preserve">•  </w:t>
+      </w:r>
+      <w:r>
+        <w:t>Scope</w:t>
+      </w:r>
+      <w:proofErr w:type="gramEnd"/>
+      <w:r>
+        <w:t xml:space="preserve"> and integrate external systems: O</w:t>
+      </w:r>
+      <w:r>
+        <w:t>RC registry cross-checks, advanced GIS queries and payments API/Gateway integration -&gt; dependent on the client</w:t>
+      </w:r>
+      <w:r>
+        <w:t>.</w:t>
+      </w:r>
+    </w:p>
+    <w:p>
+      <w:pPr>
+        <w:spacing w:after="40"/>
+        <w:ind w:left="360" w:hanging="220"/>
+      </w:pPr>
+      <w:proofErr w:type="gramStart"/>
+      <w:r>
+        <w:rPr>
+          <w:b/>
+          <w:color w:val="0A5C3B"/>
+        </w:rPr>
+        <w:t xml:space="preserve">•  </w:t>
+      </w:r>
+      <w:r>
+        <w:t>Add</w:t>
+      </w:r>
+      <w:proofErr w:type="gramEnd"/>
+      <w:r>
+        <w:t xml:space="preserve"> the investor aftercare lifecycle and, if required, controlled user-to-user administrative messaging -&gt; an add-on for the client</w:t>
+      </w:r>
+      <w:r>
+        <w:t>.</w:t>
+      </w:r>
+    </w:p>
+    <w:p>
+      <w:pPr>
+        <w:spacing w:after="40"/>
+        <w:ind w:left="360" w:hanging="220"/>
+      </w:pPr>
+      <w:r>
+        <w:rPr>
+          <w:b/>
+          <w:color w:val="0A5C3B"/>
+        </w:rPr>
+        <w:t xml:space="preserve">•  </w:t>
+      </w:r>
+      <w:r>
+        <w:t>Provide an administrator editor for notification templates -&gt; an add-on for the client</w:t>
+      </w:r>
+      <w:bookmarkStart w:id="0" w:name="_GoBack"/>
+      <w:bookmarkEnd w:id="0"/>
+      <w:r>
+        <w:t>.</w:t>
       </w:r>
     </w:p>
     <w:sectPr>
       <w:pgSz w:w="12240" w:h="15840"/>
       <w:pgMar w:top="1440" w:right="1440" w:bottom="1440" w:left="1440" w:header="720" w:footer="720" w:gutter="0"/>
+      <w:cols w:space="720"/>
     </w:sectPr>
   </w:body>
 </w:document>
+</file>
+
+<file path=word/styles.xml><?xml version="1.0" encoding="utf-8"?>
+<w:styles xmlns:mc="http://schemas.openxmlformats.org/markup-compatibility/2006" xmlns:r="http://schemas.openxmlformats.org/officeDocument/2006/relationships" xmlns:w="http://schemas.openxmlformats.org/wordprocessingml/2006/main" xmlns:w14="http://schemas.microsoft.com/office/word/2010/wordml" xmlns:w15="http://schemas.microsoft.com/office/word/2012/wordml" mc:Ignorable="w14 w15">
+  <w:docDefaults>
+    <w:rPrDefault>
+      <w:rPr>
+        <w:rFonts w:asciiTheme="minorHAnsi" w:eastAsiaTheme="minorEastAsia" w:hAnsiTheme="minorHAnsi" w:cstheme="minorBidi"/>
+        <w:sz w:val="22"/>
+        <w:szCs w:val="22"/>
+        <w:lang w:val="en-US" w:eastAsia="en-US" w:bidi="ar-SA"/>
+      </w:rPr>
+    </w:rPrDefault>
+    <w:pPrDefault>
+      <w:pPr>
+        <w:spacing w:after="160" w:line="259" w:lineRule="auto"/>
+      </w:pPr>
+    </w:pPrDefault>
+  </w:docDefaults>
+  <w:latentStyles w:defLockedState="0" w:defUIPriority="99" w:defSemiHidden="0" w:defUnhideWhenUsed="0" w:defQFormat="0" w:count="371">
+    <w:lsdException w:name="Normal" w:uiPriority="0" w:qFormat="1"/>
+    <w:lsdException w:name="heading 1" w:uiPriority="9" w:qFormat="1"/>
+    <w:lsdException w:name="heading 2" w:semiHidden="1" w:uiPriority="9" w:unhideWhenUsed="1" w:qFormat="1"/>
+    <w:lsdException w:name="heading 3" w:semiHidden="1" w:uiPriority="9" w:unhideWhenUsed="1" w:qFormat="1"/>
+    <w:lsdException w:name="heading 4" w:semiHidden="1" w:uiPriority="9" w:unhideWhenUsed="1" w:qFormat="1"/>
+    <w:lsdException w:name="heading 5" w:semiHidden="1" w:uiPriority="9" w:unhideWhenUsed="1" w:qFormat="1"/>
+    <w:lsdException w:name="heading 6" w:semiHidden="1" w:uiPriority="9" w:unhideWhenUsed="1" w:qFormat="1"/>
+    <w:lsdException w:name="heading 7" w:semiHidden="1" w:uiPriority="9" w:unhideWhenUsed="1" w:qFormat="1"/>
+    <w:lsdException w:name="heading 8" w:semiHidden="1" w:uiPriority="9" w:unhideWhenUsed="1" w:qFormat="1"/>
+    <w:lsdException w:name="heading 9" w:semiHidden="1" w:uiPriority="9" w:unhideWhenUsed="1" w:qFormat="1"/>
+    <w:lsdException w:name="index 1" w:semiHidden="1" w:unhideWhenUsed="1"/>
+    <w:lsdException w:name="index 2" w:semiHidden="1" w:unhideWhenUsed="1"/>
+    <w:lsdException w:name="index 3" w:semiHidden="1" w:unhideWhenUsed="1"/>
+    <w:lsdException w:name="index 4" w:semiHidden="1" w:unhideWhenUsed="1"/>
+    <w:lsdException w:name="index 5" w:semiHidden="1" w:unhideWhenUsed="1"/>
+    <w:lsdException w:name="index 6" w:semiHidden="1" w:unhideWhenUsed="1"/>
+    <w:lsdException w:name="index 7" w:semiHidden="1" w:unhideWhenUsed="1"/>
+    <w:lsdException w:name="index 8" w:semiHidden="1" w:unhideWhenUsed="1"/>
+    <w:lsdException w:name="index 9" w:semiHidden="1" w:unhideWhenUsed="1"/>
+    <w:lsdException w:name="toc 1" w:semiHidden="1" w:uiPriority="39" w:unhideWhenUsed="1"/>
+    <w:lsdException w:name="toc 2" w:semiHidden="1" w:uiPriority="39" w:unhideWhenUsed="1"/>
+    <w:lsdException w:name="toc 3" w:semiHidden="1" w:uiPriority="39" w:unhideWhenUsed="1"/>
+    <w:lsdException w:name="toc 4" w:semiHidden="1" w:uiPriority="39" w:unhideWhenUsed="1"/>
+    <w:lsdException w:name="toc 5" w:semiHidden="1" w:uiPriority="39" w:unhideWhenUsed="1"/>
+    <w:lsdException w:name="toc 6" w:semiHidden="1" w:uiPriority="39" w:unhideWhenUsed="1"/>
+    <w:lsdException w:name="toc 7" w:semiHidden="1" w:uiPriority="39" w:unhideWhenUsed="1"/>
+    <w:lsdException w:name="toc 8" w:semiHidden="1" w:uiPriority="39" w:unhideWhenUsed="1"/>
+    <w:lsdException w:name="toc 9" w:semiHidden="1" w:uiPriority="39" w:unhideWhenUsed="1"/>
+    <w:lsdException w:name="Normal Indent" w:semiHidden="1" w:unhideWhenUsed="1"/>
+    <w:lsdException w:name="footnote text" w:semiHidden="1" w:unhideWhenUsed="1"/>
+    <w:lsdException w:name="annotation text" w:semiHidden="1" w:unhideWhenUsed="1"/>
+    <w:lsdException w:name="header" w:semiHidden="1" w:unhideWhenUsed="1"/>
+    <w:lsdException w:name="footer" w:semiHidden="1" w:unhideWhenUsed="1"/>
+    <w:lsdException w:name="index heading" w:semiHidden="1" w:unhideWhenUsed="1"/>
+    <w:lsdException w:name="caption" w:semiHidden="1" w:uiPriority="35" w:unhideWhenUsed="1" w:qFormat="1"/>
+    <w:lsdException w:name="table of figures" w:semiHidden="1" w:unhideWhenUsed="1"/>
+    <w:lsdException w:name="envelope address" w:semiHidden="1" w:unhideWhenUsed="1"/>
+    <w:lsdException w:name="envelope return" w:semiHidden="1" w:unhideWhenUsed="1"/>
+    <w:lsdException w:name="footnote reference" w:semiHidden="1" w:unhideWhenUsed="1"/>
+    <w:lsdException w:name="annotation reference" w:semiHidden="1" w:unhideWhenUsed="1"/>
+    <w:lsdException w:name="line number" w:semiHidden="1" w:unhideWhenUsed="1"/>
+    <w:lsdException w:name="page number" w:semiHidden="1" w:unhideWhenUsed="1"/>
+    <w:lsdException w:name="endnote reference" w:semiHidden="1" w:unhideWhenUsed="1"/>
+    <w:lsdException w:name="endnote text" w:semiHidden="1" w:unhideWhenUsed="1"/>
+    <w:lsdException w:name="table of authorities" w:semiHidden="1" w:unhideWhenUsed="1"/>
+    <w:lsdException w:name="macro" w:semiHidden="1" w:unhideWhenUsed="1"/>
+    <w:lsdException w:name="toa heading" w:semiHidden="1" w:unhideWhenUsed="1"/>
+    <w:lsdException w:name="List" w:semiHidden="1" w:unhideWhenUsed="1"/>
+    <w:lsdException w:name="List Bullet" w:semiHidden="1" w:unhideWhenUsed="1"/>
+    <w:lsdException w:name="List Number" w:semiHidden="1" w:unhideWhenUsed="1"/>
+    <w:lsdException w:name="List 2" w:semiHidden="1" w:unhideWhenUsed="1"/>
+    <w:lsdException w:name="List 3" w:semiHidden="1" w:unhideWhenUsed="1"/>
+    <w:lsdException w:name="List 4" w:semiHidden="1" w:unhideWhenUsed="1"/>
+    <w:lsdException w:name="List 5" w:semiHidden="1" w:unhideWhenUsed="1"/>
+    <w:lsdException w:name="List Bullet 2" w:semiHidden="1" w:unhideWhenUsed="1"/>
+    <w:lsdException w:name="List Bullet 3" w:semiHidden="1" w:unhideWhenUsed="1"/>
+    <w:lsdException w:name="List Bullet 4" w:semiHidden="1" w:unhideWhenUsed="1"/>
+    <w:lsdException w:name="List Bullet 5" w:semiHidden="1" w:unhideWhenUsed="1"/>
+    <w:lsdException w:name="List Number 2" w:semiHidden="1" w:unhideWhenUsed="1"/>
+    <w:lsdException w:name="List Number 3" w:semiHidden="1" w:unhideWhenUsed="1"/>
+    <w:lsdException w:name="List Number 4" w:semiHidden="1" w:unhideWhenUsed="1"/>
+    <w:lsdException w:name="List Number 5" w:semiHidden="1" w:unhideWhenUsed="1"/>
+    <w:lsdException w:name="Title" w:uiPriority="10" w:qFormat="1"/>
+    <w:lsdException w:name="Closing" w:semiHidden="1" w:unhideWhenUsed="1"/>
+    <w:lsdException w:name="Signature" w:semiHidden="1" w:unhideWhenUsed="1"/>
+    <w:lsdException w:name="Default Paragraph Font" w:semiHidden="1" w:uiPriority="1" w:unhideWhenUsed="1"/>
+    <w:lsdException w:name="Body Text" w:semiHidden="1" w:unhideWhenUsed="1"/>
+    <w:lsdException w:name="Body Text Indent" w:semiHidden="1" w:unhideWhenUsed="1"/>
+    <w:lsdException w:name="List Continue" w:semiHidden="1" w:unhideWhenUsed="1"/>
+    <w:lsdException w:name="List Continue 2" w:semiHidden="1" w:unhideWhenUsed="1"/>
+    <w:lsdException w:name="List Continue 3" w:semiHidden="1" w:unhideWhenUsed="1"/>
+    <w:lsdException w:name="List Continue 4" w:semiHidden="1" w:unhideWhenUsed="1"/>
+    <w:lsdException w:name="List Continue 5" w:semiHidden="1" w:unhideWhenUsed="1"/>
+    <w:lsdException w:name="Message Header" w:semiHidden="1" w:unhideWhenUsed="1"/>
+    <w:lsdException w:name="Subtitle" w:uiPriority="11" w:qFormat="1"/>
+    <w:lsdException w:name="Salutation" w:semiHidden="1" w:unhideWhenUsed="1"/>
+    <w:lsdException w:name="Date" w:semiHidden="1" w:unhideWhenUsed="1"/>
+    <w:lsdException w:name="Body Text First Indent" w:semiHidden="1" w:unhideWhenUsed="1"/>
+    <w:lsdException w:name="Body Text First Indent 2" w:semiHidden="1" w:unhideWhenUsed="1"/>
+    <w:lsdException w:name="Note Heading" w:semiHidden="1" w:unhideWhenUsed="1"/>
+    <w:lsdException w:name="Body Text 2" w:semiHidden="1" w:unhideWhenUsed="1"/>
+    <w:lsdException w:name="Body Text 3" w:semiHidden="1" w:unhideWhenUsed="1"/>
+    <w:lsdException w:name="Body Text Indent 2" w:semiHidden="1" w:unhideWhenUsed="1"/>
+    <w:lsdException w:name="Body Text Indent 3" w:semiHidden="1" w:unhideWhenUsed="1"/>
+    <w:lsdException w:name="Block Text" w:semiHidden="1" w:unhideWhenUsed="1"/>
+    <w:lsdException w:name="Hyperlink" w:semiHidden="1" w:unhideWhenUsed="1"/>
+    <w:lsdException w:name="FollowedHyperlink" w:semiHidden="1" w:unhideWhenUsed="1"/>
+    <w:lsdException w:name="Strong" w:uiPriority="22" w:qFormat="1"/>
+    <w:lsdException w:name="Emphasis" w:uiPriority="20" w:qFormat="1"/>
+    <w:lsdException w:name="Document Map" w:semiHidden="1" w:unhideWhenUsed="1"/>
+    <w:lsdException w:name="Plain Text" w:semiHidden="1" w:unhideWhenUsed="1"/>
+    <w:lsdException w:name="E-mail Signature" w:semiHidden="1" w:unhideWhenUsed="1"/>
+    <w:lsdException w:name="HTML Top of Form" w:semiHidden="1" w:unhideWhenUsed="1"/>
+    <w:lsdException w:name="HTML Bottom of Form" w:semiHidden="1" w:unhideWhenUsed="1"/>
+    <w:lsdException w:name="Normal (Web)" w:semiHidden="1" w:unhideWhenUsed="1"/>
+    <w:lsdException w:name="HTML Acronym" w:semiHidden="1" w:unhideWhenUsed="1"/>
+    <w:lsdException w:name="HTML Address" w:semiHidden="1" w:unhideWhenUsed="1"/>
+    <w:lsdException w:name="HTML Cite" w:semiHidden="1" w:unhideWhenUsed="1"/>
+    <w:lsdException w:name="HTML Code" w:semiHidden="1" w:unhideWhenUsed="1"/>
+    <w:lsdException w:name="HTML Definition" w:semiHidden="1" w:unhideWhenUsed="1"/>
+    <w:lsdException w:name="HTML Keyboard" w:semiHidden="1" w:unhideWhenUsed="1"/>
+    <w:lsdException w:name="HTML Preformatted" w:semiHidden="1" w:unhideWhenUsed="1"/>
+    <w:lsdException w:name="HTML Sample" w:semiHidden="1" w:unhideWhenUsed="1"/>
+    <w:lsdException w:name="HTML Typewriter" w:semiHidden="1" w:unhideWhenUsed="1"/>
+    <w:lsdException w:name="HTML Variable" w:semiHidden="1" w:unhideWhenUsed="1"/>
+    <w:lsdException w:name="Normal Table" w:semiHidden="1" w:unhideWhenUsed="1"/>
+    <w:lsdException w:name="annotation subject" w:semiHidden="1" w:unhideWhenUsed="1"/>
+    <w:lsdException w:name="No List" w:semiHidden="1" w:unhideWhenUsed="1"/>
+    <w:lsdException w:name="Outline List 1" w:semiHidden="1" w:unhideWhenUsed="1"/>
+    <w:lsdException w:name="Outline List 2" w:semiHidden="1" w:unhideWhenUsed="1"/>
+    <w:lsdException w:name="Outline List 3" w:semiHidden="1" w:unhideWhenUsed="1"/>
+    <w:lsdException w:name="Table Simple 1" w:semiHidden="1" w:unhideWhenUsed="1"/>
+    <w:lsdException w:name="Table Simple 2" w:semiHidden="1" w:unhideWhenUsed="1"/>
+    <w:lsdException w:name="Table Simple 3" w:semiHidden="1" w:unhideWhenUsed="1"/>
+    <w:lsdException w:name="Table Classic 1" w:semiHidden="1" w:unhideWhenUsed="1"/>
+    <w:lsdException w:name="Table Classic 2" w:semiHidden="1" w:unhideWhenUsed="1"/>
+    <w:lsdException w:name="Table Classic 3" w:semiHidden="1" w:unhideWhenUsed="1"/>
+    <w:lsdException w:name="Table Classic 4" w:semiHidden="1" w:unhideWhenUsed="1"/>
+    <w:lsdException w:name="Table Colorful 1" w:semiHidden="1" w:unhideWhenUsed="1"/>
+    <w:lsdException w:name="Table Colorful 2" w:semiHidden="1" w:unhideWhenUsed="1"/>
+    <w:lsdException w:name="Table Colorful 3" w:semiHidden="1" w:unhideWhenUsed="1"/>
+    <w:lsdException w:name="Table Columns 1" w:semiHidden="1" w:unhideWhenUsed="1"/>
+    <w:lsdException w:name="Table Columns 2" w:semiHidden="1" w:unhideWhenUsed="1"/>
+    <w:lsdException w:name="Table Columns 3" w:semiHidden="1" w:unhideWhenUsed="1"/>
+    <w:lsdException w:name="Table Columns 4" w:semiHidden="1" w:unhideWhenUsed="1"/>
+    <w:lsdException w:name="Table Columns 5" w:semiHidden="1" w:unhideWhenUsed="1"/>
+    <w:lsdException w:name="Table Grid 1" w:semiHidden="1" w:unhideWhenUsed="1"/>
+    <w:lsdException w:name="Table Grid 2" w:semiHidden="1" w:unhideWhenUsed="1"/>
+    <w:lsdException w:name="Table Grid 3" w:semiHidden="1" w:unhideWhenUsed="1"/>
+    <w:lsdException w:name="Table Grid 4" w:semiHidden="1" w:unhideWhenUsed="1"/>
+    <w:lsdException w:name="Table Grid 5" w:semiHidden="1" w:unhideWhenUsed="1"/>
+    <w:lsdException w:name="Table Grid 6" w:semiHidden="1" w:unhideWhenUsed="1"/>
+    <w:lsdException w:name="Table Grid 7" w:semiHidden="1" w:unhideWhenUsed="1"/>
+    <w:lsdException w:name="Table Grid 8" w:semiHidden="1" w:unhideWhenUsed="1"/>
+    <w:lsdException w:name="Table List 1" w:semiHidden="1" w:unhideWhenUsed="1"/>
+    <w:lsdException w:name="Table List 2" w:semiHidden="1" w:unhideWhenUsed="1"/>
+    <w:lsdException w:name="Table List 3" w:semiHidden="1" w:unhideWhenUsed="1"/>
+    <w:lsdException w:name="Table List 4" w:semiHidden="1" w:unhideWhenUsed="1"/>
+    <w:lsdException w:name="Table List 5" w:semiHidden="1" w:unhideWhenUsed="1"/>
+    <w:lsdException w:name="Table List 6" w:semiHidden="1" w:unhideWhenUsed="1"/>
+    <w:lsdException w:name="Table List 7" w:semiHidden="1" w:unhideWhenUsed="1"/>
+    <w:lsdException w:name="Table List 8" w:semiHidden="1" w:unhideWhenUsed="1"/>
+    <w:lsdException w:name="Table 3D effects 1" w:semiHidden="1" w:unhideWhenUsed="1"/>
+    <w:lsdException w:name="Table 3D effects 2" w:semiHidden="1" w:unhideWhenUsed="1"/>
+    <w:lsdException w:name="Table 3D effects 3" w:semiHidden="1" w:unhideWhenUsed="1"/>
+    <w:lsdException w:name="Table Contemporary" w:semiHidden="1" w:unhideWhenUsed="1"/>
+    <w:lsdException w:name="Table Elegant" w:semiHidden="1" w:unhideWhenUsed="1"/>
+    <w:lsdException w:name="Table Professional" w:semiHidden="1" w:unhideWhenUsed="1"/>
+    <w:lsdException w:name="Table Subtle 1" w:semiHidden="1" w:unhideWhenUsed="1"/>
+    <w:lsdException w:name="Table Subtle 2" w:semiHidden="1" w:unhideWhenUsed="1"/>
+    <w:lsdException w:name="Table Web 1" w:semiHidden="1" w:unhideWhenUsed="1"/>
+    <w:lsdException w:name="Table Web 2" w:semiHidden="1" w:unhideWhenUsed="1"/>
+    <w:lsdException w:name="Table Web 3" w:semiHidden="1" w:unhideWhenUsed="1"/>
+    <w:lsdException w:name="Balloon Text" w:semiHidden="1" w:unhideWhenUsed="1"/>
+    <w:lsdException w:name="Table Grid" w:uiPriority="39"/>
+    <w:lsdException w:name="Table Theme" w:semiHidden="1" w:unhideWhenUsed="1"/>
+    <w:lsdException w:name="Placeholder Text" w:semiHidden="1"/>
+    <w:lsdException w:name="No Spacing" w:uiPriority="1" w:qFormat="1"/>
+    <w:lsdException w:name="Light Shading" w:uiPriority="60"/>
+    <w:lsdException w:name="Light List" w:uiPriority="61"/>
+    <w:lsdException w:name="Light Grid" w:uiPriority="62"/>
+    <w:lsdException w:name="Medium Shading 1" w:uiPriority="63"/>
+    <w:lsdException w:name="Medium Shading 2" w:uiPriority="64"/>
+    <w:lsdException w:name="Medium List 1" w:uiPriority="65"/>
+    <w:lsdException w:name="Medium List 2" w:uiPriority="66"/>
+    <w:lsdException w:name="Medium Grid 1" w:uiPriority="67"/>
+    <w:lsdException w:name="Medium Grid 2" w:uiPriority="68"/>
+    <w:lsdException w:name="Medium Grid 3" w:uiPriority="69"/>
+    <w:lsdException w:name="Dark List" w:uiPriority="70"/>
+    <w:lsdException w:name="Colorful Shading" w:uiPriority="71"/>
+    <w:lsdException w:name="Colorful List" w:uiPriority="72"/>
+    <w:lsdException w:name="Colorful Grid" w:uiPriority="73"/>
+    <w:lsdException w:name="Light Shading Accent 1" w:uiPriority="60"/>
+    <w:lsdException w:name="Light List Accent 1" w:uiPriority="61"/>
+    <w:lsdException w:name="Light Grid Accent 1" w:uiPriority="62"/>
+    <w:lsdException w:name="Medium Shading 1 Accent 1" w:uiPriority="63"/>
+    <w:lsdException w:name="Medium Shading 2 Accent 1" w:uiPriority="64"/>
+    <w:lsdException w:name="Medium List 1 Accent 1" w:uiPriority="65"/>
+    <w:lsdException w:name="Revision" w:semiHidden="1"/>
+    <w:lsdException w:name="List Paragraph" w:uiPriority="34" w:qFormat="1"/>
+    <w:lsdException w:name="Quote" w:uiPriority="29" w:qFormat="1"/>
+    <w:lsdException w:name="Intense Quote" w:uiPriority="30" w:qFormat="1"/>
+    <w:lsdException w:name="Medium List 2 Accent 1" w:uiPriority="66"/>
+    <w:lsdException w:name="Medium Grid 1 Accent 1" w:uiPriority="67"/>
+    <w:lsdException w:name="Medium Grid 2 Accent 1" w:uiPriority="68"/>
+    <w:lsdException w:name="Medium Grid 3 Accent 1" w:uiPriority="69"/>
+    <w:lsdException w:name="Dark List Accent 1" w:uiPriority="70"/>
+    <w:lsdException w:name="Colorful Shading Accent 1" w:uiPriority="71"/>
+    <w:lsdException w:name="Colorful List Accent 1" w:uiPriority="72"/>
+    <w:lsdException w:name="Colorful Grid Accent 1" w:uiPriority="73"/>
+    <w:lsdException w:name="Light Shading Accent 2" w:uiPriority="60"/>
+    <w:lsdException w:name="Light List Accent 2" w:uiPriority="61"/>
+    <w:lsdException w:name="Light Grid Accent 2" w:uiPriority="62"/>
+    <w:lsdException w:name="Medium Shading 1 Accent 2" w:uiPriority="63"/>
+    <w:lsdException w:name="Medium Shading 2 Accent 2" w:uiPriority="64"/>
+    <w:lsdException w:name="Medium List 1 Accent 2" w:uiPriority="65"/>
+    <w:lsdException w:name="Medium List 2 Accent 2" w:uiPriority="66"/>
+    <w:lsdException w:name="Medium Grid 1 Accent 2" w:uiPriority="67"/>
+    <w:lsdException w:name="Medium Grid 2 Accent 2" w:uiPriority="68"/>
+    <w:lsdException w:name="Medium Grid 3 Accent 2" w:uiPriority="69"/>
+    <w:lsdException w:name="Dark List Accent 2" w:uiPriority="70"/>
+    <w:lsdException w:name="Colorful Shading Accent 2" w:uiPriority="71"/>
+    <w:lsdException w:name="Colorful List Accent 2" w:uiPriority="72"/>
+    <w:lsdException w:name="Colorful Grid Accent 2" w:uiPriority="73"/>
+    <w:lsdException w:name="Light Shading Accent 3" w:uiPriority="60"/>
+    <w:lsdException w:name="Light List Accent 3" w:uiPriority="61"/>
+    <w:lsdException w:name="Light Grid Accent 3" w:uiPriority="62"/>
+    <w:lsdException w:name="Medium Shading 1 Accent 3" w:uiPriority="63"/>
+    <w:lsdException w:name="Medium Shading 2 Accent 3" w:uiPriority="64"/>
+    <w:lsdException w:name="Medium List 1 Accent 3" w:uiPriority="65"/>
+    <w:lsdException w:name="Medium List 2 Accent 3" w:uiPriority="66"/>
+    <w:lsdException w:name="Medium Grid 1 Accent 3" w:uiPriority="67"/>
+    <w:lsdException w:name="Medium Grid 2 Accent 3" w:uiPriority="68"/>
+    <w:lsdException w:name="Medium Grid 3 Accent 3" w:uiPriority="69"/>
+    <w:lsdException w:name="Dark List Accent 3" w:uiPriority="70"/>
+    <w:lsdException w:name="Colorful Shading Accent 3" w:uiPriority="71"/>
+    <w:lsdException w:name="Colorful List Accent 3" w:uiPriority="72"/>
+    <w:lsdException w:name="Colorful Grid Accent 3" w:uiPriority="73"/>
+    <w:lsdException w:name="Light Shading Accent 4" w:uiPriority="60"/>
+    <w:lsdException w:name="Light List Accent 4" w:uiPriority="61"/>
+    <w:lsdException w:name="Light Grid Accent 4" w:uiPriority="62"/>
+    <w:lsdException w:name="Medium Shading 1 Accent 4" w:uiPriority="63"/>
+    <w:lsdException w:name="Medium Shading 2 Accent 4" w:uiPriority="64"/>
+    <w:lsdException w:name="Medium List 1 Accent 4" w:uiPriority="65"/>
+    <w:lsdException w:name="Medium List 2 Accent 4" w:uiPriority="66"/>
+    <w:lsdException w:name="Medium Grid 1 Accent 4" w:uiPriority="67"/>
+    <w:lsdException w:name="Medium Grid 2 Accent 4" w:uiPriority="68"/>
+    <w:lsdException w:name="Medium Grid 3 Accent 4" w:uiPriority="69"/>
+    <w:lsdException w:name="Dark List Accent 4" w:uiPriority="70"/>
+    <w:lsdException w:name="Colorful Shading Accent 4" w:uiPriority="71"/>
+    <w:lsdException w:name="Colorful List Accent 4" w:uiPriority="72"/>
+    <w:lsdException w:name="Colorful Grid Accent 4" w:uiPriority="73"/>
+    <w:lsdException w:name="Light Shading Accent 5" w:uiPriority="60"/>
+    <w:lsdException w:name="Light List Accent 5" w:uiPriority="61"/>
+    <w:lsdException w:name="Light Grid Accent 5" w:uiPriority="62"/>
+    <w:lsdException w:name="Medium Shading 1 Accent 5" w:uiPriority="63"/>
+    <w:lsdException w:name="Medium Shading 2 Accent 5" w:uiPriority="64"/>
+    <w:lsdException w:name="Medium List 1 Accent 5" w:uiPriority="65"/>
+    <w:lsdException w:name="Medium List 2 Accent 5" w:uiPriority="66"/>
+    <w:lsdException w:name="Medium Grid 1 Accent 5" w:uiPriority="67"/>
+    <w:lsdException w:name="Medium Grid 2 Accent 5" w:uiPriority="68"/>
+    <w:lsdException w:name="Medium Grid 3 Accent 5" w:uiPriority="69"/>
+    <w:lsdException w:name="Dark List Accent 5" w:uiPriority="70"/>
+    <w:lsdException w:name="Colorful Shading Accent 5" w:uiPriority="71"/>
+    <w:lsdException w:name="Colorful List Accent 5" w:uiPriority="72"/>
+    <w:lsdException w:name="Colorful Grid Accent 5" w:uiPriority="73"/>
+    <w:lsdException w:name="Light Shading Accent 6" w:uiPriority="60"/>
+    <w:lsdException w:name="Light List Accent 6" w:uiPriority="61"/>
+    <w:lsdException w:name="Light Grid Accent 6" w:uiPriority="62"/>
+    <w:lsdException w:name="Medium Shading 1 Accent 6" w:uiPriority="63"/>
+    <w:lsdException w:name="Medium Shading 2 Accent 6" w:uiPriority="64"/>
+    <w:lsdException w:name="Medium List 1 Accent 6" w:uiPriority="65"/>
+    <w:lsdException w:name="Medium List 2 Accent 6" w:uiPriority="66"/>
+    <w:lsdException w:name="Medium Grid 1 Accent 6" w:uiPriority="67"/>
+    <w:lsdException w:name="Medium Grid 2 Accent 6" w:uiPriority="68"/>
+    <w:lsdException w:name="Medium Grid 3 Accent 6" w:uiPriority="69"/>
+    <w:lsdException w:name="Dark List Accent 6" w:uiPriority="70"/>
+    <w:lsdException w:name="Colorful Shading Accent 6" w:uiPriority="71"/>
+    <w:lsdException w:name="Colorful List Accent 6" w:uiPriority="72"/>
+    <w:lsdException w:name="Colorful Grid Accent 6" w:uiPriority="73"/>
+    <w:lsdException w:name="Subtle Emphasis" w:uiPriority="19" w:qFormat="1"/>
+    <w:lsdException w:name="Intense Emphasis" w:uiPriority="21" w:qFormat="1"/>
+    <w:lsdException w:name="Subtle Reference" w:uiPriority="31" w:qFormat="1"/>
+    <w:lsdException w:name="Intense Reference" w:uiPriority="32" w:qFormat="1"/>
+    <w:lsdException w:name="Book Title" w:uiPriority="33" w:qFormat="1"/>
+    <w:lsdException w:name="Bibliography" w:semiHidden="1" w:uiPriority="37" w:unhideWhenUsed="1"/>
+    <w:lsdException w:name="TOC Heading" w:semiHidden="1" w:uiPriority="39" w:unhideWhenUsed="1" w:qFormat="1"/>
+    <w:lsdException w:name="Plain Table 1" w:uiPriority="41"/>
+    <w:lsdException w:name="Plain Table 2" w:uiPriority="42"/>
+    <w:lsdException w:name="Plain Table 3" w:uiPriority="43"/>
+    <w:lsdException w:name="Plain Table 4" w:uiPriority="44"/>
+    <w:lsdException w:name="Plain Table 5" w:uiPriority="45"/>
+    <w:lsdException w:name="Grid Table Light" w:uiPriority="40"/>
+    <w:lsdException w:name="Grid Table 1 Light" w:uiPriority="46"/>
+    <w:lsdException w:name="Grid Table 2" w:uiPriority="47"/>
+    <w:lsdException w:name="Grid Table 3" w:uiPriority="48"/>
+    <w:lsdException w:name="Grid Table 4" w:uiPriority="49"/>
+    <w:lsdException w:name="Grid Table 5 Dark" w:uiPriority="50"/>
+    <w:lsdException w:name="Grid Table 6 Colorful" w:uiPriority="51"/>
+    <w:lsdException w:name="Grid Table 7 Colorful" w:uiPriority="52"/>
+    <w:lsdException w:name="Grid Table 1 Light Accent 1" w:uiPriority="46"/>
+    <w:lsdException w:name="Grid Table 2 Accent 1" w:uiPriority="47"/>
+    <w:lsdException w:name="Grid Table 3 Accent 1" w:uiPriority="48"/>
+    <w:lsdException w:name="Grid Table 4 Accent 1" w:uiPriority="49"/>
+    <w:lsdException w:name="Grid Table 5 Dark Accent 1" w:uiPriority="50"/>
+    <w:lsdException w:name="Grid Table 6 Colorful Accent 1" w:uiPriority="51"/>
+    <w:lsdException w:name="Grid Table 7 Colorful Accent 1" w:uiPriority="52"/>
+    <w:lsdException w:name="Grid Table 1 Light Accent 2" w:uiPriority="46"/>
+    <w:lsdException w:name="Grid Table 2 Accent 2" w:uiPriority="47"/>
+    <w:lsdException w:name="Grid Table 3 Accent 2" w:uiPriority="48"/>
+    <w:lsdException w:name="Grid Table 4 Accent 2" w:uiPriority="49"/>
+    <w:lsdException w:name="Grid Table 5 Dark Accent 2" w:uiPriority="50"/>
+    <w:lsdException w:name="Grid Table 6 Colorful Accent 2" w:uiPriority="51"/>
+    <w:lsdException w:name="Grid Table 7 Colorful Accent 2" w:uiPriority="52"/>
+    <w:lsdException w:name="Grid Table 1 Light Accent 3" w:uiPriority="46"/>
+    <w:lsdException w:name="Grid Table 2 Accent 3" w:uiPriority="47"/>
+    <w:lsdException w:name="Grid Table 3 Accent 3" w:uiPriority="48"/>
+    <w:lsdException w:name="Grid Table 4 Accent 3" w:uiPriority="49"/>
+    <w:lsdException w:name="Grid Table 5 Dark Accent 3" w:uiPriority="50"/>
+    <w:lsdException w:name="Grid Table 6 Colorful Accent 3" w:uiPriority="51"/>
+    <w:lsdException w:name="Grid Table 7 Colorful Accent 3" w:uiPriority="52"/>
+    <w:lsdException w:name="Grid Table 1 Light Accent 4" w:uiPriority="46"/>
+    <w:lsdException w:name="Grid Table 2 Accent 4" w:uiPriority="47"/>
+    <w:lsdException w:name="Grid Table 3 Accent 4" w:uiPriority="48"/>
+    <w:lsdException w:name="Grid Table 4 Accent 4" w:uiPriority="49"/>
+    <w:lsdException w:name="Grid Table 5 Dark Accent 4" w:uiPriority="50"/>
+    <w:lsdException w:name="Grid Table 6 Colorful Accent 4" w:uiPriority="51"/>
+    <w:lsdException w:name="Grid Table 7 Colorful Accent 4" w:uiPriority="52"/>
+    <w:lsdException w:name="Grid Table 1 Light Accent 5" w:uiPriority="46"/>
+    <w:lsdException w:name="Grid Table 2 Accent 5" w:uiPriority="47"/>
+    <w:lsdException w:name="Grid Table 3 Accent 5" w:uiPriority="48"/>
+    <w:lsdException w:name="Grid Table 4 Accent 5" w:uiPriority="49"/>
+    <w:lsdException w:name="Grid Table 5 Dark Accent 5" w:uiPriority="50"/>
+    <w:lsdException w:name="Grid Table 6 Colorful Accent 5" w:uiPriority="51"/>
+    <w:lsdException w:name="Grid Table 7 Colorful Accent 5" w:uiPriority="52"/>
+    <w:lsdException w:name="Grid Table 1 Light Accent 6" w:uiPriority="46"/>
+    <w:lsdException w:name="Grid Table 2 Accent 6" w:uiPriority="47"/>
+    <w:lsdException w:name="Grid Table 3 Accent 6" w:uiPriority="48"/>
+    <w:lsdException w:name="Grid Table 4 Accent 6" w:uiPriority="49"/>
+    <w:lsdException w:name="Grid Table 5 Dark Accent 6" w:uiPriority="50"/>
+    <w:lsdException w:name="Grid Table 6 Colorful Accent 6" w:uiPriority="51"/>
+    <w:lsdException w:name="Grid Table 7 Colorful Accent 6" w:uiPriority="52"/>
+    <w:lsdException w:name="List Table 1 Light" w:uiPriority="46"/>
+    <w:lsdException w:name="List Table 2" w:uiPriority="47"/>
+    <w:lsdException w:name="List Table 3" w:uiPriority="48"/>
+    <w:lsdException w:name="List Table 4" w:uiPriority="49"/>
+    <w:lsdException w:name="List Table 5 Dark" w:uiPriority="50"/>
+    <w:lsdException w:name="List Table 6 Colorful" w:uiPriority="51"/>
+    <w:lsdException w:name="List Table 7 Colorful" w:uiPriority="52"/>
+    <w:lsdException w:name="List Table 1 Light Accent 1" w:uiPriority="46"/>
+    <w:lsdException w:name="List Table 2 Accent 1" w:uiPriority="47"/>
+    <w:lsdException w:name="List Table 3 Accent 1" w:uiPriority="48"/>
+    <w:lsdException w:name="List Table 4 Accent 1" w:uiPriority="49"/>
+    <w:lsdException w:name="List Table 5 Dark Accent 1" w:uiPriority="50"/>
+    <w:lsdException w:name="List Table 6 Colorful Accent 1" w:uiPriority="51"/>
+    <w:lsdException w:name="List Table 7 Colorful Accent 1" w:uiPriority="52"/>
+    <w:lsdException w:name="List Table 1 Light Accent 2" w:uiPriority="46"/>
+    <w:lsdException w:name="List Table 2 Accent 2" w:uiPriority="47"/>
+    <w:lsdException w:name="List Table 3 Accent 2" w:uiPriority="48"/>
+    <w:lsdException w:name="List Table 4 Accent 2" w:uiPriority="49"/>
+    <w:lsdException w:name="List Table 5 Dark Accent 2" w:uiPriority="50"/>
+    <w:lsdException w:name="List Table 6 Colorful Accent 2" w:uiPriority="51"/>
+    <w:lsdException w:name="List Table 7 Colorful Accent 2" w:uiPriority="52"/>
+    <w:lsdException w:name="List Table 1 Light Accent 3" w:uiPriority="46"/>
+    <w:lsdException w:name="List Table 2 Accent 3" w:uiPriority="47"/>
+    <w:lsdException w:name="List Table 3 Accent 3" w:uiPriority="48"/>
+    <w:lsdException w:name="List Table 4 Accent 3" w:uiPriority="49"/>
+    <w:lsdException w:name="List Table 5 Dark Accent 3" w:uiPriority="50"/>
+    <w:lsdException w:name="List Table 6 Colorful Accent 3" w:uiPriority="51"/>
+    <w:lsdException w:name="List Table 7 Colorful Accent 3" w:uiPriority="52"/>
+    <w:lsdException w:name="List Table 1 Light Accent 4" w:uiPriority="46"/>
+    <w:lsdException w:name="List Table 2 Accent 4" w:uiPriority="47"/>
+    <w:lsdException w:name="List Table 3 Accent 4" w:uiPriority="48"/>
+    <w:lsdException w:name="List Table 4 Accent 4" w:uiPriority="49"/>
+    <w:lsdException w:name="List Table 5 Dark Accent 4" w:uiPriority="50"/>
+    <w:lsdException w:name="List Table 6 Colorful Accent 4" w:uiPriority="51"/>
+    <w:lsdException w:name="List Table 7 Colorful Accent 4" w:uiPriority="52"/>
+    <w:lsdException w:name="List Table 1 Light Accent 5" w:uiPriority="46"/>
+    <w:lsdException w:name="List Table 2 Accent 5" w:uiPriority="47"/>
+    <w:lsdException w:name="List Table 3 Accent 5" w:uiPriority="48"/>
+    <w:lsdException w:name="List Table 4 Accent 5" w:uiPriority="49"/>
+    <w:lsdException w:name="List Table 5 Dark Accent 5" w:uiPriority="50"/>
+    <w:lsdException w:name="List Table 6 Colorful Accent 5" w:uiPriority="51"/>
+    <w:lsdException w:name="List Table 7 Colorful Accent 5" w:uiPriority="52"/>
+    <w:lsdException w:name="List Table 1 Light Accent 6" w:uiPriority="46"/>
+    <w:lsdException w:name="List Table 2 Accent 6" w:uiPriority="47"/>
+    <w:lsdException w:name="List Table 3 Accent 6" w:uiPriority="48"/>
+    <w:lsdException w:name="List Table 4 Accent 6" w:uiPriority="49"/>
+    <w:lsdException w:name="List Table 5 Dark Accent 6" w:uiPriority="50"/>
+    <w:lsdException w:name="List Table 6 Colorful Accent 6" w:uiPriority="51"/>
+    <w:lsdException w:name="List Table 7 Colorful Accent 6" w:uiPriority="52"/>
+  </w:latentStyles>
+  <w:style w:type="paragraph" w:default="1" w:styleId="Normal">
+    <w:name w:val="Normal"/>
+    <w:qFormat/>
+  </w:style>
+  <w:style w:type="character" w:default="1" w:styleId="DefaultParagraphFont">
+    <w:name w:val="Default Paragraph Font"/>
+    <w:uiPriority w:val="1"/>
+    <w:semiHidden/>
+    <w:unhideWhenUsed/>
+  </w:style>
+  <w:style w:type="table" w:default="1" w:styleId="TableNormal">
+    <w:name w:val="Normal Table"/>
+    <w:uiPriority w:val="99"/>
+    <w:semiHidden/>
+    <w:unhideWhenUsed/>
+    <w:tblPr>
+      <w:tblInd w:w="0" w:type="dxa"/>
+      <w:tblCellMar>
+        <w:top w:w="0" w:type="dxa"/>
+        <w:left w:w="108" w:type="dxa"/>
+        <w:bottom w:w="0" w:type="dxa"/>
+        <w:right w:w="108" w:type="dxa"/>
+      </w:tblCellMar>
+    </w:tblPr>
+  </w:style>
+  <w:style w:type="numbering" w:default="1" w:styleId="NoList">
+    <w:name w:val="No List"/>
+    <w:uiPriority w:val="99"/>
+    <w:semiHidden/>
+    <w:unhideWhenUsed/>
+  </w:style>
+</w:styles>
+</file>
+
+<file path=word/theme/theme1.xml><?xml version="1.0" encoding="utf-8"?>
+<a:theme xmlns:a="http://schemas.openxmlformats.org/drawingml/2006/main" name="Office Theme">
+  <a:themeElements>
+    <a:clrScheme name="Office">
+      <a:dk1>
+        <a:sysClr val="windowText" lastClr="000000"/>
+      </a:dk1>
+      <a:lt1>
+        <a:sysClr val="window" lastClr="FFFFFF"/>
+      </a:lt1>
+      <a:dk2>
+        <a:srgbClr val="44546A"/>
+      </a:dk2>
+      <a:lt2>
+        <a:srgbClr val="E7E6E6"/>
+      </a:lt2>
+      <a:accent1>
+        <a:srgbClr val="5B9BD5"/>
+      </a:accent1>
+      <a:accent2>
+        <a:srgbClr val="ED7D31"/>
+      </a:accent2>
+      <a:accent3>
+        <a:srgbClr val="A5A5A5"/>
+      </a:accent3>
+      <a:accent4>
+        <a:srgbClr val="FFC000"/>
+      </a:accent4>
+      <a:accent5>
+        <a:srgbClr val="4472C4"/>
+      </a:accent5>
+      <a:accent6>
+        <a:srgbClr val="70AD47"/>
+      </a:accent6>
+      <a:hlink>
+        <a:srgbClr val="0563C1"/>
+      </a:hlink>
+      <a:folHlink>
+        <a:srgbClr val="954F72"/>
+      </a:folHlink>
+    </a:clrScheme>
+    <a:fontScheme name="Office">
+      <a:majorFont>
+        <a:latin typeface="Calibri Light" panose="020F0302020204030204"/>
+        <a:ea typeface=""/>
+        <a:cs typeface=""/>
+        <a:font script="Jpan" typeface="ＭＳ ゴシック"/>
+        <a:font script="Hang" typeface="맑은 고딕"/>
+        <a:font script="Hans" typeface="宋体"/>
+        <a:font script="Hant" typeface="新細明體"/>
+        <a:font script="Arab" typeface="Times New Roman"/>
+        <a:font script="Hebr" typeface="Times New Roman"/>
+        <a:font script="Thai" typeface="Angsana New"/>
+        <a:font script="Ethi" typeface="Nyala"/>
+        <a:font script="Beng" typeface="Vrinda"/>
+        <a:font script="Gujr" typeface="Shruti"/>
+        <a:font script="Khmr" typeface="MoolBoran"/>
+        <a:font script="Knda" typeface="Tunga"/>
+        <a:font script="Guru" typeface="Raavi"/>
+        <a:font script="Cans" typeface="Euphemia"/>
+        <a:font script="Cher" typeface="Plantagenet Cherokee"/>
+        <a:font script="Yiii" typeface="Microsoft Yi Baiti"/>
+        <a:font script="Tibt" typeface="Microsoft Himalaya"/>
+        <a:font script="Thaa" typeface="MV Boli"/>
+        <a:font script="Deva" typeface="Mangal"/>
+        <a:font script="Telu" typeface="Gautami"/>
+        <a:font script="Taml" typeface="Latha"/>
+        <a:font script="Syrc" typeface="Estrangelo Edessa"/>
+        <a:font script="Orya" typeface="Kalinga"/>
+        <a:font script="Mlym" typeface="Kartika"/>
+        <a:font script="Laoo" typeface="DokChampa"/>
+        <a:font script="Sinh" typeface="Iskoola Pota"/>
+        <a:font script="Mong" typeface="Mongolian Baiti"/>
+        <a:font script="Viet" typeface="Times New Roman"/>
+        <a:font script="Uigh" typeface="Microsoft Uighur"/>
+        <a:font script="Geor" typeface="Sylfaen"/>
+      </a:majorFont>
+      <a:minorFont>
+        <a:latin typeface="Calibri" panose="020F0502020204030204"/>
+        <a:ea typeface=""/>
+        <a:cs typeface=""/>
+        <a:font script="Jpan" typeface="ＭＳ 明朝"/>
+        <a:font script="Hang" typeface="맑은 고딕"/>
+        <a:font script="Hans" typeface="宋体"/>
+        <a:font script="Hant" typeface="新細明體"/>
+        <a:font script="Arab" typeface="Arial"/>
+        <a:font script="Hebr" typeface="Arial"/>
+        <a:font script="Thai" typeface="Cordia New"/>
+        <a:font script="Ethi" typeface="Nyala"/>
+        <a:font script="Beng" typeface="Vrinda"/>
+        <a:font script="Gujr" typeface="Shruti"/>
+        <a:font script="Khmr" typeface="DaunPenh"/>
+        <a:font script="Knda" typeface="Tunga"/>
+        <a:font script="Guru" typeface="Raavi"/>
+        <a:font script="Cans" typeface="Euphemia"/>
+        <a:font script="Cher" typeface="Plantagenet Cherokee"/>
+        <a:font script="Yiii" typeface="Microsoft Yi Baiti"/>
+        <a:font script="Tibt" typeface="Microsoft Himalaya"/>
+        <a:font script="Thaa" typeface="MV Boli"/>
+        <a:font script="Deva" typeface="Mangal"/>
+        <a:font script="Telu" typeface="Gautami"/>
+        <a:font script="Taml" typeface="Latha"/>
+        <a:font script="Syrc" typeface="Estrangelo Edessa"/>
+        <a:font script="Orya" typeface="Kalinga"/>
+        <a:font script="Mlym" typeface="Kartika"/>
+        <a:font script="Laoo" typeface="DokChampa"/>
+        <a:font script="Sinh" typeface="Iskoola Pota"/>
+        <a:font script="Mong" typeface="Mongolian Baiti"/>
+        <a:font script="Viet" typeface="Arial"/>
+        <a:font script="Uigh" typeface="Microsoft Uighur"/>
+        <a:font script="Geor" typeface="Sylfaen"/>
+      </a:minorFont>
+    </a:fontScheme>
+    <a:fmtScheme name="Office">
+      <a:fillStyleLst>
+        <a:solidFill>
+          <a:schemeClr val="phClr"/>
+        </a:solidFill>
+        <a:gradFill rotWithShape="1">
+          <a:gsLst>
+            <a:gs pos="0">
+              <a:schemeClr val="phClr">
+                <a:lumMod val="110000"/>
+                <a:satMod val="105000"/>
+                <a:tint val="67000"/>
+              </a:schemeClr>
+            </a:gs>
+            <a:gs pos="50000">
+              <a:schemeClr val="phClr">
+                <a:lumMod val="105000"/>
+                <a:satMod val="103000"/>
+                <a:tint val="73000"/>
+              </a:schemeClr>
+            </a:gs>
+            <a:gs pos="100000">
+              <a:schemeClr val="phClr">
+                <a:lumMod val="105000"/>
+                <a:satMod val="109000"/>
+                <a:tint val="81000"/>
+              </a:schemeClr>
+            </a:gs>
+          </a:gsLst>
+          <a:lin ang="5400000" scaled="0"/>
+        </a:gradFill>
+        <a:gradFill rotWithShape="1">
+          <a:gsLst>
+            <a:gs pos="0">
+              <a:schemeClr val="phClr">
+                <a:satMod val="103000"/>
+                <a:lumMod val="102000"/>
+                <a:tint val="94000"/>
+              </a:schemeClr>
+            </a:gs>
+            <a:gs pos="50000">
+              <a:schemeClr val="phClr">
+                <a:satMod val="110000"/>
+                <a:lumMod val="100000"/>
+                <a:shade val="100000"/>
+              </a:schemeClr>
+            </a:gs>
+            <a:gs pos="100000">
+              <a:schemeClr val="phClr">
+                <a:lumMod val="99000"/>
+                <a:satMod val="120000"/>
+                <a:shade val="78000"/>
+              </a:schemeClr>
+            </a:gs>
+          </a:gsLst>
+          <a:lin ang="5400000" scaled="0"/>
+        </a:gradFill>
+      </a:fillStyleLst>
+      <a:lnStyleLst>
+        <a:ln w="6350" cap="flat" cmpd="sng" algn="ctr">
+          <a:solidFill>
+            <a:schemeClr val="phClr"/>
+          </a:solidFill>
+          <a:prstDash val="solid"/>
+          <a:miter lim="800000"/>
+        </a:ln>
+        <a:ln w="12700" cap="flat" cmpd="sng" algn="ctr">
+          <a:solidFill>
+            <a:schemeClr val="phClr"/>
+          </a:solidFill>
+          <a:prstDash val="solid"/>
+          <a:miter lim="800000"/>
+        </a:ln>
+        <a:ln w="19050" cap="flat" cmpd="sng" algn="ctr">
+          <a:solidFill>
+            <a:schemeClr val="phClr"/>
+          </a:solidFill>
+          <a:prstDash val="solid"/>
+          <a:miter lim="800000"/>
+        </a:ln>
+      </a:lnStyleLst>
+      <a:effectStyleLst>
+        <a:effectStyle>
+          <a:effectLst/>
+        </a:effectStyle>
+        <a:effectStyle>
+          <a:effectLst/>
+        </a:effectStyle>
+        <a:effectStyle>
+          <a:effectLst>
+            <a:outerShdw blurRad="57150" dist="19050" dir="5400000" algn="ctr" rotWithShape="0">
+              <a:srgbClr val="000000">
+                <a:alpha val="63000"/>
+              </a:srgbClr>
+            </a:outerShdw>
+          </a:effectLst>
+        </a:effectStyle>
+      </a:effectStyleLst>
+      <a:bgFillStyleLst>
+        <a:solidFill>
+          <a:schemeClr val="phClr"/>
+        </a:solidFill>
+        <a:solidFill>
+          <a:schemeClr val="phClr">
+            <a:tint val="95000"/>
+            <a:satMod val="170000"/>
+          </a:schemeClr>
+        </a:solidFill>
+        <a:gradFill rotWithShape="1">
+          <a:gsLst>
+            <a:gs pos="0">
+              <a:schemeClr val="phClr">
+                <a:tint val="93000"/>
+                <a:satMod val="150000"/>
+                <a:shade val="98000"/>
+                <a:lumMod val="102000"/>
+              </a:schemeClr>
+            </a:gs>
+            <a:gs pos="50000">
+              <a:schemeClr val="phClr">
+                <a:tint val="98000"/>
+                <a:satMod val="130000"/>
+                <a:shade val="90000"/>
+                <a:lumMod val="103000"/>
+              </a:schemeClr>
+            </a:gs>
+            <a:gs pos="100000">
+              <a:schemeClr val="phClr">
+                <a:shade val="63000"/>
+                <a:satMod val="120000"/>
+              </a:schemeClr>
+            </a:gs>
+          </a:gsLst>
+          <a:lin ang="5400000" scaled="0"/>
+        </a:gradFill>
+      </a:bgFillStyleLst>
+    </a:fmtScheme>
+  </a:themeElements>
+  <a:objectDefaults/>
+  <a:extraClrSchemeLst/>
+  <a:extLst>
+    <a:ext uri="{05A4C25C-085E-4340-85A3-A5531E510DB2}">
+      <thm15:themeFamily xmlns:thm15="http://schemas.microsoft.com/office/thememl/2012/main" name="Office Theme" id="{62F939B6-93AF-4DB8-9C6B-D6C7DFDC589F}" vid="{4A3C46E8-61CC-4603-A589-7422A47A8E4A}"/>
+    </a:ext>
+  </a:extLst>
+</a:theme>
 </file>